--- a/flow/20230927_hours/triodion-lent/тиждень-1/1-7.docx
+++ b/flow/20230927_hours/triodion-lent/тиждень-1/1-7.docx
@@ -69,59 +69,68 @@
     </w:p>
     <w:p>
       <w:pPr>
-        <w:spacing w:line="240" w:lineRule="auto"/>
-        <w:rPr>
-          <w:rFonts w:ascii="Times New Roman" w:hAnsi="Times New Roman"/>
-          <w:sz w:val="24"/>
-        </w:rPr>
-      </w:pPr>
-      <w:r>
-        <w:rPr>
-          <w:rFonts w:ascii="Times New Roman" w:hAnsi="Times New Roman"/>
-          <w:i/>
-          <w:color w:val="FF0000"/>
-          <w:sz w:val="24"/>
-        </w:rPr>
-        <w:t xml:space="preserve">Вірні: </w:t>
-      </w:r>
-      <w:r>
-        <w:rPr>
-          <w:rFonts w:ascii="Times New Roman" w:hAnsi="Times New Roman"/>
-          <w:sz w:val="24"/>
-        </w:rPr>
-        <w:t>Амінь. Слава тобі, Боже наш, слава тобі.</w:t>
-      </w:r>
-    </w:p>
-    <w:p>
-      <w:pPr>
-        <w:spacing w:line="240" w:lineRule="auto"/>
-        <w:rPr>
-          <w:rFonts w:ascii="Times New Roman" w:hAnsi="Times New Roman"/>
-          <w:sz w:val="24"/>
-        </w:rPr>
-      </w:pPr>
-      <w:r>
-        <w:rPr>
-          <w:rFonts w:ascii="Times New Roman" w:hAnsi="Times New Roman"/>
-          <w:sz w:val="24"/>
-        </w:rPr>
-        <w:t>Царю небесний, утішителю, Душе істини,* що всюди єси і все наповняєш,* скарбе дібр і життя подателю,* прийди і вселися в нас,* і очисти нас від усякої скверни,* і спаси, Благий, душі наші.</w:t>
-      </w:r>
-    </w:p>
-    <w:p>
-      <w:pPr>
-        <w:spacing w:line="240" w:lineRule="auto"/>
-        <w:rPr>
-          <w:rFonts w:ascii="Times New Roman" w:hAnsi="Times New Roman"/>
-          <w:sz w:val="24"/>
-        </w:rPr>
-      </w:pPr>
-      <w:r>
-        <w:rPr>
-          <w:rFonts w:ascii="Times New Roman" w:hAnsi="Times New Roman"/>
-          <w:sz w:val="24"/>
-        </w:rPr>
-        <w:t xml:space="preserve">Святий Боже, святий Кріпкий, святий Безсмертний, помилуй нас </w:t>
+        <w:spacing w:after="120"/>
+      </w:pPr>
+      <w:r>
+        <w:rPr>
+          <w:rFonts w:ascii="Times New Roman" w:hAnsi="Times New Roman"/>
+          <w:i/>
+          <w:color w:val="FF0000"/>
+          <w:sz w:val="24"/>
+        </w:rPr>
+        <w:t>Вірні:</w:t>
+      </w:r>
+      <w:r>
+        <w:rPr>
+          <w:rFonts w:ascii="Times New Roman" w:hAnsi="Times New Roman"/>
+          <w:color w:val="FF0000"/>
+          <w:sz w:val="24"/>
+        </w:rPr>
+        <w:t xml:space="preserve"> </w:t>
+      </w:r>
+      <w:r>
+        <w:rPr>
+          <w:rFonts w:ascii="Times New Roman" w:hAnsi="Times New Roman"/>
+          <w:sz w:val="24"/>
+        </w:rPr>
+        <w:t>Амі́нь.</w:t>
+      </w:r>
+    </w:p>
+    <w:p>
+      <w:pPr>
+        <w:spacing w:after="120"/>
+      </w:pPr>
+      <w:r>
+        <w:rPr>
+          <w:rFonts w:ascii="Times New Roman" w:hAnsi="Times New Roman"/>
+          <w:sz w:val="24"/>
+        </w:rPr>
+        <w:t>Сла́ва Тобі́, Бо́же наш, сла́ва Тобі́.</w:t>
+      </w:r>
+    </w:p>
+    <w:p>
+      <w:pPr>
+        <w:spacing w:after="120"/>
+      </w:pPr>
+      <w:r>
+        <w:rPr>
+          <w:rFonts w:ascii="Times New Roman" w:hAnsi="Times New Roman"/>
+          <w:sz w:val="24"/>
+        </w:rPr>
+        <w:t>Ца́рю небе́сний, утіши́телю, Ду́ше íстини,* що всю́ди єси́ і все наповня́єш,* скарбни́це благ і життя́ пода́телю,* прийди́, і всели́ся в нас,* і очи́сти нас від уся́кої скве́рни,* і спаси́, благи́й, ду́ші на́ші.</w:t>
+      </w:r>
+    </w:p>
+    <w:p>
+      <w:pPr>
+        <w:spacing w:after="120"/>
+        <w:jc w:val="both"/>
+      </w:pPr>
+      <w:r>
+        <w:rPr>
+          <w:rFonts w:ascii="Times New Roman" w:hAnsi="Times New Roman"/>
+          <w:sz w:val="24"/>
+        </w:rPr>
+        <w:t xml:space="preserve">Святий Боже, святий Кріпкий, святий Безсмертний, помилуй нас. </w:t>
       </w:r>
       <w:r>
         <w:rPr>
@@ -132,28 +141,225 @@
         </w:rPr>
         <w:t>(3 р.)</w:t>
       </w:r>
-      <w:r>
-        <w:rPr>
-          <w:rFonts w:ascii="Times New Roman" w:hAnsi="Times New Roman"/>
+    </w:p>
+    <w:p>
+      <w:pPr>
+        <w:spacing w:line="240" w:lineRule="auto"/>
+        <w:rPr>
+          <w:rFonts w:ascii="Times New Roman" w:hAnsi="Times New Roman"/>
+          <w:sz w:val="24"/>
+        </w:rPr>
+      </w:pPr>
+      <w:r>
+        <w:rPr>
+          <w:rFonts w:ascii="Times New Roman" w:hAnsi="Times New Roman"/>
+          <w:sz w:val="24"/>
+        </w:rPr>
+        <w:t xml:space="preserve">Слава Отцю, і Сину, і Святому Духові,* і нині, і повсякчас, і на віки </w:t>
+      </w:r>
+      <w:r>
+        <w:rPr>
+          <w:rFonts w:ascii="Times New Roman" w:hAnsi="Times New Roman"/>
+          <w:sz w:val="24"/>
+        </w:rPr>
+        <w:t>віків.</w:t>
+      </w:r>
+      <w:r>
+        <w:rPr>
+          <w:rFonts w:ascii="Times New Roman" w:hAnsi="Times New Roman"/>
+          <w:sz w:val="24"/>
+        </w:rPr>
+        <w:t xml:space="preserve"> Амінь.</w:t>
+      </w:r>
+    </w:p>
+    <w:p>
+      <w:pPr>
+        <w:spacing w:line="240" w:lineRule="auto"/>
+        <w:rPr>
+          <w:rFonts w:ascii="Times New Roman" w:hAnsi="Times New Roman"/>
+          <w:sz w:val="24"/>
+        </w:rPr>
+      </w:pPr>
+      <w:r>
+        <w:rPr>
+          <w:rFonts w:ascii="Times New Roman" w:hAnsi="Times New Roman"/>
+          <w:sz w:val="24"/>
+        </w:rPr>
+        <w:t>Пресвята Тройце, помилуй нас;* Господи, очисти гріхи наші;* Владико, прости беззаконня наші;* Святий, завітай і зціли немочі наші імени твого ради.</w:t>
+      </w:r>
+    </w:p>
+    <w:p>
+      <w:pPr>
+        <w:spacing w:after="120"/>
+        <w:jc w:val="both"/>
+      </w:pPr>
+      <w:r>
+        <w:rPr>
+          <w:rFonts w:ascii="Times New Roman" w:hAnsi="Times New Roman"/>
+          <w:sz w:val="24"/>
+        </w:rPr>
+        <w:t xml:space="preserve">Господи, помилуй. </w:t>
+      </w:r>
+      <w:r>
+        <w:rPr>
+          <w:rFonts w:ascii="Times New Roman" w:hAnsi="Times New Roman"/>
+          <w:i/>
+          <w:color w:val="FF0000"/>
+          <w:sz w:val="24"/>
+        </w:rPr>
+        <w:t>(3 р.)</w:t>
+      </w:r>
+    </w:p>
+    <w:p>
+      <w:pPr>
+        <w:spacing w:line="240" w:lineRule="auto"/>
+        <w:rPr>
+          <w:rFonts w:ascii="Times New Roman" w:hAnsi="Times New Roman"/>
+          <w:sz w:val="24"/>
+        </w:rPr>
+      </w:pPr>
+      <w:r>
+        <w:rPr>
+          <w:rFonts w:ascii="Times New Roman" w:hAnsi="Times New Roman"/>
+          <w:sz w:val="24"/>
+        </w:rPr>
+        <w:t xml:space="preserve">Слава Отцю, і Сину, і Святому Духові* і нині, і повсякчас, і на віки </w:t>
+      </w:r>
+      <w:r>
+        <w:rPr>
+          <w:rFonts w:ascii="Times New Roman" w:hAnsi="Times New Roman"/>
+          <w:sz w:val="24"/>
+        </w:rPr>
+        <w:t>віків.</w:t>
+      </w:r>
+      <w:r>
+        <w:rPr>
+          <w:rFonts w:ascii="Times New Roman" w:hAnsi="Times New Roman"/>
+          <w:sz w:val="24"/>
+        </w:rPr>
+        <w:t xml:space="preserve"> Амінь.</w:t>
+      </w:r>
+    </w:p>
+    <w:p>
+      <w:pPr>
+        <w:spacing w:line="240" w:lineRule="auto"/>
+        <w:rPr>
+          <w:rFonts w:ascii="Times New Roman" w:hAnsi="Times New Roman"/>
+          <w:sz w:val="24"/>
+        </w:rPr>
+      </w:pPr>
+      <w:r>
+        <w:rPr>
+          <w:rFonts w:ascii="Times New Roman" w:hAnsi="Times New Roman"/>
+          <w:sz w:val="24"/>
+        </w:rPr>
+        <w:t>Отче наш, що єси на небесах,* нехай святиться ім’я твоє,* нехай прийде царство твоє,* нехай буде воля твоя, як на небі, так і на землі.* Хліб наш насущний дай нам сьогодні,* і прости нам провини наші,* як і ми прощаємо винуватцям нашим,* і не введи нас у спокусу,* але визволи нас від лукавого.</w:t>
+      </w:r>
+    </w:p>
+    <w:p>
+      <w:pPr>
+        <w:spacing w:after="120"/>
+        <w:jc w:val="both"/>
+      </w:pPr>
+      <w:r>
+        <w:rPr>
+          <w:rFonts w:ascii="Times New Roman" w:hAnsi="Times New Roman"/>
+          <w:i/>
+          <w:color w:val="FF0000"/>
+          <w:sz w:val="24"/>
+        </w:rPr>
+        <w:t>Священник:</w:t>
+      </w:r>
+      <w:r>
+        <w:rPr>
+          <w:rFonts w:ascii="Times New Roman" w:hAnsi="Times New Roman"/>
+          <w:sz w:val="24"/>
+        </w:rPr>
+        <w:t xml:space="preserve"> Бо Твоє є царство, і сила, і слава, Отця, і Сина, і Святого Духа, нині, і повсякчас, і на віки віків.</w:t>
+      </w:r>
+    </w:p>
+    <w:p>
+      <w:pPr>
+        <w:spacing w:after="120"/>
+        <w:jc w:val="both"/>
+      </w:pPr>
+      <w:r>
+        <w:rPr>
+          <w:rFonts w:ascii="Times New Roman" w:hAnsi="Times New Roman"/>
+          <w:i/>
+          <w:color w:val="FF0000"/>
+          <w:sz w:val="24"/>
+        </w:rPr>
+        <w:t>Вірні:</w:t>
+      </w:r>
+      <w:r>
+        <w:rPr>
+          <w:rFonts w:ascii="Times New Roman" w:hAnsi="Times New Roman"/>
+          <w:color w:val="FF0000"/>
+          <w:sz w:val="24"/>
+        </w:rPr>
+        <w:t xml:space="preserve"> </w:t>
+      </w:r>
+      <w:r>
+        <w:rPr>
+          <w:rFonts w:ascii="Times New Roman" w:hAnsi="Times New Roman"/>
+          <w:sz w:val="24"/>
+        </w:rPr>
+        <w:t>Амінь. Господи, помилуй</w:t>
+      </w:r>
+      <w:r>
+        <w:rPr>
+          <w:rFonts w:ascii="Times New Roman" w:hAnsi="Times New Roman"/>
+          <w:i/>
           <w:sz w:val="24"/>
         </w:rPr>
         <w:t>.</w:t>
       </w:r>
-    </w:p>
-    <w:p>
-      <w:pPr>
-        <w:spacing w:line="240" w:lineRule="auto"/>
-        <w:rPr>
-          <w:rFonts w:ascii="Times New Roman" w:hAnsi="Times New Roman"/>
-          <w:sz w:val="24"/>
-        </w:rPr>
-      </w:pPr>
-      <w:r>
-        <w:rPr>
-          <w:rFonts w:ascii="Times New Roman" w:hAnsi="Times New Roman"/>
-          <w:sz w:val="24"/>
-        </w:rPr>
-        <w:t xml:space="preserve">Слава Отцю, і Сину, і Святому Духові,* і нині, і повсякчас, і на віки </w:t>
+      <w:r>
+        <w:rPr>
+          <w:rFonts w:ascii="Times New Roman" w:hAnsi="Times New Roman"/>
+          <w:sz w:val="24"/>
+        </w:rPr>
+        <w:t xml:space="preserve"> </w:t>
+      </w:r>
+      <w:r>
+        <w:rPr>
+          <w:rFonts w:ascii="Times New Roman" w:hAnsi="Times New Roman"/>
+          <w:i/>
+          <w:color w:val="FF0000"/>
+          <w:sz w:val="24"/>
+        </w:rPr>
+        <w:t>(12 р.)</w:t>
+      </w:r>
+    </w:p>
+    <w:p>
+      <w:pPr>
+        <w:spacing w:line="240" w:lineRule="auto"/>
+        <w:rPr>
+          <w:rFonts w:ascii="Times New Roman" w:hAnsi="Times New Roman"/>
+          <w:sz w:val="24"/>
+        </w:rPr>
+      </w:pPr>
+      <w:r>
+        <w:rPr>
+          <w:rFonts w:ascii="Times New Roman" w:hAnsi="Times New Roman"/>
+          <w:sz w:val="24"/>
+        </w:rPr>
+        <w:t>Слава Отцю, і Сину, і Святому Духові,</w:t>
+      </w:r>
+      <w:r>
+        <w:rPr>
+          <w:rFonts w:ascii="Times New Roman" w:hAnsi="Times New Roman"/>
+          <w:sz w:val="24"/>
+        </w:rPr>
+        <w:t>*</w:t>
+      </w:r>
+      <w:r>
+        <w:rPr>
+          <w:rFonts w:ascii="Times New Roman" w:hAnsi="Times New Roman"/>
+          <w:sz w:val="24"/>
+        </w:rPr>
+        <w:t xml:space="preserve"> і нині, і повсякчас, і на віки </w:t>
       </w:r>
       <w:r>
         <w:rPr>
@@ -172,269 +378,41 @@
     </w:p>
     <w:p>
       <w:pPr>
-        <w:spacing w:line="240" w:lineRule="auto"/>
-        <w:rPr>
-          <w:rFonts w:ascii="Times New Roman" w:hAnsi="Times New Roman"/>
-          <w:sz w:val="24"/>
-        </w:rPr>
-      </w:pPr>
-      <w:r>
-        <w:rPr>
-          <w:rFonts w:ascii="Times New Roman" w:hAnsi="Times New Roman"/>
-          <w:sz w:val="24"/>
-        </w:rPr>
-        <w:t>Пресвята Тройце, помилуй нас;* Господи, очисти гріхи наші;* Владико, прости беззаконня наші;* Святий, завітай і зціли немочі наші імени твого ради.</w:t>
-      </w:r>
-    </w:p>
-    <w:p>
-      <w:pPr>
-        <w:spacing w:line="240" w:lineRule="auto"/>
-        <w:rPr>
-          <w:rFonts w:ascii="Times New Roman" w:hAnsi="Times New Roman"/>
-          <w:sz w:val="24"/>
-        </w:rPr>
-      </w:pPr>
-      <w:r>
-        <w:rPr>
-          <w:rFonts w:ascii="Times New Roman" w:hAnsi="Times New Roman"/>
-          <w:sz w:val="24"/>
-        </w:rPr>
-        <w:t xml:space="preserve">Господи, помилуй </w:t>
-      </w:r>
-      <w:r>
-        <w:rPr>
-          <w:rFonts w:ascii="Times New Roman" w:hAnsi="Times New Roman"/>
-          <w:i/>
-          <w:color w:val="FF0000"/>
-          <w:sz w:val="24"/>
-        </w:rPr>
-        <w:t>(3 р.)</w:t>
-      </w:r>
-      <w:r>
-        <w:rPr>
-          <w:rFonts w:ascii="Times New Roman" w:hAnsi="Times New Roman"/>
-          <w:sz w:val="24"/>
-        </w:rPr>
-        <w:t>.</w:t>
-      </w:r>
-    </w:p>
-    <w:p>
-      <w:pPr>
-        <w:spacing w:line="240" w:lineRule="auto"/>
-        <w:rPr>
-          <w:rFonts w:ascii="Times New Roman" w:hAnsi="Times New Roman"/>
-          <w:sz w:val="24"/>
-        </w:rPr>
-      </w:pPr>
-      <w:r>
-        <w:rPr>
-          <w:rFonts w:ascii="Times New Roman" w:hAnsi="Times New Roman"/>
-          <w:sz w:val="24"/>
-        </w:rPr>
-        <w:t xml:space="preserve">Слава Отцю, і Сину, і Святому Духові* і нині, і повсякчас, і на віки </w:t>
-      </w:r>
-      <w:r>
-        <w:rPr>
-          <w:rFonts w:ascii="Times New Roman" w:hAnsi="Times New Roman"/>
-          <w:sz w:val="24"/>
-        </w:rPr>
-        <w:t>віків.</w:t>
-      </w:r>
-      <w:r>
-        <w:rPr>
-          <w:rFonts w:ascii="Times New Roman" w:hAnsi="Times New Roman"/>
-          <w:sz w:val="24"/>
-        </w:rPr>
-        <w:t xml:space="preserve"> Амінь.</w:t>
-      </w:r>
-    </w:p>
-    <w:p>
-      <w:pPr>
-        <w:spacing w:line="240" w:lineRule="auto"/>
-        <w:rPr>
-          <w:rFonts w:ascii="Times New Roman" w:hAnsi="Times New Roman"/>
-          <w:sz w:val="24"/>
-        </w:rPr>
-      </w:pPr>
-      <w:r>
-        <w:rPr>
-          <w:rFonts w:ascii="Times New Roman" w:hAnsi="Times New Roman"/>
-          <w:sz w:val="24"/>
-        </w:rPr>
-        <w:t>Отче наш, що єси на небесах,* нехай святиться ім’я твоє,* нехай прийде царство твоє,* нехай буде воля твоя, як на небі, так і на землі.* Хліб наш насущний дай нам сьогодні,* і прости нам провини наші,* як і ми прощаємо винуватцям нашим,* і не введи нас у спокусу,* але визволи нас від лукавого.</w:t>
-      </w:r>
-    </w:p>
-    <w:p>
-      <w:pPr>
-        <w:spacing w:line="240" w:lineRule="auto"/>
-        <w:rPr>
-          <w:rFonts w:ascii="Times New Roman" w:hAnsi="Times New Roman"/>
-          <w:sz w:val="24"/>
-        </w:rPr>
-      </w:pPr>
-      <w:r>
-        <w:rPr>
-          <w:rFonts w:ascii="Times New Roman" w:hAnsi="Times New Roman"/>
-          <w:i/>
-          <w:color w:val="FF0000"/>
-          <w:sz w:val="24"/>
-        </w:rPr>
-        <w:t>Священик</w:t>
-      </w:r>
-      <w:r>
-        <w:rPr>
-          <w:rFonts w:ascii="Times New Roman" w:hAnsi="Times New Roman"/>
-          <w:color w:val="FF0000"/>
-          <w:sz w:val="24"/>
-        </w:rPr>
-        <w:t xml:space="preserve">: </w:t>
-      </w:r>
-      <w:r>
-        <w:rPr>
-          <w:rFonts w:ascii="Times New Roman" w:hAnsi="Times New Roman"/>
-          <w:sz w:val="24"/>
-        </w:rPr>
-        <w:t xml:space="preserve">Бо твоє є царство, і сила, і слава, Отця, і Сина, і Святого Духа, нині і повсякчас, і на віки </w:t>
-      </w:r>
-      <w:r>
-        <w:rPr>
-          <w:rFonts w:ascii="Times New Roman" w:hAnsi="Times New Roman"/>
-          <w:sz w:val="24"/>
-        </w:rPr>
-        <w:t>віків.</w:t>
-      </w:r>
-    </w:p>
-    <w:p>
-      <w:pPr>
-        <w:spacing w:line="240" w:lineRule="auto"/>
-        <w:rPr>
-          <w:rFonts w:ascii="Times New Roman" w:hAnsi="Times New Roman"/>
-          <w:sz w:val="24"/>
-        </w:rPr>
-      </w:pPr>
-      <w:r>
-        <w:rPr>
-          <w:rFonts w:ascii="Times New Roman" w:hAnsi="Times New Roman"/>
-          <w:i/>
-          <w:color w:val="FF0000"/>
-          <w:sz w:val="24"/>
-        </w:rPr>
-        <w:t xml:space="preserve">Вірні: </w:t>
-      </w:r>
-      <w:r>
-        <w:rPr>
-          <w:rFonts w:ascii="Times New Roman" w:hAnsi="Times New Roman"/>
-          <w:sz w:val="24"/>
-        </w:rPr>
-        <w:t xml:space="preserve">Амінь. Господи, помилуй </w:t>
-      </w:r>
-      <w:r>
-        <w:rPr>
-          <w:rFonts w:ascii="Times New Roman" w:hAnsi="Times New Roman"/>
-          <w:i/>
-          <w:color w:val="FF0000"/>
-          <w:sz w:val="24"/>
-        </w:rPr>
-        <w:t>(12 р.)</w:t>
-      </w:r>
-      <w:r>
-        <w:rPr>
-          <w:rFonts w:ascii="Times New Roman" w:hAnsi="Times New Roman"/>
-          <w:sz w:val="24"/>
-        </w:rPr>
-        <w:t>.</w:t>
-      </w:r>
-    </w:p>
-    <w:p>
-      <w:pPr>
-        <w:spacing w:line="240" w:lineRule="auto"/>
-        <w:rPr>
-          <w:rFonts w:ascii="Times New Roman" w:hAnsi="Times New Roman"/>
-          <w:sz w:val="24"/>
-        </w:rPr>
-      </w:pPr>
-      <w:r>
-        <w:rPr>
-          <w:rFonts w:ascii="Times New Roman" w:hAnsi="Times New Roman"/>
-          <w:sz w:val="24"/>
-        </w:rPr>
-        <w:t>Слава Отцю, і Сину, і Святому Духові,</w:t>
-      </w:r>
-      <w:r>
-        <w:rPr>
-          <w:rFonts w:ascii="Times New Roman" w:hAnsi="Times New Roman"/>
-          <w:sz w:val="24"/>
-        </w:rPr>
-        <w:t>*</w:t>
-      </w:r>
-      <w:r>
-        <w:rPr>
-          <w:rFonts w:ascii="Times New Roman" w:hAnsi="Times New Roman"/>
-          <w:sz w:val="24"/>
-        </w:rPr>
-        <w:t xml:space="preserve"> і нині, і повсякчас, і на віки </w:t>
-      </w:r>
-      <w:r>
-        <w:rPr>
-          <w:rFonts w:ascii="Times New Roman" w:hAnsi="Times New Roman"/>
-          <w:sz w:val="24"/>
-        </w:rPr>
-        <w:t>віків.</w:t>
-      </w:r>
-      <w:r>
-        <w:rPr>
-          <w:rFonts w:ascii="Times New Roman" w:hAnsi="Times New Roman"/>
-          <w:sz w:val="24"/>
-        </w:rPr>
-        <w:t xml:space="preserve"> Амінь.</w:t>
-      </w:r>
-    </w:p>
-    <w:p>
-      <w:pPr>
-        <w:spacing w:line="240" w:lineRule="auto"/>
-        <w:rPr>
-          <w:rFonts w:ascii="Times New Roman" w:hAnsi="Times New Roman"/>
-          <w:sz w:val="24"/>
-        </w:rPr>
-      </w:pPr>
-      <w:r>
-        <w:rPr>
-          <w:rFonts w:ascii="Times New Roman" w:hAnsi="Times New Roman"/>
-          <w:sz w:val="24"/>
-        </w:rPr>
-        <w:t>Прийдіте, поклонімся* Цареві нашому Богу.</w:t>
-      </w:r>
-    </w:p>
-    <w:p>
-      <w:pPr>
-        <w:spacing w:line="240" w:lineRule="auto"/>
-        <w:rPr>
-          <w:rFonts w:ascii="Times New Roman" w:hAnsi="Times New Roman"/>
-          <w:sz w:val="24"/>
-        </w:rPr>
-      </w:pPr>
-      <w:r>
-        <w:rPr>
-          <w:rFonts w:ascii="Times New Roman" w:hAnsi="Times New Roman"/>
-          <w:sz w:val="24"/>
-        </w:rPr>
-        <w:t>Прийдіте, поклонімся* Христові, Цареві нашому Богу.</w:t>
-      </w:r>
-    </w:p>
-    <w:p>
-      <w:pPr>
-        <w:spacing w:line="240" w:lineRule="auto"/>
-        <w:rPr>
-          <w:rFonts w:ascii="Times New Roman" w:hAnsi="Times New Roman"/>
-          <w:sz w:val="24"/>
-        </w:rPr>
-      </w:pPr>
-      <w:r>
-        <w:rPr>
-          <w:rFonts w:ascii="Times New Roman" w:hAnsi="Times New Roman"/>
-          <w:sz w:val="24"/>
-        </w:rPr>
-        <w:t>Прийдіте, поклонімся і припадім* до самого Господа Ісуса Христа, Царя і Бога нашого.</w:t>
+        <w:spacing w:after="120"/>
+        <w:jc w:val="both"/>
+      </w:pPr>
+      <w:r>
+        <w:rPr>
+          <w:rFonts w:ascii="Times New Roman" w:hAnsi="Times New Roman"/>
+          <w:sz w:val="24"/>
+        </w:rPr>
+        <w:t>Прийді́те, поклоні́мся* царе́ві на́шому – Бо́гу.</w:t>
+      </w:r>
+    </w:p>
+    <w:p>
+      <w:pPr>
+        <w:spacing w:after="120"/>
+        <w:jc w:val="both"/>
+      </w:pPr>
+      <w:r>
+        <w:rPr>
+          <w:rFonts w:ascii="Times New Roman" w:hAnsi="Times New Roman"/>
+          <w:sz w:val="24"/>
+        </w:rPr>
+        <w:t>Прийді́те, поклоні́мся* Христо́ві, царе́ві на́шому – Бо́гу.</w:t>
+      </w:r>
+    </w:p>
+    <w:p>
+      <w:pPr>
+        <w:spacing w:after="120"/>
+        <w:jc w:val="both"/>
+      </w:pPr>
+      <w:r>
+        <w:rPr>
+          <w:rFonts w:ascii="Times New Roman" w:hAnsi="Times New Roman"/>
+          <w:sz w:val="24"/>
+        </w:rPr>
+        <w:t>Прийді́те, поклоні́мся і припаді́м* до само́го Го́спода Ісу́са Христа́ – царя́ і Бо́га на́шого.</w:t>
       </w:r>
     </w:p>
     <w:p>
@@ -1206,18 +1184,15 @@
     </w:p>
     <w:p>
       <w:pPr>
-        <w:spacing w:line="240" w:lineRule="auto"/>
-        <w:rPr>
-          <w:rFonts w:ascii="Times New Roman" w:hAnsi="Times New Roman"/>
-          <w:sz w:val="24"/>
-        </w:rPr>
-      </w:pPr>
-      <w:r>
-        <w:rPr>
-          <w:rFonts w:ascii="Times New Roman" w:hAnsi="Times New Roman"/>
-          <w:sz w:val="24"/>
-        </w:rPr>
-        <w:t xml:space="preserve">Господи, помилуй </w:t>
+        <w:spacing w:after="120"/>
+        <w:jc w:val="both"/>
+      </w:pPr>
+      <w:r>
+        <w:rPr>
+          <w:rFonts w:ascii="Times New Roman" w:hAnsi="Times New Roman"/>
+          <w:sz w:val="24"/>
+        </w:rPr>
+        <w:t xml:space="preserve">Господи, помилуй. </w:t>
       </w:r>
       <w:r>
         <w:rPr>
@@ -1228,83 +1203,114 @@
         </w:rPr>
         <w:t>(3 р.)</w:t>
       </w:r>
-      <w:r>
-        <w:rPr>
-          <w:rFonts w:ascii="Times New Roman" w:hAnsi="Times New Roman"/>
-          <w:sz w:val="24"/>
+    </w:p>
+    <w:p>
+      <w:pPr>
+        <w:rPr>
+          <w:rFonts w:ascii="Times New Roman" w:hAnsi="Times New Roman"/>
+          <w:sz w:val="24"/>
+          <w:szCs w:val="24"/>
+        </w:rPr>
+      </w:pPr>
+      <w:r>
+        <w:rPr>
+          <w:rFonts w:ascii="Times New Roman" w:hAnsi="Times New Roman"/>
+          <w:i/>
+          <w:color w:val="FF0000"/>
+          <w:sz w:val="24"/>
+        </w:rPr>
+        <w:t>Тропар (г. 5):</w:t>
+      </w:r>
+      <w:r>
+        <w:rPr>
+          <w:rFonts w:ascii="Times New Roman" w:hAnsi="Times New Roman"/>
+          <w:sz w:val="24"/>
+          <w:szCs w:val="24"/>
+        </w:rPr>
+        <w:t xml:space="preserve"> Собезначальне Слово Отцю і Духові, * від Діви роджене на спасення наше, * оспіваймо, вірні, і поклонімся, * бо благоволив плоттю зійти на хрест * і смерть перетерпіти, і воскресити умерлих * славним воскресенням своїм.</w:t>
+      </w:r>
+    </w:p>
+    <w:p>
+      <w:pPr>
+        <w:spacing w:line="240" w:lineRule="auto"/>
+        <w:rPr>
+          <w:rFonts w:ascii="Times New Roman" w:hAnsi="Times New Roman"/>
+          <w:sz w:val="24"/>
+        </w:rPr>
+      </w:pPr>
+      <w:r>
+        <w:rPr>
+          <w:rFonts w:ascii="Times New Roman" w:hAnsi="Times New Roman"/>
+          <w:sz w:val="24"/>
+        </w:rPr>
+        <w:t>Слава Отцю, і Сину, і Святому Духові.</w:t>
+      </w:r>
+    </w:p>
+    <w:p>
+      <w:pPr>
+        <w:spacing w:line="240" w:lineRule="auto"/>
+        <w:rPr>
+          <w:rFonts w:ascii="Times New Roman" w:hAnsi="Times New Roman"/>
+          <w:i/>
+          <w:color w:val="FF0000"/>
+          <w:sz w:val="24"/>
+        </w:rPr>
+      </w:pPr>
+      <w:r>
+        <w:rPr>
+          <w:rFonts w:ascii="Times New Roman" w:hAnsi="Times New Roman"/>
+          <w:i/>
+          <w:color w:val="FF0000"/>
+          <w:sz w:val="24"/>
+        </w:rPr>
+        <w:t>Тропар</w:t>
+      </w:r>
+      <w:r>
+        <w:rPr>
+          <w:rFonts w:ascii="Times New Roman" w:hAnsi="Times New Roman"/>
+          <w:i/>
+          <w:color w:val="FF0000"/>
+          <w:sz w:val="24"/>
+        </w:rPr>
+        <w:t xml:space="preserve"> </w:t>
+      </w:r>
+      <w:r>
+        <w:rPr>
+          <w:rFonts w:ascii="Times New Roman" w:hAnsi="Times New Roman"/>
+          <w:i/>
+          <w:color w:val="FF0000"/>
+          <w:sz w:val="24"/>
+          <w:lang w:val="en-US"/>
+        </w:rPr>
+        <w:t>(</w:t>
+      </w:r>
+      <w:r>
+        <w:rPr>
+          <w:rFonts w:ascii="Times New Roman" w:hAnsi="Times New Roman"/>
+          <w:i/>
+          <w:color w:val="FF0000"/>
+          <w:sz w:val="24"/>
+        </w:rPr>
+        <w:t>г</w:t>
+      </w:r>
+      <w:r>
+        <w:rPr>
+          <w:rFonts w:ascii="Times New Roman" w:hAnsi="Times New Roman"/>
+          <w:i/>
+          <w:color w:val="FF0000"/>
+          <w:sz w:val="24"/>
+          <w:lang w:val="en-US"/>
         </w:rPr>
         <w:t>.</w:t>
       </w:r>
-    </w:p>
-    <w:p>
-      <w:pPr>
-        <w:rPr>
-          <w:rFonts w:ascii="Times New Roman" w:hAnsi="Times New Roman"/>
-          <w:sz w:val="24"/>
-          <w:szCs w:val="24"/>
-        </w:rPr>
-      </w:pPr>
-      <w:r>
-        <w:rPr>
-          <w:rFonts w:ascii="Times New Roman" w:hAnsi="Times New Roman"/>
-          <w:i/>
-          <w:color w:val="FF0000"/>
-          <w:sz w:val="24"/>
-        </w:rPr>
-        <w:t>Тропар (г. 5):</w:t>
-      </w:r>
-      <w:r>
-        <w:rPr>
-          <w:rFonts w:ascii="Times New Roman" w:hAnsi="Times New Roman"/>
-          <w:sz w:val="24"/>
-          <w:szCs w:val="24"/>
-        </w:rPr>
-        <w:t xml:space="preserve"> Собезначальне Слово Отцю і Духові, * від Діви роджене на спасення наше, * оспіваймо, вірні, і поклонімся, * бо благоволив плоттю зійти на хрест * і смерть перетерпіти, і воскресити умерлих * славним воскресенням своїм.</w:t>
-      </w:r>
-    </w:p>
-    <w:p>
-      <w:pPr>
-        <w:spacing w:line="240" w:lineRule="auto"/>
-        <w:rPr>
-          <w:rFonts w:ascii="Times New Roman" w:hAnsi="Times New Roman"/>
-          <w:sz w:val="24"/>
-        </w:rPr>
-      </w:pPr>
-      <w:r>
-        <w:rPr>
-          <w:rFonts w:ascii="Times New Roman" w:hAnsi="Times New Roman"/>
-          <w:sz w:val="24"/>
-        </w:rPr>
-        <w:t>Слава Отцю, і Сину, і Святому Духові.</w:t>
-      </w:r>
-    </w:p>
-    <w:p>
-      <w:pPr>
-        <w:spacing w:line="240" w:lineRule="auto"/>
-        <w:rPr>
-          <w:rFonts w:ascii="Times New Roman" w:hAnsi="Times New Roman"/>
-          <w:i/>
-          <w:color w:val="FF0000"/>
-          <w:sz w:val="24"/>
-        </w:rPr>
-      </w:pPr>
-      <w:r>
-        <w:rPr>
-          <w:rFonts w:ascii="Times New Roman" w:hAnsi="Times New Roman"/>
-          <w:i/>
-          <w:color w:val="FF0000"/>
-          <w:sz w:val="24"/>
-        </w:rPr>
-        <w:t>Тропар</w:t>
-      </w:r>
-      <w:r>
-        <w:rPr>
-          <w:rFonts w:ascii="Times New Roman" w:hAnsi="Times New Roman"/>
-          <w:i/>
-          <w:color w:val="FF0000"/>
-          <w:sz w:val="24"/>
-        </w:rPr>
-        <w:t xml:space="preserve"> </w:t>
+      <w:r>
+        <w:rPr>
+          <w:rFonts w:ascii="Times New Roman" w:hAnsi="Times New Roman"/>
+          <w:i/>
+          <w:color w:val="FF0000"/>
+          <w:sz w:val="24"/>
+        </w:rPr>
+        <w:t xml:space="preserve"> 2</w:t>
       </w:r>
       <w:r>
         <w:rPr>
@@ -1314,44 +1320,6 @@
           <w:sz w:val="24"/>
           <w:lang w:val="en-US"/>
         </w:rPr>
-        <w:t>(</w:t>
-      </w:r>
-      <w:r>
-        <w:rPr>
-          <w:rFonts w:ascii="Times New Roman" w:hAnsi="Times New Roman"/>
-          <w:i/>
-          <w:color w:val="FF0000"/>
-          <w:sz w:val="24"/>
-        </w:rPr>
-        <w:t>г</w:t>
-      </w:r>
-      <w:r>
-        <w:rPr>
-          <w:rFonts w:ascii="Times New Roman" w:hAnsi="Times New Roman"/>
-          <w:i/>
-          <w:color w:val="FF0000"/>
-          <w:sz w:val="24"/>
-          <w:lang w:val="en-US"/>
-        </w:rPr>
-        <w:t>.</w:t>
-      </w:r>
-      <w:r>
-        <w:rPr>
-          <w:rFonts w:ascii="Times New Roman" w:hAnsi="Times New Roman"/>
-          <w:i/>
-          <w:color w:val="FF0000"/>
-          <w:sz w:val="24"/>
-        </w:rPr>
-        <w:t xml:space="preserve"> 2</w:t>
-      </w:r>
-      <w:r>
-        <w:rPr>
-          <w:rFonts w:ascii="Times New Roman" w:hAnsi="Times New Roman"/>
-          <w:i/>
-          <w:color w:val="FF0000"/>
-          <w:sz w:val="24"/>
-          <w:lang w:val="en-US"/>
-        </w:rPr>
         <w:t>)</w:t>
       </w:r>
       <w:r>
@@ -1508,18 +1476,14 @@
     </w:p>
     <w:p>
       <w:pPr>
-        <w:spacing w:line="240" w:lineRule="auto"/>
-        <w:rPr>
-          <w:rFonts w:ascii="Times New Roman" w:hAnsi="Times New Roman"/>
-          <w:sz w:val="24"/>
-        </w:rPr>
-      </w:pPr>
-      <w:r>
-        <w:rPr>
-          <w:rFonts w:ascii="Times New Roman" w:hAnsi="Times New Roman"/>
-          <w:sz w:val="24"/>
-        </w:rPr>
-        <w:t xml:space="preserve">Святий Боже, святий Кріпкий, святий Безсмертний, помилуй нас </w:t>
+        <w:spacing w:after="120"/>
+      </w:pPr>
+      <w:r>
+        <w:rPr>
+          <w:rFonts w:ascii="Times New Roman" w:hAnsi="Times New Roman"/>
+          <w:sz w:val="24"/>
+        </w:rPr>
+        <w:t xml:space="preserve">Святи́й Бо́же, святи́й Крі́пкий, святи́й Безсме́ртний, поми́луй нас. </w:t>
       </w:r>
       <w:r>
         <w:rPr>
@@ -1530,74 +1494,41 @@
         </w:rPr>
         <w:t>(3 р.)</w:t>
       </w:r>
-      <w:r>
-        <w:rPr>
-          <w:rFonts w:ascii="Times New Roman" w:hAnsi="Times New Roman"/>
-          <w:sz w:val="24"/>
-        </w:rPr>
-        <w:t>.</w:t>
-      </w:r>
-    </w:p>
-    <w:p>
-      <w:pPr>
-        <w:spacing w:line="240" w:lineRule="auto"/>
-        <w:rPr>
-          <w:rFonts w:ascii="Times New Roman" w:hAnsi="Times New Roman"/>
-          <w:sz w:val="24"/>
-        </w:rPr>
-      </w:pPr>
-      <w:r>
-        <w:rPr>
-          <w:rFonts w:ascii="Times New Roman" w:hAnsi="Times New Roman"/>
-          <w:sz w:val="24"/>
-        </w:rPr>
-        <w:t xml:space="preserve">Слава Отцю, і Сину, і Святому Духові,* і нині і повсякчас, і на віки </w:t>
-      </w:r>
-      <w:r>
-        <w:rPr>
-          <w:rFonts w:ascii="Times New Roman" w:hAnsi="Times New Roman"/>
-          <w:sz w:val="24"/>
-        </w:rPr>
-        <w:t>віків.</w:t>
-      </w:r>
-      <w:r>
-        <w:rPr>
-          <w:rFonts w:ascii="Times New Roman" w:hAnsi="Times New Roman"/>
-          <w:sz w:val="24"/>
-        </w:rPr>
-        <w:t xml:space="preserve"> Амінь.</w:t>
-      </w:r>
-    </w:p>
-    <w:p>
-      <w:pPr>
-        <w:spacing w:line="240" w:lineRule="auto"/>
-        <w:rPr>
-          <w:rFonts w:ascii="Times New Roman" w:hAnsi="Times New Roman"/>
-          <w:sz w:val="24"/>
-        </w:rPr>
-      </w:pPr>
-      <w:r>
-        <w:rPr>
-          <w:rFonts w:ascii="Times New Roman" w:hAnsi="Times New Roman"/>
-          <w:sz w:val="24"/>
-        </w:rPr>
-        <w:t>Пресвята Тройце, помилуй нас;* Господи, очисти гріхи наші;* Владико, прости беззаконня наші;* Святий, завітай і зціли немочі наші імени твого ради.</w:t>
-      </w:r>
-    </w:p>
-    <w:p>
-      <w:pPr>
-        <w:spacing w:line="240" w:lineRule="auto"/>
-        <w:rPr>
-          <w:rFonts w:ascii="Times New Roman" w:hAnsi="Times New Roman"/>
-          <w:sz w:val="24"/>
-        </w:rPr>
-      </w:pPr>
-      <w:r>
-        <w:rPr>
-          <w:rFonts w:ascii="Times New Roman" w:hAnsi="Times New Roman"/>
-          <w:sz w:val="24"/>
-        </w:rPr>
-        <w:t xml:space="preserve">Господи, помилуй </w:t>
+    </w:p>
+    <w:p>
+      <w:pPr>
+        <w:spacing w:after="120"/>
+      </w:pPr>
+      <w:r>
+        <w:rPr>
+          <w:rFonts w:ascii="Times New Roman" w:hAnsi="Times New Roman"/>
+          <w:sz w:val="24"/>
+        </w:rPr>
+        <w:t>Сла́ва Отцю́, і Си́ну, і Свято́му Ду́хові,* і ни́ні, і повсякча́с, і на ві́ки вікі́в. Амі́нь.</w:t>
+      </w:r>
+    </w:p>
+    <w:p>
+      <w:pPr>
+        <w:spacing w:after="120"/>
+      </w:pPr>
+      <w:r>
+        <w:rPr>
+          <w:rFonts w:ascii="Times New Roman" w:hAnsi="Times New Roman"/>
+          <w:sz w:val="24"/>
+        </w:rPr>
+        <w:t>Пресвята́ Тро́йце, поми́луй нас; Го́споди, очи́сти гріхи́ на́ші; Влади́ко, прости́ беззако́ння на́ші; Святи́й, завіта́й і зціли́ не́мочі на́ші, І́мени Твого́ ра́ди.</w:t>
+      </w:r>
+    </w:p>
+    <w:p>
+      <w:pPr>
+        <w:spacing w:after="120"/>
+      </w:pPr>
+      <w:r>
+        <w:rPr>
+          <w:rFonts w:ascii="Times New Roman" w:hAnsi="Times New Roman"/>
+          <w:sz w:val="24"/>
+        </w:rPr>
+        <w:t xml:space="preserve">Го́споди, поми́луй. </w:t>
       </w:r>
       <w:r>
         <w:rPr>
@@ -1608,90 +1539,52 @@
         </w:rPr>
         <w:t>(3 р.)</w:t>
       </w:r>
-      <w:r>
-        <w:rPr>
-          <w:rFonts w:ascii="Times New Roman" w:hAnsi="Times New Roman"/>
-          <w:sz w:val="24"/>
-        </w:rPr>
-        <w:t>.</w:t>
-      </w:r>
-    </w:p>
-    <w:p>
-      <w:pPr>
-        <w:spacing w:line="240" w:lineRule="auto"/>
-        <w:rPr>
-          <w:rFonts w:ascii="Times New Roman" w:hAnsi="Times New Roman"/>
-          <w:sz w:val="24"/>
-        </w:rPr>
-      </w:pPr>
-      <w:r>
-        <w:rPr>
-          <w:rFonts w:ascii="Times New Roman" w:hAnsi="Times New Roman"/>
-          <w:sz w:val="24"/>
-        </w:rPr>
-        <w:t xml:space="preserve">Слава Отцю, і Сину, і Святому Духові,* і нині і повсякчас, і на віки </w:t>
-      </w:r>
-      <w:r>
-        <w:rPr>
-          <w:rFonts w:ascii="Times New Roman" w:hAnsi="Times New Roman"/>
-          <w:sz w:val="24"/>
-        </w:rPr>
-        <w:t>віків.</w:t>
-      </w:r>
-      <w:r>
-        <w:rPr>
-          <w:rFonts w:ascii="Times New Roman" w:hAnsi="Times New Roman"/>
-          <w:sz w:val="24"/>
-        </w:rPr>
-        <w:t xml:space="preserve"> Амінь.</w:t>
-      </w:r>
-    </w:p>
-    <w:p>
-      <w:pPr>
-        <w:spacing w:line="240" w:lineRule="auto"/>
-        <w:rPr>
-          <w:rFonts w:ascii="Times New Roman" w:hAnsi="Times New Roman"/>
-          <w:sz w:val="24"/>
-        </w:rPr>
-      </w:pPr>
-      <w:r>
-        <w:rPr>
-          <w:rFonts w:ascii="Times New Roman" w:hAnsi="Times New Roman"/>
-          <w:sz w:val="24"/>
-        </w:rPr>
-        <w:t>Отче наш, що єси на небесах,* нехай святиться ім’я твоє,* нехай прийде царство твоє,* нехай буде воля твоя, як на небі, так і на землі.* Хліб наш насущний дай нам сьогодні,* і прости нам провини наші,* як і ми прощаємо винуватцям нашим,* і не введи нас у спокусу,* але визволи нас від лукавого.</w:t>
-      </w:r>
-    </w:p>
-    <w:p>
-      <w:pPr>
-        <w:spacing w:line="240" w:lineRule="auto"/>
-        <w:rPr>
-          <w:rFonts w:ascii="Times New Roman" w:hAnsi="Times New Roman"/>
-          <w:sz w:val="24"/>
-        </w:rPr>
-      </w:pPr>
-      <w:r>
-        <w:rPr>
-          <w:rFonts w:ascii="Times New Roman" w:hAnsi="Times New Roman"/>
-          <w:i/>
-          <w:color w:val="FF0000"/>
-          <w:sz w:val="24"/>
-        </w:rPr>
-        <w:t xml:space="preserve">Священик: </w:t>
-      </w:r>
-      <w:r>
-        <w:rPr>
-          <w:rFonts w:ascii="Times New Roman" w:hAnsi="Times New Roman"/>
-          <w:sz w:val="24"/>
-        </w:rPr>
-        <w:t xml:space="preserve">Бо твоє є царство, і сила, і слава, Отця, і Сина, і Святого Духа, нині і повсякчас, і на віки </w:t>
-      </w:r>
-      <w:r>
-        <w:rPr>
-          <w:rFonts w:ascii="Times New Roman" w:hAnsi="Times New Roman"/>
-          <w:sz w:val="24"/>
-        </w:rPr>
-        <w:t>віків.</w:t>
+    </w:p>
+    <w:p>
+      <w:pPr>
+        <w:spacing w:after="120"/>
+      </w:pPr>
+      <w:r>
+        <w:rPr>
+          <w:rFonts w:ascii="Times New Roman" w:hAnsi="Times New Roman"/>
+          <w:sz w:val="24"/>
+        </w:rPr>
+        <w:t>Сла́ва Отцю́, і Си́ну, і Свято́му Ду́хові,* і ни́ні, і повсякча́с, і на ві́ки вікі́в. Амі́нь.</w:t>
+      </w:r>
+    </w:p>
+    <w:p>
+      <w:pPr>
+        <w:spacing w:after="120"/>
+        <w:jc w:val="both"/>
+      </w:pPr>
+      <w:r>
+        <w:rPr>
+          <w:rFonts w:ascii="Times New Roman" w:hAnsi="Times New Roman"/>
+          <w:sz w:val="24"/>
+        </w:rPr>
+        <w:t>О́тче наш, що єси́ на небеса́х,* неха́й святи́ться ім’я́ Твоє́,* неха́й при́йде ца́рство Твоє́,* неха́й бу́де во́ля Твоя́, як на не́бі, так і на землі́.* Хліб наш насу́щний дай нам сього́дні;* і прости́ нам прови́ни на́ші,* як і ми проща́ємо винува́тцям на́шим;* і не введи́ нас у споку́су,* але́ ви́зволи нас від лука́вого.</w:t>
+      </w:r>
+    </w:p>
+    <w:p>
+      <w:pPr>
+        <w:spacing w:after="120"/>
+        <w:jc w:val="both"/>
+      </w:pPr>
+      <w:r>
+        <w:rPr>
+          <w:rFonts w:ascii="Times New Roman" w:hAnsi="Times New Roman"/>
+          <w:i/>
+          <w:color w:val="FF0000"/>
+          <w:sz w:val="24"/>
+        </w:rPr>
+        <w:t>Священник:</w:t>
+      </w:r>
+      <w:r>
+        <w:rPr>
+          <w:rFonts w:ascii="Times New Roman" w:hAnsi="Times New Roman"/>
+          <w:sz w:val="24"/>
+        </w:rPr>
+        <w:t xml:space="preserve"> Бо Твоє є царство, і сила, і слава, Отця, і Сина, і Святого Духа, нині, і повсякчас, і на віки віків.</w:t>
       </w:r>
     </w:p>
     <w:p>
@@ -1886,18 +1779,15 @@
     </w:p>
     <w:p>
       <w:pPr>
-        <w:spacing w:line="240" w:lineRule="auto"/>
-        <w:rPr>
-          <w:rFonts w:ascii="Times New Roman" w:hAnsi="Times New Roman"/>
-          <w:sz w:val="24"/>
-        </w:rPr>
-      </w:pPr>
-      <w:r>
-        <w:rPr>
-          <w:rFonts w:ascii="Times New Roman" w:hAnsi="Times New Roman"/>
-          <w:sz w:val="24"/>
-        </w:rPr>
-        <w:t xml:space="preserve">Господи, помилуй </w:t>
+        <w:spacing w:after="120"/>
+        <w:jc w:val="both"/>
+      </w:pPr>
+      <w:r>
+        <w:rPr>
+          <w:rFonts w:ascii="Times New Roman" w:hAnsi="Times New Roman"/>
+          <w:sz w:val="24"/>
+        </w:rPr>
+        <w:t xml:space="preserve">Господи, помилуй. </w:t>
       </w:r>
       <w:r>
         <w:rPr>
@@ -1908,13 +1798,6 @@
         </w:rPr>
         <w:t>(3 р.)</w:t>
       </w:r>
-      <w:r>
-        <w:rPr>
-          <w:rFonts w:ascii="Times New Roman" w:hAnsi="Times New Roman"/>
-          <w:sz w:val="24"/>
-        </w:rPr>
-        <w:t>.</w:t>
-      </w:r>
     </w:p>
     <w:p>
       <w:pPr>
@@ -2129,27 +2012,32 @@
     </w:p>
     <w:p>
       <w:pPr>
-        <w:spacing w:line="240" w:lineRule="auto"/>
-        <w:rPr>
-          <w:rFonts w:ascii="Times New Roman" w:hAnsi="Times New Roman"/>
-          <w:sz w:val="24"/>
-        </w:rPr>
-      </w:pPr>
-      <w:r>
-        <w:rPr>
-          <w:rFonts w:ascii="Times New Roman" w:hAnsi="Times New Roman"/>
-          <w:i/>
-          <w:color w:val="FF0000"/>
-          <w:sz w:val="24"/>
-        </w:rPr>
-        <w:t xml:space="preserve">Священик: </w:t>
-      </w:r>
-      <w:r>
-        <w:rPr>
-          <w:rFonts w:ascii="Times New Roman" w:hAnsi="Times New Roman"/>
-          <w:sz w:val="24"/>
-        </w:rPr>
-        <w:t>Слава тобі, Христе Боже, надіє наша, слава тобі!</w:t>
+        <w:spacing w:after="120"/>
+        <w:jc w:val="both"/>
+      </w:pPr>
+      <w:r>
+        <w:rPr>
+          <w:rFonts w:ascii="Times New Roman" w:hAnsi="Times New Roman"/>
+          <w:i/>
+          <w:color w:val="FF0000"/>
+          <w:sz w:val="24"/>
+        </w:rPr>
+        <w:t>Священик:</w:t>
+      </w:r>
+      <w:r>
+        <w:rPr>
+          <w:rFonts w:ascii="Times New Roman" w:hAnsi="Times New Roman"/>
+          <w:color w:val="FF0000"/>
+          <w:sz w:val="24"/>
+        </w:rPr>
+        <w:t xml:space="preserve"> </w:t>
+      </w:r>
+      <w:r>
+        <w:rPr>
+          <w:rFonts w:ascii="Times New Roman" w:hAnsi="Times New Roman"/>
+          <w:sz w:val="24"/>
+        </w:rPr>
+        <w:t>Слава тобі, Христе Боже, уповання наше, слава тобі!</w:t>
       </w:r>
     </w:p>
     <w:p>
@@ -2341,6 +2229,172 @@
     </w:p>
     <w:p>
       <w:pPr>
+        <w:spacing w:after="120"/>
+      </w:pPr>
+      <w:r>
+        <w:rPr>
+          <w:rFonts w:ascii="Times New Roman" w:hAnsi="Times New Roman"/>
+          <w:i/>
+          <w:color w:val="FF0000"/>
+          <w:sz w:val="24"/>
+        </w:rPr>
+        <w:t>Вірні:</w:t>
+      </w:r>
+      <w:r>
+        <w:rPr>
+          <w:rFonts w:ascii="Times New Roman" w:hAnsi="Times New Roman"/>
+          <w:color w:val="FF0000"/>
+          <w:sz w:val="24"/>
+        </w:rPr>
+        <w:t xml:space="preserve"> </w:t>
+      </w:r>
+      <w:r>
+        <w:rPr>
+          <w:rFonts w:ascii="Times New Roman" w:hAnsi="Times New Roman"/>
+          <w:sz w:val="24"/>
+        </w:rPr>
+        <w:t>Амі́нь.</w:t>
+      </w:r>
+    </w:p>
+    <w:p>
+      <w:pPr>
+        <w:spacing w:after="120"/>
+      </w:pPr>
+      <w:r>
+        <w:rPr>
+          <w:rFonts w:ascii="Times New Roman" w:hAnsi="Times New Roman"/>
+          <w:sz w:val="24"/>
+        </w:rPr>
+        <w:t>Сла́ва Тобі́, Бо́же наш, сла́ва Тобі́.</w:t>
+      </w:r>
+    </w:p>
+    <w:p>
+      <w:pPr>
+        <w:spacing w:after="120"/>
+      </w:pPr>
+      <w:r>
+        <w:rPr>
+          <w:rFonts w:ascii="Times New Roman" w:hAnsi="Times New Roman"/>
+          <w:sz w:val="24"/>
+        </w:rPr>
+        <w:t>Ца́рю небе́сний, утіши́телю, Ду́ше íстини,* що всю́ди єси́ і все наповня́єш,* скарбни́це благ і життя́ пода́телю,* прийди́, і всели́ся в нас,* і очи́сти нас від уся́кої скве́рни,* і спаси́, благи́й, ду́ші на́ші.</w:t>
+      </w:r>
+    </w:p>
+    <w:p>
+      <w:pPr>
+        <w:spacing w:after="120"/>
+      </w:pPr>
+      <w:r>
+        <w:rPr>
+          <w:rFonts w:ascii="Times New Roman" w:hAnsi="Times New Roman"/>
+          <w:sz w:val="24"/>
+        </w:rPr>
+        <w:t xml:space="preserve">Святи́й Бо́же, святи́й Крі́пкий, святи́й Безсме́ртний, поми́луй нас. </w:t>
+      </w:r>
+      <w:r>
+        <w:rPr>
+          <w:rFonts w:ascii="Times New Roman" w:hAnsi="Times New Roman"/>
+          <w:i/>
+          <w:color w:val="FF0000"/>
+          <w:sz w:val="24"/>
+        </w:rPr>
+        <w:t>(3 р.)</w:t>
+      </w:r>
+    </w:p>
+    <w:p>
+      <w:pPr>
+        <w:spacing w:after="120"/>
+      </w:pPr>
+      <w:r>
+        <w:rPr>
+          <w:rFonts w:ascii="Times New Roman" w:hAnsi="Times New Roman"/>
+          <w:sz w:val="24"/>
+        </w:rPr>
+        <w:t>Сла́ва Отцю́, і Си́ну, і Свято́му Ду́хові,* і ни́ні, і повсякча́с, і на ві́ки вікі́в. Амі́нь.</w:t>
+      </w:r>
+    </w:p>
+    <w:p>
+      <w:pPr>
+        <w:spacing w:after="120"/>
+      </w:pPr>
+      <w:r>
+        <w:rPr>
+          <w:rFonts w:ascii="Times New Roman" w:hAnsi="Times New Roman"/>
+          <w:sz w:val="24"/>
+        </w:rPr>
+        <w:t>Пресвята́ Тро́йце, поми́луй нас; Го́споди, очи́сти гріхи́ на́ші; Влади́ко, прости́ беззако́ння на́ші; Святи́й, завіта́й і зціли́ не́мочі на́ші, І́мени Твого́ ра́ди.</w:t>
+      </w:r>
+    </w:p>
+    <w:p>
+      <w:pPr>
+        <w:spacing w:after="120"/>
+      </w:pPr>
+      <w:r>
+        <w:rPr>
+          <w:rFonts w:ascii="Times New Roman" w:hAnsi="Times New Roman"/>
+          <w:sz w:val="24"/>
+        </w:rPr>
+        <w:t xml:space="preserve">Го́споди, поми́луй. </w:t>
+      </w:r>
+      <w:r>
+        <w:rPr>
+          <w:rFonts w:ascii="Times New Roman" w:hAnsi="Times New Roman"/>
+          <w:i/>
+          <w:color w:val="FF0000"/>
+          <w:sz w:val="24"/>
+        </w:rPr>
+        <w:t>(3 р.)</w:t>
+      </w:r>
+    </w:p>
+    <w:p>
+      <w:pPr>
+        <w:spacing w:after="120"/>
+      </w:pPr>
+      <w:r>
+        <w:rPr>
+          <w:rFonts w:ascii="Times New Roman" w:hAnsi="Times New Roman"/>
+          <w:sz w:val="24"/>
+        </w:rPr>
+        <w:t>Сла́ва Отцю́, і Си́ну, і Свято́му Ду́хові,* і ни́ні, і повсякча́с, і на ві́ки вікі́в. Амі́нь.</w:t>
+      </w:r>
+    </w:p>
+    <w:p>
+      <w:pPr>
+        <w:spacing w:after="120"/>
+        <w:jc w:val="both"/>
+      </w:pPr>
+      <w:r>
+        <w:rPr>
+          <w:rFonts w:ascii="Times New Roman" w:hAnsi="Times New Roman"/>
+          <w:sz w:val="24"/>
+        </w:rPr>
+        <w:t>О́тче наш, що єси́ на небеса́х,* неха́й святи́ться ім’я́ Твоє́,* неха́й при́йде ца́рство Твоє́,* неха́й бу́де во́ля Твоя́, як на не́бі, так і на землі́.* Хліб наш насу́щний дай нам сього́дні;* і прости́ нам прови́ни на́ші,* як і ми проща́ємо винува́тцям на́шим;* і не введи́ нас у споку́су,* але́ ви́зволи нас від лука́вого.</w:t>
+      </w:r>
+    </w:p>
+    <w:p>
+      <w:pPr>
+        <w:spacing w:after="120"/>
+        <w:jc w:val="both"/>
+      </w:pPr>
+      <w:r>
+        <w:rPr>
+          <w:rFonts w:ascii="Times New Roman" w:hAnsi="Times New Roman"/>
+          <w:i/>
+          <w:color w:val="FF0000"/>
+          <w:sz w:val="24"/>
+        </w:rPr>
+        <w:t>Священник:</w:t>
+      </w:r>
+      <w:r>
+        <w:rPr>
+          <w:rFonts w:ascii="Times New Roman" w:hAnsi="Times New Roman"/>
+          <w:sz w:val="24"/>
+        </w:rPr>
+        <w:t xml:space="preserve"> Бо Твоє є царство, і сила, і слава, Отця, і Сина, і Святого Духа, нині, і повсякчас, і на віки віків.</w:t>
+      </w:r>
+    </w:p>
+    <w:p>
+      <w:pPr>
         <w:spacing w:line="240" w:lineRule="auto"/>
         <w:rPr>
           <w:rFonts w:ascii="Times New Roman" w:hAnsi="Times New Roman"/>
@@ -2361,48 +2415,32 @@
           <w:rFonts w:ascii="Times New Roman" w:hAnsi="Times New Roman"/>
           <w:sz w:val="24"/>
         </w:rPr>
-        <w:t>Амінь. Слава тобі, Боже наш, слава тобі.</w:t>
-      </w:r>
-    </w:p>
-    <w:p>
-      <w:pPr>
-        <w:spacing w:line="240" w:lineRule="auto"/>
-        <w:rPr>
-          <w:rFonts w:ascii="Times New Roman" w:hAnsi="Times New Roman"/>
-          <w:sz w:val="24"/>
-        </w:rPr>
-      </w:pPr>
-      <w:r>
-        <w:rPr>
-          <w:rFonts w:ascii="Times New Roman" w:hAnsi="Times New Roman"/>
-          <w:sz w:val="24"/>
-        </w:rPr>
-        <w:t>Царю небесний, утішителю, Душе істини,* що всюди єси і все наповняєш,* скарбе дібр і життя подателю,* прийди і вселися в нас,* і очисти нас від усякої скверни,* і спаси, Благий, душі наші.</w:t>
-      </w:r>
-    </w:p>
-    <w:p>
-      <w:pPr>
-        <w:spacing w:line="240" w:lineRule="auto"/>
-        <w:rPr>
-          <w:rFonts w:ascii="Times New Roman" w:hAnsi="Times New Roman"/>
-          <w:sz w:val="24"/>
-        </w:rPr>
-      </w:pPr>
-      <w:r>
-        <w:rPr>
-          <w:rFonts w:ascii="Times New Roman" w:hAnsi="Times New Roman"/>
-          <w:sz w:val="24"/>
-        </w:rPr>
-        <w:t xml:space="preserve">Святий Боже, святий Кріпкий, святий Безсмертний, помилуй нас </w:t>
-      </w:r>
-      <w:r>
-        <w:rPr>
-          <w:rFonts w:ascii="Times New Roman" w:hAnsi="Times New Roman"/>
-          <w:i/>
-          <w:color w:val="FF0000"/>
-          <w:sz w:val="24"/>
-        </w:rPr>
-        <w:t>(3 р.)</w:t>
+        <w:t xml:space="preserve">Амінь. </w:t>
+      </w:r>
+    </w:p>
+    <w:p>
+      <w:pPr>
+        <w:spacing w:line="240" w:lineRule="auto"/>
+        <w:rPr>
+          <w:rFonts w:ascii="Times New Roman" w:hAnsi="Times New Roman"/>
+          <w:sz w:val="24"/>
+        </w:rPr>
+      </w:pPr>
+      <w:r>
+        <w:rPr>
+          <w:rFonts w:ascii="Times New Roman" w:hAnsi="Times New Roman"/>
+          <w:sz w:val="24"/>
+        </w:rPr>
+        <w:t xml:space="preserve">Господи, помилуй </w:t>
+      </w:r>
+      <w:r>
+        <w:rPr>
+          <w:rFonts w:ascii="Times New Roman" w:hAnsi="Times New Roman"/>
+          <w:i/>
+          <w:color w:val="FF0000"/>
+          <w:sz w:val="24"/>
+        </w:rPr>
+        <w:t>(12 р.)</w:t>
       </w:r>
       <w:r>
         <w:rPr>
@@ -2444,263 +2482,41 @@
     </w:p>
     <w:p>
       <w:pPr>
-        <w:spacing w:line="240" w:lineRule="auto"/>
-        <w:rPr>
-          <w:rFonts w:ascii="Times New Roman" w:hAnsi="Times New Roman"/>
-          <w:sz w:val="24"/>
-        </w:rPr>
-      </w:pPr>
-      <w:r>
-        <w:rPr>
-          <w:rFonts w:ascii="Times New Roman" w:hAnsi="Times New Roman"/>
-          <w:sz w:val="24"/>
-        </w:rPr>
-        <w:t>Пресвята Тройце, помилуй нас;* Господи, очисти гріхи наші;* Владико, прости беззаконня наші;* Святий, завітай і зціли немочі наші імени твого ради.</w:t>
-      </w:r>
-    </w:p>
-    <w:p>
-      <w:pPr>
-        <w:spacing w:line="240" w:lineRule="auto"/>
-        <w:rPr>
-          <w:rFonts w:ascii="Times New Roman" w:hAnsi="Times New Roman"/>
-          <w:sz w:val="24"/>
-        </w:rPr>
-      </w:pPr>
-      <w:r>
-        <w:rPr>
-          <w:rFonts w:ascii="Times New Roman" w:hAnsi="Times New Roman"/>
-          <w:sz w:val="24"/>
-        </w:rPr>
-        <w:t xml:space="preserve">Господи, помилуй </w:t>
-      </w:r>
-      <w:r>
-        <w:rPr>
-          <w:rFonts w:ascii="Times New Roman" w:hAnsi="Times New Roman"/>
-          <w:i/>
-          <w:color w:val="FF0000"/>
-          <w:sz w:val="24"/>
-        </w:rPr>
-        <w:t>(3 р.)</w:t>
-      </w:r>
-      <w:r>
-        <w:rPr>
-          <w:rFonts w:ascii="Times New Roman" w:hAnsi="Times New Roman"/>
-          <w:sz w:val="24"/>
-        </w:rPr>
-        <w:t>.</w:t>
-      </w:r>
-    </w:p>
-    <w:p>
-      <w:pPr>
-        <w:spacing w:line="240" w:lineRule="auto"/>
-        <w:rPr>
-          <w:rFonts w:ascii="Times New Roman" w:hAnsi="Times New Roman"/>
-          <w:sz w:val="24"/>
-        </w:rPr>
-      </w:pPr>
-      <w:r>
-        <w:rPr>
-          <w:rFonts w:ascii="Times New Roman" w:hAnsi="Times New Roman"/>
-          <w:sz w:val="24"/>
-        </w:rPr>
-        <w:t xml:space="preserve">Слава Отцю, і Сину, і Святому Духові,* і нині і повсякчас, і на віки </w:t>
-      </w:r>
-      <w:r>
-        <w:rPr>
-          <w:rFonts w:ascii="Times New Roman" w:hAnsi="Times New Roman"/>
-          <w:sz w:val="24"/>
-        </w:rPr>
-        <w:t>віків.</w:t>
-      </w:r>
-      <w:r>
-        <w:rPr>
-          <w:rFonts w:ascii="Times New Roman" w:hAnsi="Times New Roman"/>
-          <w:sz w:val="24"/>
-        </w:rPr>
-        <w:t xml:space="preserve"> Амінь.</w:t>
-      </w:r>
-    </w:p>
-    <w:p>
-      <w:pPr>
-        <w:spacing w:line="240" w:lineRule="auto"/>
-        <w:rPr>
-          <w:rFonts w:ascii="Times New Roman" w:hAnsi="Times New Roman"/>
-          <w:sz w:val="24"/>
-        </w:rPr>
-      </w:pPr>
-      <w:r>
-        <w:rPr>
-          <w:rFonts w:ascii="Times New Roman" w:hAnsi="Times New Roman"/>
-          <w:sz w:val="24"/>
-        </w:rPr>
-        <w:t>Отче наш, що єси на небесах,* нехай святиться ім’я твоє,* нехай прийде царство твоє,* нехай буде воля твоя, як на небі, так і на землі.* Хліб наш насущний дай нам сьогодні,* і прости нам провини наші,* як і ми прощаємо винуватцям нашим,* і не введи нас у спокусу,* але визволи нас від лукавого.</w:t>
-      </w:r>
-    </w:p>
-    <w:p>
-      <w:pPr>
-        <w:spacing w:line="240" w:lineRule="auto"/>
-        <w:rPr>
-          <w:rFonts w:ascii="Times New Roman" w:hAnsi="Times New Roman"/>
-          <w:sz w:val="24"/>
-        </w:rPr>
-      </w:pPr>
-      <w:r>
-        <w:rPr>
-          <w:rFonts w:ascii="Times New Roman" w:hAnsi="Times New Roman"/>
-          <w:i/>
-          <w:color w:val="FF0000"/>
-          <w:sz w:val="24"/>
-        </w:rPr>
-        <w:t xml:space="preserve">Священик: </w:t>
-      </w:r>
-      <w:r>
-        <w:rPr>
-          <w:rFonts w:ascii="Times New Roman" w:hAnsi="Times New Roman"/>
-          <w:sz w:val="24"/>
-        </w:rPr>
-        <w:t xml:space="preserve">Бо твоє є царство, і сила, і слава, Отця, і Сина, і Святого Духа, нині і повсякчас, і на віки </w:t>
-      </w:r>
-      <w:r>
-        <w:rPr>
-          <w:rFonts w:ascii="Times New Roman" w:hAnsi="Times New Roman"/>
-          <w:sz w:val="24"/>
-        </w:rPr>
-        <w:t>віків.</w:t>
-      </w:r>
-    </w:p>
-    <w:p>
-      <w:pPr>
-        <w:spacing w:line="240" w:lineRule="auto"/>
-        <w:rPr>
-          <w:rFonts w:ascii="Times New Roman" w:hAnsi="Times New Roman"/>
-          <w:sz w:val="24"/>
-        </w:rPr>
-      </w:pPr>
-      <w:r>
-        <w:rPr>
-          <w:rFonts w:ascii="Times New Roman" w:hAnsi="Times New Roman"/>
-          <w:i/>
-          <w:color w:val="FF0000"/>
-          <w:sz w:val="24"/>
-        </w:rPr>
-        <w:t xml:space="preserve">Вірні: </w:t>
-      </w:r>
-      <w:r>
-        <w:rPr>
-          <w:rFonts w:ascii="Times New Roman" w:hAnsi="Times New Roman"/>
-          <w:sz w:val="24"/>
-        </w:rPr>
-        <w:t xml:space="preserve">Амінь. </w:t>
-      </w:r>
-    </w:p>
-    <w:p>
-      <w:pPr>
-        <w:spacing w:line="240" w:lineRule="auto"/>
-        <w:rPr>
-          <w:rFonts w:ascii="Times New Roman" w:hAnsi="Times New Roman"/>
-          <w:sz w:val="24"/>
-        </w:rPr>
-      </w:pPr>
-      <w:r>
-        <w:rPr>
-          <w:rFonts w:ascii="Times New Roman" w:hAnsi="Times New Roman"/>
-          <w:sz w:val="24"/>
-        </w:rPr>
-        <w:t xml:space="preserve">Господи, помилуй </w:t>
-      </w:r>
-      <w:r>
-        <w:rPr>
-          <w:rFonts w:ascii="Times New Roman" w:hAnsi="Times New Roman"/>
-          <w:i/>
-          <w:color w:val="FF0000"/>
-          <w:sz w:val="24"/>
-        </w:rPr>
-        <w:t>(12 р.)</w:t>
-      </w:r>
-      <w:r>
-        <w:rPr>
-          <w:rFonts w:ascii="Times New Roman" w:hAnsi="Times New Roman"/>
-          <w:sz w:val="24"/>
-        </w:rPr>
-        <w:t>.</w:t>
-      </w:r>
-    </w:p>
-    <w:p>
-      <w:pPr>
-        <w:spacing w:line="240" w:lineRule="auto"/>
-        <w:rPr>
-          <w:rFonts w:ascii="Times New Roman" w:hAnsi="Times New Roman"/>
-          <w:sz w:val="24"/>
-        </w:rPr>
-      </w:pPr>
-      <w:r>
-        <w:rPr>
-          <w:rFonts w:ascii="Times New Roman" w:hAnsi="Times New Roman"/>
-          <w:sz w:val="24"/>
-        </w:rPr>
-        <w:t xml:space="preserve">Слава Отцю, і Сину, і Святому Духові,* і нині і повсякчас, і на віки </w:t>
-      </w:r>
-      <w:r>
-        <w:rPr>
-          <w:rFonts w:ascii="Times New Roman" w:hAnsi="Times New Roman"/>
-          <w:sz w:val="24"/>
-        </w:rPr>
-        <w:t>віків.</w:t>
-      </w:r>
-      <w:r>
-        <w:rPr>
-          <w:rFonts w:ascii="Times New Roman" w:hAnsi="Times New Roman"/>
-          <w:sz w:val="24"/>
-        </w:rPr>
-        <w:t xml:space="preserve"> Амінь.</w:t>
-      </w:r>
-    </w:p>
-    <w:p>
-      <w:pPr>
-        <w:spacing w:line="240" w:lineRule="auto"/>
-        <w:rPr>
-          <w:rFonts w:ascii="Times New Roman" w:hAnsi="Times New Roman"/>
-          <w:sz w:val="24"/>
-        </w:rPr>
-      </w:pPr>
-      <w:r>
-        <w:rPr>
-          <w:rFonts w:ascii="Times New Roman" w:hAnsi="Times New Roman"/>
-          <w:sz w:val="24"/>
-        </w:rPr>
-        <w:t>Прийдіте, поклонімся* Цареві нашому Богу.</w:t>
-      </w:r>
-    </w:p>
-    <w:p>
-      <w:pPr>
-        <w:spacing w:line="240" w:lineRule="auto"/>
-        <w:rPr>
-          <w:rFonts w:ascii="Times New Roman" w:hAnsi="Times New Roman"/>
-          <w:sz w:val="24"/>
-        </w:rPr>
-      </w:pPr>
-      <w:r>
-        <w:rPr>
-          <w:rFonts w:ascii="Times New Roman" w:hAnsi="Times New Roman"/>
-          <w:sz w:val="24"/>
-        </w:rPr>
-        <w:t>Прийдіте, поклонімся* Христові, Цареві нашому Богу.</w:t>
-      </w:r>
-    </w:p>
-    <w:p>
-      <w:pPr>
-        <w:spacing w:line="240" w:lineRule="auto"/>
-        <w:rPr>
-          <w:rFonts w:ascii="Times New Roman" w:hAnsi="Times New Roman"/>
-          <w:sz w:val="24"/>
-        </w:rPr>
-      </w:pPr>
-      <w:r>
-        <w:rPr>
-          <w:rFonts w:ascii="Times New Roman" w:hAnsi="Times New Roman"/>
-          <w:sz w:val="24"/>
-        </w:rPr>
-        <w:t>Прийдіте, поклонімся і припадім* до самого Господа Ісуса Христа, Царя і Бога нашого.</w:t>
+        <w:spacing w:after="120"/>
+        <w:jc w:val="both"/>
+      </w:pPr>
+      <w:r>
+        <w:rPr>
+          <w:rFonts w:ascii="Times New Roman" w:hAnsi="Times New Roman"/>
+          <w:sz w:val="24"/>
+        </w:rPr>
+        <w:t>Прийді́те, поклоні́мся* царе́ві на́шому – Бо́гу.</w:t>
+      </w:r>
+    </w:p>
+    <w:p>
+      <w:pPr>
+        <w:spacing w:after="120"/>
+        <w:jc w:val="both"/>
+      </w:pPr>
+      <w:r>
+        <w:rPr>
+          <w:rFonts w:ascii="Times New Roman" w:hAnsi="Times New Roman"/>
+          <w:sz w:val="24"/>
+        </w:rPr>
+        <w:t>Прийді́те, поклоні́мся* Христо́ві, царе́ві на́шому – Бо́гу.</w:t>
+      </w:r>
+    </w:p>
+    <w:p>
+      <w:pPr>
+        <w:spacing w:after="120"/>
+        <w:jc w:val="both"/>
+      </w:pPr>
+      <w:r>
+        <w:rPr>
+          <w:rFonts w:ascii="Times New Roman" w:hAnsi="Times New Roman"/>
+          <w:sz w:val="24"/>
+        </w:rPr>
+        <w:t>Прийді́те, поклоні́мся і припаді́м* до само́го Го́спода Ісу́са Христа́ – царя́ і Бо́га на́шого.</w:t>
       </w:r>
     </w:p>
     <w:p>
@@ -3825,18 +3641,15 @@
     </w:p>
     <w:p>
       <w:pPr>
-        <w:spacing w:line="240" w:lineRule="auto"/>
-        <w:rPr>
-          <w:rFonts w:ascii="Times New Roman" w:hAnsi="Times New Roman"/>
-          <w:sz w:val="24"/>
-        </w:rPr>
-      </w:pPr>
-      <w:r>
-        <w:rPr>
-          <w:rFonts w:ascii="Times New Roman" w:hAnsi="Times New Roman"/>
-          <w:sz w:val="24"/>
-        </w:rPr>
-        <w:t xml:space="preserve">Господи, помилуй </w:t>
+        <w:spacing w:after="120"/>
+        <w:jc w:val="both"/>
+      </w:pPr>
+      <w:r>
+        <w:rPr>
+          <w:rFonts w:ascii="Times New Roman" w:hAnsi="Times New Roman"/>
+          <w:sz w:val="24"/>
+        </w:rPr>
+        <w:t xml:space="preserve">Господи, помилуй. </w:t>
       </w:r>
       <w:r>
         <w:rPr>
@@ -3846,13 +3659,6 @@
           <w:sz w:val="24"/>
         </w:rPr>
         <w:t>(3 р.)</w:t>
-      </w:r>
-      <w:r>
-        <w:rPr>
-          <w:rFonts w:ascii="Times New Roman" w:hAnsi="Times New Roman"/>
-          <w:sz w:val="24"/>
-        </w:rPr>
-        <w:t>.</w:t>
       </w:r>
     </w:p>
     <w:p>
@@ -4102,18 +3908,14 @@
     </w:p>
     <w:p>
       <w:pPr>
-        <w:spacing w:line="240" w:lineRule="auto"/>
-        <w:rPr>
-          <w:rFonts w:ascii="Times New Roman" w:hAnsi="Times New Roman"/>
-          <w:sz w:val="24"/>
-        </w:rPr>
-      </w:pPr>
-      <w:r>
-        <w:rPr>
-          <w:rFonts w:ascii="Times New Roman" w:hAnsi="Times New Roman"/>
-          <w:sz w:val="24"/>
-        </w:rPr>
-        <w:t xml:space="preserve">Святий Боже, святий Кріпкий, святий Безсмертний, помилуй нас </w:t>
+        <w:spacing w:after="120"/>
+      </w:pPr>
+      <w:r>
+        <w:rPr>
+          <w:rFonts w:ascii="Times New Roman" w:hAnsi="Times New Roman"/>
+          <w:sz w:val="24"/>
+        </w:rPr>
+        <w:t xml:space="preserve">Святи́й Бо́же, святи́й Крі́пкий, святи́й Безсме́ртний, поми́луй нас. </w:t>
       </w:r>
       <w:r>
         <w:rPr>
@@ -4124,28 +3926,254 @@
         </w:rPr>
         <w:t>(3 р.)</w:t>
       </w:r>
-      <w:r>
-        <w:rPr>
-          <w:rFonts w:ascii="Times New Roman" w:hAnsi="Times New Roman"/>
-          <w:sz w:val="24"/>
+    </w:p>
+    <w:p>
+      <w:pPr>
+        <w:spacing w:after="120"/>
+      </w:pPr>
+      <w:r>
+        <w:rPr>
+          <w:rFonts w:ascii="Times New Roman" w:hAnsi="Times New Roman"/>
+          <w:sz w:val="24"/>
+        </w:rPr>
+        <w:t>Сла́ва Отцю́, і Си́ну, і Свято́му Ду́хові,* і ни́ні, і повсякча́с, і на ві́ки вікі́в. Амі́нь.</w:t>
+      </w:r>
+    </w:p>
+    <w:p>
+      <w:pPr>
+        <w:spacing w:after="120"/>
+      </w:pPr>
+      <w:r>
+        <w:rPr>
+          <w:rFonts w:ascii="Times New Roman" w:hAnsi="Times New Roman"/>
+          <w:sz w:val="24"/>
+        </w:rPr>
+        <w:t>Пресвята́ Тро́йце, поми́луй нас; Го́споди, очи́сти гріхи́ на́ші; Влади́ко, прости́ беззако́ння на́ші; Святи́й, завіта́й і зціли́ не́мочі на́ші, І́мени Твого́ ра́ди.</w:t>
+      </w:r>
+    </w:p>
+    <w:p>
+      <w:pPr>
+        <w:spacing w:after="120"/>
+      </w:pPr>
+      <w:r>
+        <w:rPr>
+          <w:rFonts w:ascii="Times New Roman" w:hAnsi="Times New Roman"/>
+          <w:sz w:val="24"/>
+        </w:rPr>
+        <w:t xml:space="preserve">Го́споди, поми́луй. </w:t>
+      </w:r>
+      <w:r>
+        <w:rPr>
+          <w:rFonts w:ascii="Times New Roman" w:hAnsi="Times New Roman"/>
+          <w:i/>
+          <w:color w:val="FF0000"/>
+          <w:sz w:val="24"/>
+        </w:rPr>
+        <w:t>(3 р.)</w:t>
+      </w:r>
+    </w:p>
+    <w:p>
+      <w:pPr>
+        <w:spacing w:after="120"/>
+      </w:pPr>
+      <w:r>
+        <w:rPr>
+          <w:rFonts w:ascii="Times New Roman" w:hAnsi="Times New Roman"/>
+          <w:sz w:val="24"/>
+        </w:rPr>
+        <w:t>Сла́ва Отцю́, і Си́ну, і Свято́му Ду́хові,* і ни́ні, і повсякча́с, і на ві́ки вікі́в. Амі́нь.</w:t>
+      </w:r>
+    </w:p>
+    <w:p>
+      <w:pPr>
+        <w:spacing w:after="120"/>
+        <w:jc w:val="both"/>
+      </w:pPr>
+      <w:r>
+        <w:rPr>
+          <w:rFonts w:ascii="Times New Roman" w:hAnsi="Times New Roman"/>
+          <w:sz w:val="24"/>
+        </w:rPr>
+        <w:t>О́тче наш, що єси́ на небеса́х,* неха́й святи́ться ім’я́ Твоє́,* неха́й при́йде ца́рство Твоє́,* неха́й бу́де во́ля Твоя́, як на не́бі, так і на землі́.* Хліб наш насу́щний дай нам сього́дні;* і прости́ нам прови́ни на́ші,* як і ми проща́ємо винува́тцям на́шим;* і не введи́ нас у споку́су,* але́ ви́зволи нас від лука́вого.</w:t>
+      </w:r>
+    </w:p>
+    <w:p>
+      <w:pPr>
+        <w:spacing w:after="120"/>
+        <w:jc w:val="both"/>
+      </w:pPr>
+      <w:r>
+        <w:rPr>
+          <w:rFonts w:ascii="Times New Roman" w:hAnsi="Times New Roman"/>
+          <w:i/>
+          <w:color w:val="FF0000"/>
+          <w:sz w:val="24"/>
+        </w:rPr>
+        <w:t>Священник:</w:t>
+      </w:r>
+      <w:r>
+        <w:rPr>
+          <w:rFonts w:ascii="Times New Roman" w:hAnsi="Times New Roman"/>
+          <w:sz w:val="24"/>
+        </w:rPr>
+        <w:t xml:space="preserve"> Бо Твоє є царство, і сила, і слава, Отця, і Сина, і Святого Духа, нині, і повсякчас, і на віки віків.</w:t>
+      </w:r>
+    </w:p>
+    <w:p>
+      <w:pPr>
+        <w:spacing w:line="240" w:lineRule="auto"/>
+        <w:rPr>
+          <w:rFonts w:ascii="Times New Roman" w:hAnsi="Times New Roman"/>
+          <w:sz w:val="24"/>
+        </w:rPr>
+      </w:pPr>
+      <w:r>
+        <w:rPr>
+          <w:rFonts w:ascii="Times New Roman" w:hAnsi="Times New Roman"/>
+          <w:i/>
+          <w:color w:val="FF0000"/>
+          <w:sz w:val="24"/>
+        </w:rPr>
+        <w:t xml:space="preserve">Вірні: </w:t>
+      </w:r>
+      <w:r>
+        <w:rPr>
+          <w:rFonts w:ascii="Times New Roman" w:hAnsi="Times New Roman"/>
+          <w:sz w:val="24"/>
+        </w:rPr>
+        <w:t>Амінь.</w:t>
+      </w:r>
+    </w:p>
+    <w:p>
+      <w:pPr>
+        <w:spacing w:line="240" w:lineRule="auto"/>
+        <w:rPr>
+          <w:rFonts w:ascii="Times New Roman" w:hAnsi="Times New Roman"/>
+          <w:i/>
+          <w:color w:val="FF0000"/>
+          <w:sz w:val="24"/>
+        </w:rPr>
+      </w:pPr>
+      <w:r>
+        <w:rPr>
+          <w:rFonts w:ascii="Times New Roman" w:hAnsi="Times New Roman"/>
+          <w:i/>
+          <w:color w:val="FF0000"/>
+          <w:sz w:val="24"/>
+        </w:rPr>
+        <w:t xml:space="preserve">Кондак </w:t>
+      </w:r>
+      <w:r>
+        <w:rPr>
+          <w:rFonts w:ascii="Times New Roman" w:hAnsi="Times New Roman"/>
+          <w:i/>
+          <w:color w:val="FF0000"/>
+          <w:sz w:val="24"/>
+          <w:lang w:val="en-US"/>
+        </w:rPr>
+        <w:t>(</w:t>
+      </w:r>
+      <w:r>
+        <w:rPr>
+          <w:rFonts w:ascii="Times New Roman" w:hAnsi="Times New Roman"/>
+          <w:i/>
+          <w:color w:val="FF0000"/>
+          <w:sz w:val="24"/>
+        </w:rPr>
+        <w:t>г</w:t>
+      </w:r>
+      <w:r>
+        <w:rPr>
+          <w:rFonts w:ascii="Times New Roman" w:hAnsi="Times New Roman"/>
+          <w:i/>
+          <w:color w:val="FF0000"/>
+          <w:sz w:val="24"/>
+          <w:lang w:val="en-US"/>
         </w:rPr>
         <w:t>.</w:t>
       </w:r>
-    </w:p>
-    <w:p>
-      <w:pPr>
-        <w:spacing w:line="240" w:lineRule="auto"/>
-        <w:rPr>
-          <w:rFonts w:ascii="Times New Roman" w:hAnsi="Times New Roman"/>
-          <w:sz w:val="24"/>
-        </w:rPr>
-      </w:pPr>
-      <w:r>
-        <w:rPr>
-          <w:rFonts w:ascii="Times New Roman" w:hAnsi="Times New Roman"/>
-          <w:sz w:val="24"/>
-        </w:rPr>
-        <w:t xml:space="preserve">Слава Отцю, і Сину, і Святому Духові,* і нині і повсякчас, і на віки </w:t>
+      <w:r>
+        <w:rPr>
+          <w:rFonts w:ascii="Times New Roman" w:hAnsi="Times New Roman"/>
+          <w:i/>
+          <w:color w:val="FF0000"/>
+          <w:sz w:val="24"/>
+        </w:rPr>
+        <w:t xml:space="preserve"> 8</w:t>
+      </w:r>
+      <w:r>
+        <w:rPr>
+          <w:rFonts w:ascii="Times New Roman" w:hAnsi="Times New Roman"/>
+          <w:i/>
+          <w:color w:val="FF0000"/>
+          <w:sz w:val="24"/>
+          <w:lang w:val="en-US"/>
+        </w:rPr>
+        <w:t>)</w:t>
+      </w:r>
+      <w:r>
+        <w:rPr>
+          <w:rFonts w:ascii="Times New Roman" w:hAnsi="Times New Roman"/>
+          <w:i/>
+          <w:color w:val="FF0000"/>
+          <w:sz w:val="24"/>
+        </w:rPr>
+        <w:t xml:space="preserve">: </w:t>
+      </w:r>
+      <w:r>
+        <w:rPr>
+          <w:rFonts w:ascii="Times New Roman" w:hAnsi="Times New Roman"/>
+          <w:sz w:val="24"/>
+        </w:rPr>
+        <w:t>Неописанне Слово Отче * із Тебе, Богородице, воплоченням описалося * і, осквернений образ у давнє зобразивши, * з божественною добротою з’єднало, * та, ісповідуючи спасення, ділом і словом ми це являємо.</w:t>
+      </w:r>
+    </w:p>
+    <w:p>
+      <w:pPr>
+        <w:spacing w:line="240" w:lineRule="auto"/>
+        <w:rPr>
+          <w:rFonts w:ascii="Times New Roman" w:hAnsi="Times New Roman"/>
+          <w:sz w:val="24"/>
+        </w:rPr>
+      </w:pPr>
+      <w:r>
+        <w:rPr>
+          <w:rFonts w:ascii="Times New Roman" w:hAnsi="Times New Roman"/>
+          <w:sz w:val="24"/>
+        </w:rPr>
+        <w:t xml:space="preserve">Господи, помилуй </w:t>
+      </w:r>
+      <w:r>
+        <w:rPr>
+          <w:rFonts w:ascii="Times New Roman" w:hAnsi="Times New Roman"/>
+          <w:i/>
+          <w:color w:val="FF0000"/>
+          <w:sz w:val="24"/>
+        </w:rPr>
+        <w:t>(40 р.)</w:t>
+      </w:r>
+      <w:r>
+        <w:rPr>
+          <w:rFonts w:ascii="Times New Roman" w:hAnsi="Times New Roman"/>
+          <w:sz w:val="24"/>
+        </w:rPr>
+        <w:t>.</w:t>
+      </w:r>
+    </w:p>
+    <w:p>
+      <w:pPr>
+        <w:spacing w:line="240" w:lineRule="auto"/>
+        <w:rPr>
+          <w:rFonts w:ascii="Times New Roman" w:hAnsi="Times New Roman"/>
+          <w:sz w:val="24"/>
+        </w:rPr>
+      </w:pPr>
+      <w:r>
+        <w:rPr>
+          <w:rFonts w:ascii="Times New Roman" w:hAnsi="Times New Roman"/>
+          <w:sz w:val="24"/>
+        </w:rPr>
+        <w:t xml:space="preserve">Ти, що повсякчас і кожної години на небі й на землі приймаєш поклін і славу, Боже добрий, довготерпеливий й многомилостивий, що праведних любиш, і грішних милуєш, і всіх кличеш до спасіння, заради обіцянки майбутніх благ! Прийми, Господи, в цю хвилину й наші молитви і спрямуй життя наше до твоїх заповідей. Душі наші освяти, тіла очисти, думки наші направ, розум очисти й протверези, і визволь нас від усякої скорботи, лиха й слабування. Захисти нас святими ангелами твоїми, щоб ми, їх охороною збережені й напоумлені, осягнули єдність віри та зрозуміння неприступної твоєї слави, бо ти благословенний на віки </w:t>
       </w:r>
       <w:r>
         <w:rPr>
@@ -4164,34 +4192,15 @@
     </w:p>
     <w:p>
       <w:pPr>
-        <w:spacing w:line="240" w:lineRule="auto"/>
-        <w:rPr>
-          <w:rFonts w:ascii="Times New Roman" w:hAnsi="Times New Roman"/>
-          <w:sz w:val="24"/>
-        </w:rPr>
-      </w:pPr>
-      <w:r>
-        <w:rPr>
-          <w:rFonts w:ascii="Times New Roman" w:hAnsi="Times New Roman"/>
-          <w:sz w:val="24"/>
-        </w:rPr>
-        <w:t>Пресвята Тройце, помилуй нас;* Господи, очисти гріхи наші;* Владико, прости беззаконня наші;* Святий, завітай і зціли немочі наші імени твого ради.</w:t>
-      </w:r>
-    </w:p>
-    <w:p>
-      <w:pPr>
-        <w:spacing w:line="240" w:lineRule="auto"/>
-        <w:rPr>
-          <w:rFonts w:ascii="Times New Roman" w:hAnsi="Times New Roman"/>
-          <w:sz w:val="24"/>
-        </w:rPr>
-      </w:pPr>
-      <w:r>
-        <w:rPr>
-          <w:rFonts w:ascii="Times New Roman" w:hAnsi="Times New Roman"/>
-          <w:sz w:val="24"/>
-        </w:rPr>
-        <w:t xml:space="preserve">Господи, помилуй </w:t>
+        <w:spacing w:after="120"/>
+        <w:jc w:val="both"/>
+      </w:pPr>
+      <w:r>
+        <w:rPr>
+          <w:rFonts w:ascii="Times New Roman" w:hAnsi="Times New Roman"/>
+          <w:sz w:val="24"/>
+        </w:rPr>
+        <w:t xml:space="preserve">Господи, помилуй. </w:t>
       </w:r>
       <w:r>
         <w:rPr>
@@ -4201,294 +4210,6 @@
           <w:sz w:val="24"/>
         </w:rPr>
         <w:t>(3 р.)</w:t>
-      </w:r>
-      <w:r>
-        <w:rPr>
-          <w:rFonts w:ascii="Times New Roman" w:hAnsi="Times New Roman"/>
-          <w:sz w:val="24"/>
-        </w:rPr>
-        <w:t>.</w:t>
-      </w:r>
-    </w:p>
-    <w:p>
-      <w:pPr>
-        <w:spacing w:line="240" w:lineRule="auto"/>
-        <w:rPr>
-          <w:rFonts w:ascii="Times New Roman" w:hAnsi="Times New Roman"/>
-          <w:sz w:val="24"/>
-        </w:rPr>
-      </w:pPr>
-      <w:r>
-        <w:rPr>
-          <w:rFonts w:ascii="Times New Roman" w:hAnsi="Times New Roman"/>
-          <w:sz w:val="24"/>
-        </w:rPr>
-        <w:t xml:space="preserve">Слава Отцю, і Сину, і Святому Духові,* і нині і повсякчас, і на віки </w:t>
-      </w:r>
-      <w:r>
-        <w:rPr>
-          <w:rFonts w:ascii="Times New Roman" w:hAnsi="Times New Roman"/>
-          <w:sz w:val="24"/>
-        </w:rPr>
-        <w:t>віків.</w:t>
-      </w:r>
-      <w:r>
-        <w:rPr>
-          <w:rFonts w:ascii="Times New Roman" w:hAnsi="Times New Roman"/>
-          <w:sz w:val="24"/>
-        </w:rPr>
-        <w:t xml:space="preserve"> Амінь.</w:t>
-      </w:r>
-    </w:p>
-    <w:p>
-      <w:pPr>
-        <w:spacing w:line="240" w:lineRule="auto"/>
-        <w:rPr>
-          <w:rFonts w:ascii="Times New Roman" w:hAnsi="Times New Roman"/>
-          <w:sz w:val="24"/>
-        </w:rPr>
-      </w:pPr>
-      <w:r>
-        <w:rPr>
-          <w:rFonts w:ascii="Times New Roman" w:hAnsi="Times New Roman"/>
-          <w:sz w:val="24"/>
-        </w:rPr>
-        <w:t>Отче наш, що єси на небесах,* нехай святиться ім’я твоє,* нехай прийде царство твоє,* нехай буде воля твоя, як на небі, так і на землі.* Хліб наш насущний дай нам сьогодні,* і прости нам провини наші,* як і ми прощаємо винуватцям нашим,* і не введи нас у спокусу,* але визволи нас від лукавого.</w:t>
-      </w:r>
-    </w:p>
-    <w:p>
-      <w:pPr>
-        <w:spacing w:line="240" w:lineRule="auto"/>
-        <w:rPr>
-          <w:rFonts w:ascii="Times New Roman" w:hAnsi="Times New Roman"/>
-          <w:sz w:val="24"/>
-        </w:rPr>
-      </w:pPr>
-      <w:r>
-        <w:rPr>
-          <w:rFonts w:ascii="Times New Roman" w:hAnsi="Times New Roman"/>
-          <w:i/>
-          <w:color w:val="FF0000"/>
-          <w:sz w:val="24"/>
-        </w:rPr>
-        <w:t xml:space="preserve">Священик: </w:t>
-      </w:r>
-      <w:r>
-        <w:rPr>
-          <w:rFonts w:ascii="Times New Roman" w:hAnsi="Times New Roman"/>
-          <w:sz w:val="24"/>
-        </w:rPr>
-        <w:t xml:space="preserve">Бо твоє є царство, і сила, і слава, Отця, і Сина, і Святого Духа, нині і повсякчас, і на віки </w:t>
-      </w:r>
-      <w:r>
-        <w:rPr>
-          <w:rFonts w:ascii="Times New Roman" w:hAnsi="Times New Roman"/>
-          <w:sz w:val="24"/>
-        </w:rPr>
-        <w:t>віків.</w:t>
-      </w:r>
-    </w:p>
-    <w:p>
-      <w:pPr>
-        <w:spacing w:line="240" w:lineRule="auto"/>
-        <w:rPr>
-          <w:rFonts w:ascii="Times New Roman" w:hAnsi="Times New Roman"/>
-          <w:sz w:val="24"/>
-        </w:rPr>
-      </w:pPr>
-      <w:r>
-        <w:rPr>
-          <w:rFonts w:ascii="Times New Roman" w:hAnsi="Times New Roman"/>
-          <w:i/>
-          <w:color w:val="FF0000"/>
-          <w:sz w:val="24"/>
-        </w:rPr>
-        <w:t xml:space="preserve">Вірні: </w:t>
-      </w:r>
-      <w:r>
-        <w:rPr>
-          <w:rFonts w:ascii="Times New Roman" w:hAnsi="Times New Roman"/>
-          <w:sz w:val="24"/>
-        </w:rPr>
-        <w:t>Амінь.</w:t>
-      </w:r>
-    </w:p>
-    <w:p>
-      <w:pPr>
-        <w:spacing w:line="240" w:lineRule="auto"/>
-        <w:rPr>
-          <w:rFonts w:ascii="Times New Roman" w:hAnsi="Times New Roman"/>
-          <w:i/>
-          <w:color w:val="FF0000"/>
-          <w:sz w:val="24"/>
-        </w:rPr>
-      </w:pPr>
-      <w:r>
-        <w:rPr>
-          <w:rFonts w:ascii="Times New Roman" w:hAnsi="Times New Roman"/>
-          <w:i/>
-          <w:color w:val="FF0000"/>
-          <w:sz w:val="24"/>
-        </w:rPr>
-        <w:t xml:space="preserve">Кондак </w:t>
-      </w:r>
-      <w:r>
-        <w:rPr>
-          <w:rFonts w:ascii="Times New Roman" w:hAnsi="Times New Roman"/>
-          <w:i/>
-          <w:color w:val="FF0000"/>
-          <w:sz w:val="24"/>
-          <w:lang w:val="en-US"/>
-        </w:rPr>
-        <w:t>(</w:t>
-      </w:r>
-      <w:r>
-        <w:rPr>
-          <w:rFonts w:ascii="Times New Roman" w:hAnsi="Times New Roman"/>
-          <w:i/>
-          <w:color w:val="FF0000"/>
-          <w:sz w:val="24"/>
-        </w:rPr>
-        <w:t>г</w:t>
-      </w:r>
-      <w:r>
-        <w:rPr>
-          <w:rFonts w:ascii="Times New Roman" w:hAnsi="Times New Roman"/>
-          <w:i/>
-          <w:color w:val="FF0000"/>
-          <w:sz w:val="24"/>
-          <w:lang w:val="en-US"/>
-        </w:rPr>
-        <w:t>.</w:t>
-      </w:r>
-      <w:r>
-        <w:rPr>
-          <w:rFonts w:ascii="Times New Roman" w:hAnsi="Times New Roman"/>
-          <w:i/>
-          <w:color w:val="FF0000"/>
-          <w:sz w:val="24"/>
-        </w:rPr>
-        <w:t xml:space="preserve"> 8</w:t>
-      </w:r>
-      <w:r>
-        <w:rPr>
-          <w:rFonts w:ascii="Times New Roman" w:hAnsi="Times New Roman"/>
-          <w:i/>
-          <w:color w:val="FF0000"/>
-          <w:sz w:val="24"/>
-          <w:lang w:val="en-US"/>
-        </w:rPr>
-        <w:t>)</w:t>
-      </w:r>
-      <w:r>
-        <w:rPr>
-          <w:rFonts w:ascii="Times New Roman" w:hAnsi="Times New Roman"/>
-          <w:i/>
-          <w:color w:val="FF0000"/>
-          <w:sz w:val="24"/>
-        </w:rPr>
-        <w:t xml:space="preserve">: </w:t>
-      </w:r>
-      <w:r>
-        <w:rPr>
-          <w:rFonts w:ascii="Times New Roman" w:hAnsi="Times New Roman"/>
-          <w:sz w:val="24"/>
-        </w:rPr>
-        <w:t>Неописанне Слово Отче * із Тебе, Богородице, воплоченням описалося * і, осквернений образ у давнє зобразивши, * з божественною добротою з’єднало, * та, ісповідуючи спасення, ділом і словом ми це являємо.</w:t>
-      </w:r>
-    </w:p>
-    <w:p>
-      <w:pPr>
-        <w:spacing w:line="240" w:lineRule="auto"/>
-        <w:rPr>
-          <w:rFonts w:ascii="Times New Roman" w:hAnsi="Times New Roman"/>
-          <w:sz w:val="24"/>
-        </w:rPr>
-      </w:pPr>
-      <w:r>
-        <w:rPr>
-          <w:rFonts w:ascii="Times New Roman" w:hAnsi="Times New Roman"/>
-          <w:sz w:val="24"/>
-        </w:rPr>
-        <w:t xml:space="preserve">Господи, помилуй </w:t>
-      </w:r>
-      <w:r>
-        <w:rPr>
-          <w:rFonts w:ascii="Times New Roman" w:hAnsi="Times New Roman"/>
-          <w:i/>
-          <w:color w:val="FF0000"/>
-          <w:sz w:val="24"/>
-        </w:rPr>
-        <w:t>(40 р.)</w:t>
-      </w:r>
-      <w:r>
-        <w:rPr>
-          <w:rFonts w:ascii="Times New Roman" w:hAnsi="Times New Roman"/>
-          <w:sz w:val="24"/>
-        </w:rPr>
-        <w:t>.</w:t>
-      </w:r>
-    </w:p>
-    <w:p>
-      <w:pPr>
-        <w:spacing w:line="240" w:lineRule="auto"/>
-        <w:rPr>
-          <w:rFonts w:ascii="Times New Roman" w:hAnsi="Times New Roman"/>
-          <w:sz w:val="24"/>
-        </w:rPr>
-      </w:pPr>
-      <w:r>
-        <w:rPr>
-          <w:rFonts w:ascii="Times New Roman" w:hAnsi="Times New Roman"/>
-          <w:sz w:val="24"/>
-        </w:rPr>
-        <w:t xml:space="preserve">Ти, що повсякчас і кожної години на небі й на землі приймаєш поклін і славу, Боже добрий, довготерпеливий й многомилостивий, що праведних любиш, і грішних милуєш, і всіх кличеш до спасіння, заради обіцянки майбутніх благ! Прийми, Господи, в цю хвилину й наші молитви і спрямуй життя наше до твоїх заповідей. Душі наші освяти, тіла очисти, думки наші направ, розум очисти й протверези, і визволь нас від усякої скорботи, лиха й слабування. Захисти нас святими ангелами твоїми, щоб ми, їх охороною збережені й напоумлені, осягнули єдність віри та зрозуміння неприступної твоєї слави, бо ти благословенний на віки </w:t>
-      </w:r>
-      <w:r>
-        <w:rPr>
-          <w:rFonts w:ascii="Times New Roman" w:hAnsi="Times New Roman"/>
-          <w:sz w:val="24"/>
-        </w:rPr>
-        <w:t>віків.</w:t>
-      </w:r>
-      <w:r>
-        <w:rPr>
-          <w:rFonts w:ascii="Times New Roman" w:hAnsi="Times New Roman"/>
-          <w:sz w:val="24"/>
-        </w:rPr>
-        <w:t xml:space="preserve"> Амінь.</w:t>
-      </w:r>
-    </w:p>
-    <w:p>
-      <w:pPr>
-        <w:spacing w:line="240" w:lineRule="auto"/>
-        <w:rPr>
-          <w:rFonts w:ascii="Times New Roman" w:hAnsi="Times New Roman"/>
-          <w:sz w:val="24"/>
-        </w:rPr>
-      </w:pPr>
-      <w:r>
-        <w:rPr>
-          <w:rFonts w:ascii="Times New Roman" w:hAnsi="Times New Roman"/>
-          <w:sz w:val="24"/>
-        </w:rPr>
-        <w:t xml:space="preserve">Господи, помилуй </w:t>
-      </w:r>
-      <w:r>
-        <w:rPr>
-          <w:rFonts w:ascii="Times New Roman" w:hAnsi="Times New Roman"/>
-          <w:i/>
-          <w:color w:val="FF0000"/>
-          <w:sz w:val="24"/>
-        </w:rPr>
-        <w:t>(3 р.)</w:t>
-      </w:r>
-      <w:r>
-        <w:rPr>
-          <w:rFonts w:ascii="Times New Roman" w:hAnsi="Times New Roman"/>
-          <w:sz w:val="24"/>
-        </w:rPr>
-        <w:t>.</w:t>
       </w:r>
     </w:p>
     <w:p>
@@ -4773,27 +4494,32 @@
     </w:p>
     <w:p>
       <w:pPr>
-        <w:spacing w:line="240" w:lineRule="auto"/>
-        <w:rPr>
-          <w:rFonts w:ascii="Times New Roman" w:hAnsi="Times New Roman"/>
-          <w:sz w:val="24"/>
-        </w:rPr>
-      </w:pPr>
-      <w:r>
-        <w:rPr>
-          <w:rFonts w:ascii="Times New Roman" w:hAnsi="Times New Roman"/>
-          <w:i/>
-          <w:color w:val="FF0000"/>
-          <w:sz w:val="24"/>
-        </w:rPr>
-        <w:t xml:space="preserve">Священик: </w:t>
-      </w:r>
-      <w:r>
-        <w:rPr>
-          <w:rFonts w:ascii="Times New Roman" w:hAnsi="Times New Roman"/>
-          <w:sz w:val="24"/>
-        </w:rPr>
-        <w:t>Слава тобі, Христе Боже, надіє наша, слава тобі!</w:t>
+        <w:spacing w:after="120"/>
+        <w:jc w:val="both"/>
+      </w:pPr>
+      <w:r>
+        <w:rPr>
+          <w:rFonts w:ascii="Times New Roman" w:hAnsi="Times New Roman"/>
+          <w:i/>
+          <w:color w:val="FF0000"/>
+          <w:sz w:val="24"/>
+        </w:rPr>
+        <w:t>Священик:</w:t>
+      </w:r>
+      <w:r>
+        <w:rPr>
+          <w:rFonts w:ascii="Times New Roman" w:hAnsi="Times New Roman"/>
+          <w:color w:val="FF0000"/>
+          <w:sz w:val="24"/>
+        </w:rPr>
+        <w:t xml:space="preserve"> </w:t>
+      </w:r>
+      <w:r>
+        <w:rPr>
+          <w:rFonts w:ascii="Times New Roman" w:hAnsi="Times New Roman"/>
+          <w:sz w:val="24"/>
+        </w:rPr>
+        <w:t>Слава тобі, Христе Боже, уповання наше, слава тобі!</w:t>
       </w:r>
     </w:p>
     <w:p>
@@ -4985,6 +4711,217 @@
     </w:p>
     <w:p>
       <w:pPr>
+        <w:spacing w:after="120"/>
+      </w:pPr>
+      <w:r>
+        <w:rPr>
+          <w:rFonts w:ascii="Times New Roman" w:hAnsi="Times New Roman"/>
+          <w:i/>
+          <w:color w:val="FF0000"/>
+          <w:sz w:val="24"/>
+        </w:rPr>
+        <w:t>Вірні:</w:t>
+      </w:r>
+      <w:r>
+        <w:rPr>
+          <w:rFonts w:ascii="Times New Roman" w:hAnsi="Times New Roman"/>
+          <w:color w:val="FF0000"/>
+          <w:sz w:val="24"/>
+        </w:rPr>
+        <w:t xml:space="preserve"> </w:t>
+      </w:r>
+      <w:r>
+        <w:rPr>
+          <w:rFonts w:ascii="Times New Roman" w:hAnsi="Times New Roman"/>
+          <w:sz w:val="24"/>
+        </w:rPr>
+        <w:t>Амі́нь.</w:t>
+      </w:r>
+    </w:p>
+    <w:p>
+      <w:pPr>
+        <w:spacing w:after="120"/>
+      </w:pPr>
+      <w:r>
+        <w:rPr>
+          <w:rFonts w:ascii="Times New Roman" w:hAnsi="Times New Roman"/>
+          <w:sz w:val="24"/>
+        </w:rPr>
+        <w:t>Сла́ва Тобі́, Бо́же наш, сла́ва Тобі́.</w:t>
+      </w:r>
+    </w:p>
+    <w:p>
+      <w:pPr>
+        <w:spacing w:after="120"/>
+      </w:pPr>
+      <w:r>
+        <w:rPr>
+          <w:rFonts w:ascii="Times New Roman" w:hAnsi="Times New Roman"/>
+          <w:sz w:val="24"/>
+        </w:rPr>
+        <w:t>Ца́рю небе́сний, утіши́телю, Ду́ше íстини,* що всю́ди єси́ і все наповня́єш,* скарбни́це благ і життя́ пода́телю,* прийди́, і всели́ся в нас,* і очи́сти нас від уся́кої скве́рни,* і спаси́, благи́й, ду́ші на́ші.</w:t>
+      </w:r>
+    </w:p>
+    <w:p>
+      <w:pPr>
+        <w:spacing w:after="120"/>
+        <w:jc w:val="both"/>
+      </w:pPr>
+      <w:r>
+        <w:rPr>
+          <w:rFonts w:ascii="Times New Roman" w:hAnsi="Times New Roman"/>
+          <w:sz w:val="24"/>
+        </w:rPr>
+        <w:t xml:space="preserve">Святий Боже, святий Кріпкий, святий Безсмертний, помилуй нас. </w:t>
+      </w:r>
+      <w:r>
+        <w:rPr>
+          <w:rFonts w:ascii="Times New Roman" w:hAnsi="Times New Roman"/>
+          <w:i/>
+          <w:color w:val="FF0000"/>
+          <w:sz w:val="24"/>
+        </w:rPr>
+        <w:t>(3 р.)</w:t>
+      </w:r>
+    </w:p>
+    <w:p>
+      <w:pPr>
+        <w:spacing w:line="240" w:lineRule="auto"/>
+        <w:rPr>
+          <w:rFonts w:ascii="Times New Roman" w:hAnsi="Times New Roman"/>
+          <w:sz w:val="24"/>
+        </w:rPr>
+      </w:pPr>
+      <w:r>
+        <w:rPr>
+          <w:rFonts w:ascii="Times New Roman" w:hAnsi="Times New Roman"/>
+          <w:sz w:val="24"/>
+        </w:rPr>
+        <w:t xml:space="preserve">Слава Отцю, і Сину, і Святому Духові,* і нині і повсякчас, і на віки </w:t>
+      </w:r>
+      <w:r>
+        <w:rPr>
+          <w:rFonts w:ascii="Times New Roman" w:hAnsi="Times New Roman"/>
+          <w:sz w:val="24"/>
+        </w:rPr>
+        <w:t>віків.</w:t>
+      </w:r>
+      <w:r>
+        <w:rPr>
+          <w:rFonts w:ascii="Times New Roman" w:hAnsi="Times New Roman"/>
+          <w:sz w:val="24"/>
+        </w:rPr>
+        <w:t xml:space="preserve"> Амінь.</w:t>
+      </w:r>
+    </w:p>
+    <w:p>
+      <w:pPr>
+        <w:spacing w:line="240" w:lineRule="auto"/>
+        <w:rPr>
+          <w:rFonts w:ascii="Times New Roman" w:hAnsi="Times New Roman"/>
+          <w:sz w:val="24"/>
+        </w:rPr>
+      </w:pPr>
+      <w:r>
+        <w:rPr>
+          <w:rFonts w:ascii="Times New Roman" w:hAnsi="Times New Roman"/>
+          <w:sz w:val="24"/>
+        </w:rPr>
+        <w:t>Пресвята Тройце, помилуй нас;* Господи, очисти гріхи наші;* Владико, прости беззаконня наші;* Святий, завітай і зціли немочі наші імени твого ради.</w:t>
+      </w:r>
+    </w:p>
+    <w:p>
+      <w:pPr>
+        <w:spacing w:after="120"/>
+        <w:jc w:val="both"/>
+      </w:pPr>
+      <w:r>
+        <w:rPr>
+          <w:rFonts w:ascii="Times New Roman" w:hAnsi="Times New Roman"/>
+          <w:sz w:val="24"/>
+        </w:rPr>
+        <w:t xml:space="preserve">Господи, помилуй. </w:t>
+      </w:r>
+      <w:r>
+        <w:rPr>
+          <w:rFonts w:ascii="Times New Roman" w:hAnsi="Times New Roman"/>
+          <w:i/>
+          <w:color w:val="FF0000"/>
+          <w:sz w:val="24"/>
+        </w:rPr>
+        <w:t>(3 р.)</w:t>
+      </w:r>
+    </w:p>
+    <w:p>
+      <w:pPr>
+        <w:spacing w:line="240" w:lineRule="auto"/>
+        <w:rPr>
+          <w:rFonts w:ascii="Times New Roman" w:hAnsi="Times New Roman"/>
+          <w:sz w:val="24"/>
+        </w:rPr>
+      </w:pPr>
+      <w:r>
+        <w:rPr>
+          <w:rFonts w:ascii="Times New Roman" w:hAnsi="Times New Roman"/>
+          <w:sz w:val="24"/>
+        </w:rPr>
+        <w:t xml:space="preserve">Слава Отцю, і Сину, і Святому Духові,* і нині, і повсякчас, і на віки </w:t>
+      </w:r>
+      <w:r>
+        <w:rPr>
+          <w:rFonts w:ascii="Times New Roman" w:hAnsi="Times New Roman"/>
+          <w:sz w:val="24"/>
+        </w:rPr>
+        <w:t>віків.</w:t>
+      </w:r>
+      <w:r>
+        <w:rPr>
+          <w:rFonts w:ascii="Times New Roman" w:hAnsi="Times New Roman"/>
+          <w:sz w:val="24"/>
+        </w:rPr>
+        <w:t xml:space="preserve"> Амінь.</w:t>
+      </w:r>
+    </w:p>
+    <w:p>
+      <w:pPr>
+        <w:spacing w:line="240" w:lineRule="auto"/>
+        <w:rPr>
+          <w:rFonts w:ascii="Times New Roman" w:hAnsi="Times New Roman"/>
+          <w:sz w:val="24"/>
+        </w:rPr>
+      </w:pPr>
+      <w:r>
+        <w:rPr>
+          <w:rFonts w:ascii="Times New Roman" w:hAnsi="Times New Roman"/>
+          <w:sz w:val="24"/>
+        </w:rPr>
+        <w:t>Отче наш, що єси на небесах,* нехай святиться ім’я твоє,* нехай прийде царство твоє,* нехай буде воля твоя, як на небі, так і на землі.* Хліб наш насущний дай нам сьогодні,* і прости нам провини наші,* як і ми прощаємо винуватцям нашим,* і не введи нас у спокусу,* але визволи нас від лукавого.</w:t>
+      </w:r>
+    </w:p>
+    <w:p>
+      <w:pPr>
+        <w:spacing w:after="120"/>
+        <w:jc w:val="both"/>
+      </w:pPr>
+      <w:r>
+        <w:rPr>
+          <w:rFonts w:ascii="Times New Roman" w:hAnsi="Times New Roman"/>
+          <w:i/>
+          <w:color w:val="FF0000"/>
+          <w:sz w:val="24"/>
+        </w:rPr>
+        <w:t>Священник:</w:t>
+      </w:r>
+      <w:r>
+        <w:rPr>
+          <w:rFonts w:ascii="Times New Roman" w:hAnsi="Times New Roman"/>
+          <w:sz w:val="24"/>
+        </w:rPr>
+        <w:t xml:space="preserve"> Бо Твоє є царство, і сила, і слава, Отця, і Сина, і Святого Духа, нині, і повсякчас, і на віки віків.</w:t>
+      </w:r>
+    </w:p>
+    <w:p>
+      <w:pPr>
         <w:spacing w:line="240" w:lineRule="auto"/>
         <w:rPr>
           <w:rFonts w:ascii="Times New Roman" w:hAnsi="Times New Roman"/>
@@ -5005,48 +4942,32 @@
           <w:rFonts w:ascii="Times New Roman" w:hAnsi="Times New Roman"/>
           <w:sz w:val="24"/>
         </w:rPr>
-        <w:t>Амінь. Слава тобі, Боже наш, слава тобі.</w:t>
-      </w:r>
-    </w:p>
-    <w:p>
-      <w:pPr>
-        <w:spacing w:line="240" w:lineRule="auto"/>
-        <w:rPr>
-          <w:rFonts w:ascii="Times New Roman" w:hAnsi="Times New Roman"/>
-          <w:sz w:val="24"/>
-        </w:rPr>
-      </w:pPr>
-      <w:r>
-        <w:rPr>
-          <w:rFonts w:ascii="Times New Roman" w:hAnsi="Times New Roman"/>
-          <w:sz w:val="24"/>
-        </w:rPr>
-        <w:t>Царю небесний, утішителю, Душе істини,* що всюди єси і все наповняєш,* скарбе дібр і життя подателю,* прийди і вселися в нас,* і очисти нас від усякої скверни,* і спаси, Благий, душі наші.</w:t>
-      </w:r>
-    </w:p>
-    <w:p>
-      <w:pPr>
-        <w:spacing w:line="240" w:lineRule="auto"/>
-        <w:rPr>
-          <w:rFonts w:ascii="Times New Roman" w:hAnsi="Times New Roman"/>
-          <w:sz w:val="24"/>
-        </w:rPr>
-      </w:pPr>
-      <w:r>
-        <w:rPr>
-          <w:rFonts w:ascii="Times New Roman" w:hAnsi="Times New Roman"/>
-          <w:sz w:val="24"/>
-        </w:rPr>
-        <w:t xml:space="preserve">Святий Боже, святий Кріпкий, святий Безсмертний, помилуй нас </w:t>
-      </w:r>
-      <w:r>
-        <w:rPr>
-          <w:rFonts w:ascii="Times New Roman" w:hAnsi="Times New Roman"/>
-          <w:i/>
-          <w:color w:val="FF0000"/>
-          <w:sz w:val="24"/>
-        </w:rPr>
-        <w:t>(3 р.)</w:t>
+        <w:t xml:space="preserve">Амінь. </w:t>
+      </w:r>
+    </w:p>
+    <w:p>
+      <w:pPr>
+        <w:spacing w:line="240" w:lineRule="auto"/>
+        <w:rPr>
+          <w:rFonts w:ascii="Times New Roman" w:hAnsi="Times New Roman"/>
+          <w:sz w:val="24"/>
+        </w:rPr>
+      </w:pPr>
+      <w:r>
+        <w:rPr>
+          <w:rFonts w:ascii="Times New Roman" w:hAnsi="Times New Roman"/>
+          <w:sz w:val="24"/>
+        </w:rPr>
+        <w:t xml:space="preserve">Господи, помилуй </w:t>
+      </w:r>
+      <w:r>
+        <w:rPr>
+          <w:rFonts w:ascii="Times New Roman" w:hAnsi="Times New Roman"/>
+          <w:i/>
+          <w:color w:val="FF0000"/>
+          <w:sz w:val="24"/>
+        </w:rPr>
+        <w:t>(12 р.)</w:t>
       </w:r>
       <w:r>
         <w:rPr>
@@ -5069,7 +4990,7 @@
           <w:rFonts w:ascii="Times New Roman" w:hAnsi="Times New Roman"/>
           <w:sz w:val="24"/>
         </w:rPr>
-        <w:t xml:space="preserve">Слава Отцю, і Сину, і Святому Духові,* і нині і повсякчас, і на віки </w:t>
+        <w:t xml:space="preserve">Слава Отцю, і Сину, і Святому Духові,* і нині, і повсякчас, і на віки </w:t>
       </w:r>
       <w:r>
         <w:rPr>
@@ -5088,263 +5009,41 @@
     </w:p>
     <w:p>
       <w:pPr>
-        <w:spacing w:line="240" w:lineRule="auto"/>
-        <w:rPr>
-          <w:rFonts w:ascii="Times New Roman" w:hAnsi="Times New Roman"/>
-          <w:sz w:val="24"/>
-        </w:rPr>
-      </w:pPr>
-      <w:r>
-        <w:rPr>
-          <w:rFonts w:ascii="Times New Roman" w:hAnsi="Times New Roman"/>
-          <w:sz w:val="24"/>
-        </w:rPr>
-        <w:t>Пресвята Тройце, помилуй нас;* Господи, очисти гріхи наші;* Владико, прости беззаконня наші;* Святий, завітай і зціли немочі наші імени твого ради.</w:t>
-      </w:r>
-    </w:p>
-    <w:p>
-      <w:pPr>
-        <w:spacing w:line="240" w:lineRule="auto"/>
-        <w:rPr>
-          <w:rFonts w:ascii="Times New Roman" w:hAnsi="Times New Roman"/>
-          <w:sz w:val="24"/>
-        </w:rPr>
-      </w:pPr>
-      <w:r>
-        <w:rPr>
-          <w:rFonts w:ascii="Times New Roman" w:hAnsi="Times New Roman"/>
-          <w:sz w:val="24"/>
-        </w:rPr>
-        <w:t xml:space="preserve">Господи, помилуй </w:t>
-      </w:r>
-      <w:r>
-        <w:rPr>
-          <w:rFonts w:ascii="Times New Roman" w:hAnsi="Times New Roman"/>
-          <w:i/>
-          <w:color w:val="FF0000"/>
-          <w:sz w:val="24"/>
-        </w:rPr>
-        <w:t>(3 р.)</w:t>
-      </w:r>
-      <w:r>
-        <w:rPr>
-          <w:rFonts w:ascii="Times New Roman" w:hAnsi="Times New Roman"/>
-          <w:sz w:val="24"/>
-        </w:rPr>
-        <w:t>.</w:t>
-      </w:r>
-    </w:p>
-    <w:p>
-      <w:pPr>
-        <w:spacing w:line="240" w:lineRule="auto"/>
-        <w:rPr>
-          <w:rFonts w:ascii="Times New Roman" w:hAnsi="Times New Roman"/>
-          <w:sz w:val="24"/>
-        </w:rPr>
-      </w:pPr>
-      <w:r>
-        <w:rPr>
-          <w:rFonts w:ascii="Times New Roman" w:hAnsi="Times New Roman"/>
-          <w:sz w:val="24"/>
-        </w:rPr>
-        <w:t xml:space="preserve">Слава Отцю, і Сину, і Святому Духові,* і нині, і повсякчас, і на віки </w:t>
-      </w:r>
-      <w:r>
-        <w:rPr>
-          <w:rFonts w:ascii="Times New Roman" w:hAnsi="Times New Roman"/>
-          <w:sz w:val="24"/>
-        </w:rPr>
-        <w:t>віків.</w:t>
-      </w:r>
-      <w:r>
-        <w:rPr>
-          <w:rFonts w:ascii="Times New Roman" w:hAnsi="Times New Roman"/>
-          <w:sz w:val="24"/>
-        </w:rPr>
-        <w:t xml:space="preserve"> Амінь.</w:t>
-      </w:r>
-    </w:p>
-    <w:p>
-      <w:pPr>
-        <w:spacing w:line="240" w:lineRule="auto"/>
-        <w:rPr>
-          <w:rFonts w:ascii="Times New Roman" w:hAnsi="Times New Roman"/>
-          <w:sz w:val="24"/>
-        </w:rPr>
-      </w:pPr>
-      <w:r>
-        <w:rPr>
-          <w:rFonts w:ascii="Times New Roman" w:hAnsi="Times New Roman"/>
-          <w:sz w:val="24"/>
-        </w:rPr>
-        <w:t>Отче наш, що єси на небесах,* нехай святиться ім’я твоє,* нехай прийде царство твоє,* нехай буде воля твоя, як на небі, так і на землі.* Хліб наш насущний дай нам сьогодні,* і прости нам провини наші,* як і ми прощаємо винуватцям нашим,* і не введи нас у спокусу,* але визволи нас від лукавого.</w:t>
-      </w:r>
-    </w:p>
-    <w:p>
-      <w:pPr>
-        <w:spacing w:line="240" w:lineRule="auto"/>
-        <w:rPr>
-          <w:rFonts w:ascii="Times New Roman" w:hAnsi="Times New Roman"/>
-          <w:sz w:val="24"/>
-        </w:rPr>
-      </w:pPr>
-      <w:r>
-        <w:rPr>
-          <w:rFonts w:ascii="Times New Roman" w:hAnsi="Times New Roman"/>
-          <w:i/>
-          <w:color w:val="FF0000"/>
-          <w:sz w:val="24"/>
-        </w:rPr>
-        <w:t xml:space="preserve">Священик: </w:t>
-      </w:r>
-      <w:r>
-        <w:rPr>
-          <w:rFonts w:ascii="Times New Roman" w:hAnsi="Times New Roman"/>
-          <w:sz w:val="24"/>
-        </w:rPr>
-        <w:t xml:space="preserve">Бо твоє є царство, і сила, і слава, Отця, і Сина, і Святого Духа, нині і повсякчас, і на віки </w:t>
-      </w:r>
-      <w:r>
-        <w:rPr>
-          <w:rFonts w:ascii="Times New Roman" w:hAnsi="Times New Roman"/>
-          <w:sz w:val="24"/>
-        </w:rPr>
-        <w:t>віків.</w:t>
-      </w:r>
-    </w:p>
-    <w:p>
-      <w:pPr>
-        <w:spacing w:line="240" w:lineRule="auto"/>
-        <w:rPr>
-          <w:rFonts w:ascii="Times New Roman" w:hAnsi="Times New Roman"/>
-          <w:sz w:val="24"/>
-        </w:rPr>
-      </w:pPr>
-      <w:r>
-        <w:rPr>
-          <w:rFonts w:ascii="Times New Roman" w:hAnsi="Times New Roman"/>
-          <w:i/>
-          <w:color w:val="FF0000"/>
-          <w:sz w:val="24"/>
-        </w:rPr>
-        <w:t xml:space="preserve">Вірні: </w:t>
-      </w:r>
-      <w:r>
-        <w:rPr>
-          <w:rFonts w:ascii="Times New Roman" w:hAnsi="Times New Roman"/>
-          <w:sz w:val="24"/>
-        </w:rPr>
-        <w:t xml:space="preserve">Амінь. </w:t>
-      </w:r>
-    </w:p>
-    <w:p>
-      <w:pPr>
-        <w:spacing w:line="240" w:lineRule="auto"/>
-        <w:rPr>
-          <w:rFonts w:ascii="Times New Roman" w:hAnsi="Times New Roman"/>
-          <w:sz w:val="24"/>
-        </w:rPr>
-      </w:pPr>
-      <w:r>
-        <w:rPr>
-          <w:rFonts w:ascii="Times New Roman" w:hAnsi="Times New Roman"/>
-          <w:sz w:val="24"/>
-        </w:rPr>
-        <w:t xml:space="preserve">Господи, помилуй </w:t>
-      </w:r>
-      <w:r>
-        <w:rPr>
-          <w:rFonts w:ascii="Times New Roman" w:hAnsi="Times New Roman"/>
-          <w:i/>
-          <w:color w:val="FF0000"/>
-          <w:sz w:val="24"/>
-        </w:rPr>
-        <w:t>(12 р.)</w:t>
-      </w:r>
-      <w:r>
-        <w:rPr>
-          <w:rFonts w:ascii="Times New Roman" w:hAnsi="Times New Roman"/>
-          <w:sz w:val="24"/>
-        </w:rPr>
-        <w:t>.</w:t>
-      </w:r>
-    </w:p>
-    <w:p>
-      <w:pPr>
-        <w:spacing w:line="240" w:lineRule="auto"/>
-        <w:rPr>
-          <w:rFonts w:ascii="Times New Roman" w:hAnsi="Times New Roman"/>
-          <w:sz w:val="24"/>
-        </w:rPr>
-      </w:pPr>
-      <w:r>
-        <w:rPr>
-          <w:rFonts w:ascii="Times New Roman" w:hAnsi="Times New Roman"/>
-          <w:sz w:val="24"/>
-        </w:rPr>
-        <w:t xml:space="preserve">Слава Отцю, і Сину, і Святому Духові,* і нині, і повсякчас, і на віки </w:t>
-      </w:r>
-      <w:r>
-        <w:rPr>
-          <w:rFonts w:ascii="Times New Roman" w:hAnsi="Times New Roman"/>
-          <w:sz w:val="24"/>
-        </w:rPr>
-        <w:t>віків.</w:t>
-      </w:r>
-      <w:r>
-        <w:rPr>
-          <w:rFonts w:ascii="Times New Roman" w:hAnsi="Times New Roman"/>
-          <w:sz w:val="24"/>
-        </w:rPr>
-        <w:t xml:space="preserve"> Амінь.</w:t>
-      </w:r>
-    </w:p>
-    <w:p>
-      <w:pPr>
-        <w:spacing w:line="240" w:lineRule="auto"/>
-        <w:rPr>
-          <w:rFonts w:ascii="Times New Roman" w:hAnsi="Times New Roman"/>
-          <w:sz w:val="24"/>
-        </w:rPr>
-      </w:pPr>
-      <w:r>
-        <w:rPr>
-          <w:rFonts w:ascii="Times New Roman" w:hAnsi="Times New Roman"/>
-          <w:sz w:val="24"/>
-        </w:rPr>
-        <w:t>Прийдіте, поклонімся* Цареві нашому Богу.</w:t>
-      </w:r>
-    </w:p>
-    <w:p>
-      <w:pPr>
-        <w:spacing w:line="240" w:lineRule="auto"/>
-        <w:rPr>
-          <w:rFonts w:ascii="Times New Roman" w:hAnsi="Times New Roman"/>
-          <w:sz w:val="24"/>
-        </w:rPr>
-      </w:pPr>
-      <w:r>
-        <w:rPr>
-          <w:rFonts w:ascii="Times New Roman" w:hAnsi="Times New Roman"/>
-          <w:sz w:val="24"/>
-        </w:rPr>
-        <w:t>Прийдіте, поклонімся* Христові, Цареві нашому Богу.</w:t>
-      </w:r>
-    </w:p>
-    <w:p>
-      <w:pPr>
-        <w:spacing w:line="240" w:lineRule="auto"/>
-        <w:rPr>
-          <w:rFonts w:ascii="Times New Roman" w:hAnsi="Times New Roman"/>
-          <w:sz w:val="24"/>
-        </w:rPr>
-      </w:pPr>
-      <w:r>
-        <w:rPr>
-          <w:rFonts w:ascii="Times New Roman" w:hAnsi="Times New Roman"/>
-          <w:sz w:val="24"/>
-        </w:rPr>
-        <w:t>Прийдіте, поклонімся і припадім* до самого Господа Ісуса Христа, Царя і Бога нашого.</w:t>
+        <w:spacing w:after="120"/>
+        <w:jc w:val="both"/>
+      </w:pPr>
+      <w:r>
+        <w:rPr>
+          <w:rFonts w:ascii="Times New Roman" w:hAnsi="Times New Roman"/>
+          <w:sz w:val="24"/>
+        </w:rPr>
+        <w:t>Прийді́те, поклоні́мся* царе́ві на́шому – Бо́гу.</w:t>
+      </w:r>
+    </w:p>
+    <w:p>
+      <w:pPr>
+        <w:spacing w:after="120"/>
+        <w:jc w:val="both"/>
+      </w:pPr>
+      <w:r>
+        <w:rPr>
+          <w:rFonts w:ascii="Times New Roman" w:hAnsi="Times New Roman"/>
+          <w:sz w:val="24"/>
+        </w:rPr>
+        <w:t>Прийді́те, поклоні́мся* Христо́ві, царе́ві на́шому – Бо́гу.</w:t>
+      </w:r>
+    </w:p>
+    <w:p>
+      <w:pPr>
+        <w:spacing w:after="120"/>
+        <w:jc w:val="both"/>
+      </w:pPr>
+      <w:r>
+        <w:rPr>
+          <w:rFonts w:ascii="Times New Roman" w:hAnsi="Times New Roman"/>
+          <w:sz w:val="24"/>
+        </w:rPr>
+        <w:t>Прийді́те, поклоні́мся і припаді́м* до само́го Го́спода Ісу́са Христа́ – царя́ і Бо́га на́шого.</w:t>
       </w:r>
     </w:p>
     <w:p>
@@ -6229,18 +5928,15 @@
     </w:p>
     <w:p>
       <w:pPr>
-        <w:spacing w:line="240" w:lineRule="auto"/>
-        <w:rPr>
-          <w:rFonts w:ascii="Times New Roman" w:hAnsi="Times New Roman"/>
-          <w:sz w:val="24"/>
-        </w:rPr>
-      </w:pPr>
-      <w:r>
-        <w:rPr>
-          <w:rFonts w:ascii="Times New Roman" w:hAnsi="Times New Roman"/>
-          <w:sz w:val="24"/>
-        </w:rPr>
-        <w:t xml:space="preserve">Господи, помилуй </w:t>
+        <w:spacing w:after="120"/>
+        <w:jc w:val="both"/>
+      </w:pPr>
+      <w:r>
+        <w:rPr>
+          <w:rFonts w:ascii="Times New Roman" w:hAnsi="Times New Roman"/>
+          <w:sz w:val="24"/>
+        </w:rPr>
+        <w:t xml:space="preserve">Господи, помилуй. </w:t>
       </w:r>
       <w:r>
         <w:rPr>
@@ -6251,83 +5947,114 @@
         </w:rPr>
         <w:t>(3 р.)</w:t>
       </w:r>
-      <w:r>
-        <w:rPr>
-          <w:rFonts w:ascii="Times New Roman" w:hAnsi="Times New Roman"/>
-          <w:sz w:val="24"/>
+    </w:p>
+    <w:p>
+      <w:pPr>
+        <w:rPr>
+          <w:rFonts w:ascii="Times New Roman" w:hAnsi="Times New Roman"/>
+          <w:sz w:val="24"/>
+          <w:szCs w:val="24"/>
+        </w:rPr>
+      </w:pPr>
+      <w:r>
+        <w:rPr>
+          <w:rFonts w:ascii="Times New Roman" w:hAnsi="Times New Roman"/>
+          <w:i/>
+          <w:color w:val="FF0000"/>
+          <w:sz w:val="24"/>
+        </w:rPr>
+        <w:t>Тропар (г. 5):</w:t>
+      </w:r>
+      <w:r>
+        <w:rPr>
+          <w:rFonts w:ascii="Times New Roman" w:hAnsi="Times New Roman"/>
+          <w:sz w:val="24"/>
+          <w:szCs w:val="24"/>
+        </w:rPr>
+        <w:t xml:space="preserve"> Собезначальне Слово Отцю і Духові, * від Діви роджене на спасення наше, * оспіваймо, вірні, і поклонімся, * бо благоволив плоттю зійти на хрест * і смерть перетерпіти, і воскресити умерлих * славним воскресенням своїм.</w:t>
+      </w:r>
+    </w:p>
+    <w:p>
+      <w:pPr>
+        <w:spacing w:line="240" w:lineRule="auto"/>
+        <w:rPr>
+          <w:rFonts w:ascii="Times New Roman" w:hAnsi="Times New Roman"/>
+          <w:sz w:val="24"/>
+        </w:rPr>
+      </w:pPr>
+      <w:r>
+        <w:rPr>
+          <w:rFonts w:ascii="Times New Roman" w:hAnsi="Times New Roman"/>
+          <w:sz w:val="24"/>
+        </w:rPr>
+        <w:t>Слава Отцю, і Сину, і Святому Духові.</w:t>
+      </w:r>
+    </w:p>
+    <w:p>
+      <w:pPr>
+        <w:spacing w:line="240" w:lineRule="auto"/>
+        <w:rPr>
+          <w:rFonts w:ascii="Times New Roman" w:hAnsi="Times New Roman"/>
+          <w:i/>
+          <w:color w:val="FF0000"/>
+          <w:sz w:val="24"/>
+        </w:rPr>
+      </w:pPr>
+      <w:r>
+        <w:rPr>
+          <w:rFonts w:ascii="Times New Roman" w:hAnsi="Times New Roman"/>
+          <w:i/>
+          <w:color w:val="FF0000"/>
+          <w:sz w:val="24"/>
+        </w:rPr>
+        <w:t>Тропар</w:t>
+      </w:r>
+      <w:r>
+        <w:rPr>
+          <w:rFonts w:ascii="Times New Roman" w:hAnsi="Times New Roman"/>
+          <w:i/>
+          <w:color w:val="FF0000"/>
+          <w:sz w:val="24"/>
+        </w:rPr>
+        <w:t xml:space="preserve"> </w:t>
+      </w:r>
+      <w:r>
+        <w:rPr>
+          <w:rFonts w:ascii="Times New Roman" w:hAnsi="Times New Roman"/>
+          <w:i/>
+          <w:color w:val="FF0000"/>
+          <w:sz w:val="24"/>
+          <w:lang w:val="en-US"/>
+        </w:rPr>
+        <w:t>(</w:t>
+      </w:r>
+      <w:r>
+        <w:rPr>
+          <w:rFonts w:ascii="Times New Roman" w:hAnsi="Times New Roman"/>
+          <w:i/>
+          <w:color w:val="FF0000"/>
+          <w:sz w:val="24"/>
+        </w:rPr>
+        <w:t>г</w:t>
+      </w:r>
+      <w:r>
+        <w:rPr>
+          <w:rFonts w:ascii="Times New Roman" w:hAnsi="Times New Roman"/>
+          <w:i/>
+          <w:color w:val="FF0000"/>
+          <w:sz w:val="24"/>
+          <w:lang w:val="en-US"/>
         </w:rPr>
         <w:t>.</w:t>
       </w:r>
-    </w:p>
-    <w:p>
-      <w:pPr>
-        <w:rPr>
-          <w:rFonts w:ascii="Times New Roman" w:hAnsi="Times New Roman"/>
-          <w:sz w:val="24"/>
-          <w:szCs w:val="24"/>
-        </w:rPr>
-      </w:pPr>
-      <w:r>
-        <w:rPr>
-          <w:rFonts w:ascii="Times New Roman" w:hAnsi="Times New Roman"/>
-          <w:i/>
-          <w:color w:val="FF0000"/>
-          <w:sz w:val="24"/>
-        </w:rPr>
-        <w:t>Тропар (г. 5):</w:t>
-      </w:r>
-      <w:r>
-        <w:rPr>
-          <w:rFonts w:ascii="Times New Roman" w:hAnsi="Times New Roman"/>
-          <w:sz w:val="24"/>
-          <w:szCs w:val="24"/>
-        </w:rPr>
-        <w:t xml:space="preserve"> Собезначальне Слово Отцю і Духові, * від Діви роджене на спасення наше, * оспіваймо, вірні, і поклонімся, * бо благоволив плоттю зійти на хрест * і смерть перетерпіти, і воскресити умерлих * славним воскресенням своїм.</w:t>
-      </w:r>
-    </w:p>
-    <w:p>
-      <w:pPr>
-        <w:spacing w:line="240" w:lineRule="auto"/>
-        <w:rPr>
-          <w:rFonts w:ascii="Times New Roman" w:hAnsi="Times New Roman"/>
-          <w:sz w:val="24"/>
-        </w:rPr>
-      </w:pPr>
-      <w:r>
-        <w:rPr>
-          <w:rFonts w:ascii="Times New Roman" w:hAnsi="Times New Roman"/>
-          <w:sz w:val="24"/>
-        </w:rPr>
-        <w:t>Слава Отцю, і Сину, і Святому Духові.</w:t>
-      </w:r>
-    </w:p>
-    <w:p>
-      <w:pPr>
-        <w:spacing w:line="240" w:lineRule="auto"/>
-        <w:rPr>
-          <w:rFonts w:ascii="Times New Roman" w:hAnsi="Times New Roman"/>
-          <w:i/>
-          <w:color w:val="FF0000"/>
-          <w:sz w:val="24"/>
-        </w:rPr>
-      </w:pPr>
-      <w:r>
-        <w:rPr>
-          <w:rFonts w:ascii="Times New Roman" w:hAnsi="Times New Roman"/>
-          <w:i/>
-          <w:color w:val="FF0000"/>
-          <w:sz w:val="24"/>
-        </w:rPr>
-        <w:t>Тропар</w:t>
-      </w:r>
-      <w:r>
-        <w:rPr>
-          <w:rFonts w:ascii="Times New Roman" w:hAnsi="Times New Roman"/>
-          <w:i/>
-          <w:color w:val="FF0000"/>
-          <w:sz w:val="24"/>
-        </w:rPr>
-        <w:t xml:space="preserve"> </w:t>
+      <w:r>
+        <w:rPr>
+          <w:rFonts w:ascii="Times New Roman" w:hAnsi="Times New Roman"/>
+          <w:i/>
+          <w:color w:val="FF0000"/>
+          <w:sz w:val="24"/>
+        </w:rPr>
+        <w:t xml:space="preserve"> 2</w:t>
       </w:r>
       <w:r>
         <w:rPr>
@@ -6337,44 +6064,6 @@
           <w:sz w:val="24"/>
           <w:lang w:val="en-US"/>
         </w:rPr>
-        <w:t>(</w:t>
-      </w:r>
-      <w:r>
-        <w:rPr>
-          <w:rFonts w:ascii="Times New Roman" w:hAnsi="Times New Roman"/>
-          <w:i/>
-          <w:color w:val="FF0000"/>
-          <w:sz w:val="24"/>
-        </w:rPr>
-        <w:t>г</w:t>
-      </w:r>
-      <w:r>
-        <w:rPr>
-          <w:rFonts w:ascii="Times New Roman" w:hAnsi="Times New Roman"/>
-          <w:i/>
-          <w:color w:val="FF0000"/>
-          <w:sz w:val="24"/>
-          <w:lang w:val="en-US"/>
-        </w:rPr>
-        <w:t>.</w:t>
-      </w:r>
-      <w:r>
-        <w:rPr>
-          <w:rFonts w:ascii="Times New Roman" w:hAnsi="Times New Roman"/>
-          <w:i/>
-          <w:color w:val="FF0000"/>
-          <w:sz w:val="24"/>
-        </w:rPr>
-        <w:t xml:space="preserve"> 2</w:t>
-      </w:r>
-      <w:r>
-        <w:rPr>
-          <w:rFonts w:ascii="Times New Roman" w:hAnsi="Times New Roman"/>
-          <w:i/>
-          <w:color w:val="FF0000"/>
-          <w:sz w:val="24"/>
-          <w:lang w:val="en-US"/>
-        </w:rPr>
         <w:t>)</w:t>
       </w:r>
       <w:r>
@@ -6507,18 +6196,15 @@
     </w:p>
     <w:p>
       <w:pPr>
-        <w:spacing w:line="240" w:lineRule="auto"/>
-        <w:rPr>
-          <w:rFonts w:ascii="Times New Roman" w:hAnsi="Times New Roman"/>
-          <w:sz w:val="24"/>
-        </w:rPr>
-      </w:pPr>
-      <w:r>
-        <w:rPr>
-          <w:rFonts w:ascii="Times New Roman" w:hAnsi="Times New Roman"/>
-          <w:sz w:val="24"/>
-        </w:rPr>
-        <w:t xml:space="preserve">Святий Боже, святий Кріпкий, святий Безсмертний, помилуй нас </w:t>
+        <w:spacing w:after="120"/>
+        <w:jc w:val="both"/>
+      </w:pPr>
+      <w:r>
+        <w:rPr>
+          <w:rFonts w:ascii="Times New Roman" w:hAnsi="Times New Roman"/>
+          <w:sz w:val="24"/>
+        </w:rPr>
+        <w:t xml:space="preserve">Святий Боже, святий Кріпкий, святий Безсмертний, помилуй нас. </w:t>
       </w:r>
       <w:r>
         <w:rPr>
@@ -6529,13 +6215,6 @@
         </w:rPr>
         <w:t>(3 р.)</w:t>
       </w:r>
-      <w:r>
-        <w:rPr>
-          <w:rFonts w:ascii="Times New Roman" w:hAnsi="Times New Roman"/>
-          <w:sz w:val="24"/>
-        </w:rPr>
-        <w:t>.</w:t>
-      </w:r>
     </w:p>
     <w:p>
       <w:pPr>
@@ -6585,18 +6264,15 @@
     </w:p>
     <w:p>
       <w:pPr>
-        <w:spacing w:line="240" w:lineRule="auto"/>
-        <w:rPr>
-          <w:rFonts w:ascii="Times New Roman" w:hAnsi="Times New Roman"/>
-          <w:sz w:val="24"/>
-        </w:rPr>
-      </w:pPr>
-      <w:r>
-        <w:rPr>
-          <w:rFonts w:ascii="Times New Roman" w:hAnsi="Times New Roman"/>
-          <w:sz w:val="24"/>
-        </w:rPr>
-        <w:t xml:space="preserve">Господи, помилуй </w:t>
+        <w:spacing w:after="120"/>
+        <w:jc w:val="both"/>
+      </w:pPr>
+      <w:r>
+        <w:rPr>
+          <w:rFonts w:ascii="Times New Roman" w:hAnsi="Times New Roman"/>
+          <w:sz w:val="24"/>
+        </w:rPr>
+        <w:t xml:space="preserve">Господи, помилуй. </w:t>
       </w:r>
       <w:r>
         <w:rPr>
@@ -6606,13 +6282,6 @@
           <w:sz w:val="24"/>
         </w:rPr>
         <w:t>(3 р.)</w:t>
-      </w:r>
-      <w:r>
-        <w:rPr>
-          <w:rFonts w:ascii="Times New Roman" w:hAnsi="Times New Roman"/>
-          <w:sz w:val="24"/>
-        </w:rPr>
-        <w:t>.</w:t>
       </w:r>
     </w:p>
     <w:p>
@@ -6671,6 +6340,308 @@
     </w:p>
     <w:p>
       <w:pPr>
+        <w:spacing w:after="120"/>
+        <w:jc w:val="both"/>
+      </w:pPr>
+      <w:r>
+        <w:rPr>
+          <w:rFonts w:ascii="Times New Roman" w:hAnsi="Times New Roman"/>
+          <w:i/>
+          <w:color w:val="FF0000"/>
+          <w:sz w:val="24"/>
+        </w:rPr>
+        <w:t>Священник:</w:t>
+      </w:r>
+      <w:r>
+        <w:rPr>
+          <w:rFonts w:ascii="Times New Roman" w:hAnsi="Times New Roman"/>
+          <w:sz w:val="24"/>
+        </w:rPr>
+        <w:t xml:space="preserve"> Бо Твоє є царство, і сила, і слава, Отця, і Сина, і Святого Духа, нині, і повсякчас, і на віки віків.</w:t>
+      </w:r>
+    </w:p>
+    <w:p>
+      <w:pPr>
+        <w:spacing w:line="240" w:lineRule="auto"/>
+        <w:rPr>
+          <w:rFonts w:ascii="Times New Roman" w:hAnsi="Times New Roman"/>
+          <w:sz w:val="24"/>
+        </w:rPr>
+      </w:pPr>
+      <w:r>
+        <w:rPr>
+          <w:rFonts w:ascii="Times New Roman" w:hAnsi="Times New Roman"/>
+          <w:i/>
+          <w:color w:val="FF0000"/>
+          <w:sz w:val="24"/>
+        </w:rPr>
+        <w:t xml:space="preserve">Вірні: </w:t>
+      </w:r>
+      <w:r>
+        <w:rPr>
+          <w:rFonts w:ascii="Times New Roman" w:hAnsi="Times New Roman"/>
+          <w:sz w:val="24"/>
+        </w:rPr>
+        <w:t>Амінь.</w:t>
+      </w:r>
+    </w:p>
+    <w:p>
+      <w:pPr>
+        <w:spacing w:line="240" w:lineRule="auto"/>
+        <w:rPr>
+          <w:rFonts w:ascii="Times New Roman" w:hAnsi="Times New Roman"/>
+          <w:i/>
+          <w:color w:val="FF0000"/>
+          <w:sz w:val="24"/>
+        </w:rPr>
+      </w:pPr>
+      <w:r>
+        <w:rPr>
+          <w:rFonts w:ascii="Times New Roman" w:hAnsi="Times New Roman"/>
+          <w:i/>
+          <w:color w:val="FF0000"/>
+          <w:sz w:val="24"/>
+        </w:rPr>
+        <w:t xml:space="preserve">Кондак </w:t>
+      </w:r>
+      <w:r>
+        <w:rPr>
+          <w:rFonts w:ascii="Times New Roman" w:hAnsi="Times New Roman"/>
+          <w:i/>
+          <w:color w:val="FF0000"/>
+          <w:sz w:val="24"/>
+          <w:lang w:val="en-US"/>
+        </w:rPr>
+        <w:t>(</w:t>
+      </w:r>
+      <w:r>
+        <w:rPr>
+          <w:rFonts w:ascii="Times New Roman" w:hAnsi="Times New Roman"/>
+          <w:i/>
+          <w:color w:val="FF0000"/>
+          <w:sz w:val="24"/>
+        </w:rPr>
+        <w:t>г</w:t>
+      </w:r>
+      <w:r>
+        <w:rPr>
+          <w:rFonts w:ascii="Times New Roman" w:hAnsi="Times New Roman"/>
+          <w:i/>
+          <w:color w:val="FF0000"/>
+          <w:sz w:val="24"/>
+          <w:lang w:val="en-US"/>
+        </w:rPr>
+        <w:t>.</w:t>
+      </w:r>
+      <w:r>
+        <w:rPr>
+          <w:rFonts w:ascii="Times New Roman" w:hAnsi="Times New Roman"/>
+          <w:i/>
+          <w:color w:val="FF0000"/>
+          <w:sz w:val="24"/>
+        </w:rPr>
+        <w:t xml:space="preserve"> 8</w:t>
+      </w:r>
+      <w:r>
+        <w:rPr>
+          <w:rFonts w:ascii="Times New Roman" w:hAnsi="Times New Roman"/>
+          <w:i/>
+          <w:color w:val="FF0000"/>
+          <w:sz w:val="24"/>
+          <w:lang w:val="en-US"/>
+        </w:rPr>
+        <w:t>)</w:t>
+      </w:r>
+      <w:r>
+        <w:rPr>
+          <w:rFonts w:ascii="Times New Roman" w:hAnsi="Times New Roman"/>
+          <w:i/>
+          <w:color w:val="FF0000"/>
+          <w:sz w:val="24"/>
+        </w:rPr>
+        <w:t xml:space="preserve">: </w:t>
+      </w:r>
+      <w:r>
+        <w:rPr>
+          <w:rFonts w:ascii="Times New Roman" w:hAnsi="Times New Roman"/>
+          <w:sz w:val="24"/>
+        </w:rPr>
+        <w:t>Неописанне Слово Отче * із Тебе, Богородице, воплоченням описалося * і, осквернений образ у давнє зобразивши, * з божественною добротою з’єднало, * та, ісповідуючи спасення, ділом і словом ми це являємо.</w:t>
+      </w:r>
+    </w:p>
+    <w:p>
+      <w:pPr>
+        <w:spacing w:line="240" w:lineRule="auto"/>
+        <w:rPr>
+          <w:rFonts w:ascii="Times New Roman" w:hAnsi="Times New Roman"/>
+          <w:sz w:val="24"/>
+        </w:rPr>
+      </w:pPr>
+      <w:r>
+        <w:rPr>
+          <w:rFonts w:ascii="Times New Roman" w:hAnsi="Times New Roman"/>
+          <w:sz w:val="24"/>
+        </w:rPr>
+        <w:t xml:space="preserve">Господи, помилуй </w:t>
+      </w:r>
+      <w:r>
+        <w:rPr>
+          <w:rFonts w:ascii="Times New Roman" w:hAnsi="Times New Roman"/>
+          <w:i/>
+          <w:color w:val="FF0000"/>
+          <w:sz w:val="24"/>
+        </w:rPr>
+        <w:t>(40 р.)</w:t>
+      </w:r>
+      <w:r>
+        <w:rPr>
+          <w:rFonts w:ascii="Times New Roman" w:hAnsi="Times New Roman"/>
+          <w:sz w:val="24"/>
+        </w:rPr>
+        <w:t>.</w:t>
+      </w:r>
+    </w:p>
+    <w:p>
+      <w:pPr>
+        <w:spacing w:line="240" w:lineRule="auto"/>
+        <w:rPr>
+          <w:rFonts w:ascii="Times New Roman" w:hAnsi="Times New Roman"/>
+          <w:sz w:val="24"/>
+        </w:rPr>
+      </w:pPr>
+      <w:r>
+        <w:rPr>
+          <w:rFonts w:ascii="Times New Roman" w:hAnsi="Times New Roman"/>
+          <w:sz w:val="24"/>
+        </w:rPr>
+        <w:t xml:space="preserve">Ти, що повсякчас і кожної години на небі й на землі приймаєш поклін і славу, Боже добрий, довготерпеливий й многомилостивий, що праведних любиш, і грішних милуєш, і всіх кличеш до спасіння, заради обіцянки майбутніх благ! Прийми, Господи, в цю хвилину й наші молитви і спрямуй життя наше до твоїх заповідей. Душі наші освяти, тіла очисти, думки наші направ, розум очисти й протверези, і визволь нас від усякої скорботи, лиха й слабування. Захисти нас святими ангелами твоїми, щоб ми, їх охороною збережені й напоумлені, осягнули єдність віри та зрозуміння неприступної твоєї слави, бо ти благословенний на віки </w:t>
+      </w:r>
+      <w:r>
+        <w:rPr>
+          <w:rFonts w:ascii="Times New Roman" w:hAnsi="Times New Roman"/>
+          <w:sz w:val="24"/>
+        </w:rPr>
+        <w:t>віків.</w:t>
+      </w:r>
+      <w:r>
+        <w:rPr>
+          <w:rFonts w:ascii="Times New Roman" w:hAnsi="Times New Roman"/>
+          <w:sz w:val="24"/>
+        </w:rPr>
+        <w:t xml:space="preserve"> </w:t>
+      </w:r>
+    </w:p>
+    <w:p>
+      <w:pPr>
+        <w:spacing w:line="240" w:lineRule="auto"/>
+        <w:rPr>
+          <w:rFonts w:ascii="Times New Roman" w:hAnsi="Times New Roman"/>
+          <w:sz w:val="24"/>
+        </w:rPr>
+      </w:pPr>
+      <w:r>
+        <w:rPr>
+          <w:rFonts w:ascii="Times New Roman" w:hAnsi="Times New Roman"/>
+          <w:i/>
+          <w:color w:val="FF0000"/>
+          <w:sz w:val="24"/>
+        </w:rPr>
+        <w:t xml:space="preserve">Вірні: </w:t>
+      </w:r>
+      <w:r>
+        <w:rPr>
+          <w:rFonts w:ascii="Times New Roman" w:hAnsi="Times New Roman"/>
+          <w:sz w:val="24"/>
+        </w:rPr>
+        <w:t>Амінь.</w:t>
+      </w:r>
+    </w:p>
+    <w:p>
+      <w:pPr>
+        <w:spacing w:after="120"/>
+        <w:jc w:val="both"/>
+      </w:pPr>
+      <w:r>
+        <w:rPr>
+          <w:rFonts w:ascii="Times New Roman" w:hAnsi="Times New Roman"/>
+          <w:sz w:val="24"/>
+        </w:rPr>
+        <w:t xml:space="preserve">Господи, помилуй. </w:t>
+      </w:r>
+      <w:r>
+        <w:rPr>
+          <w:rFonts w:ascii="Times New Roman" w:hAnsi="Times New Roman"/>
+          <w:i/>
+          <w:color w:val="FF0000"/>
+          <w:sz w:val="24"/>
+        </w:rPr>
+        <w:t>(3 р.)</w:t>
+      </w:r>
+    </w:p>
+    <w:p>
+      <w:pPr>
+        <w:spacing w:line="240" w:lineRule="auto"/>
+        <w:rPr>
+          <w:rFonts w:ascii="Times New Roman" w:hAnsi="Times New Roman"/>
+          <w:sz w:val="24"/>
+        </w:rPr>
+      </w:pPr>
+      <w:r>
+        <w:rPr>
+          <w:rFonts w:ascii="Times New Roman" w:hAnsi="Times New Roman"/>
+          <w:sz w:val="24"/>
+        </w:rPr>
+        <w:t xml:space="preserve">Слава Отцю, і Сину, і Святому Духові,* і нині і повсякчас, і на віки </w:t>
+      </w:r>
+      <w:r>
+        <w:rPr>
+          <w:rFonts w:ascii="Times New Roman" w:hAnsi="Times New Roman"/>
+          <w:sz w:val="24"/>
+        </w:rPr>
+        <w:t>віків.</w:t>
+      </w:r>
+      <w:r>
+        <w:rPr>
+          <w:rFonts w:ascii="Times New Roman" w:hAnsi="Times New Roman"/>
+          <w:sz w:val="24"/>
+        </w:rPr>
+        <w:t xml:space="preserve"> Амінь.</w:t>
+      </w:r>
+    </w:p>
+    <w:p>
+      <w:pPr>
+        <w:spacing w:line="240" w:lineRule="auto"/>
+        <w:rPr>
+          <w:rFonts w:ascii="Times New Roman" w:hAnsi="Times New Roman"/>
+          <w:sz w:val="24"/>
+        </w:rPr>
+      </w:pPr>
+      <w:r>
+        <w:rPr>
+          <w:rFonts w:ascii="Times New Roman" w:hAnsi="Times New Roman"/>
+          <w:sz w:val="24"/>
+        </w:rPr>
+        <w:t>Чеснішу від херувимів і незрівнянно славнішу і від серафимів,* що без зотління Бога Слово породила,* сущу Богородицю, тебе величаємо.</w:t>
+      </w:r>
+    </w:p>
+    <w:p>
+      <w:pPr>
+        <w:spacing w:line="240" w:lineRule="auto"/>
+        <w:rPr>
+          <w:rFonts w:ascii="Times New Roman" w:hAnsi="Times New Roman"/>
+          <w:sz w:val="24"/>
+        </w:rPr>
+      </w:pPr>
+      <w:r>
+        <w:rPr>
+          <w:rFonts w:ascii="Times New Roman" w:hAnsi="Times New Roman"/>
+          <w:sz w:val="24"/>
+        </w:rPr>
+        <w:t>Іменем Господнім благослови, отче!</w:t>
+      </w:r>
+    </w:p>
+    <w:p>
+      <w:pPr>
         <w:spacing w:line="240" w:lineRule="auto"/>
         <w:rPr>
           <w:rFonts w:ascii="Times New Roman" w:hAnsi="Times New Roman"/>
@@ -6691,7 +6662,71 @@
           <w:rFonts w:ascii="Times New Roman" w:hAnsi="Times New Roman"/>
           <w:sz w:val="24"/>
         </w:rPr>
-        <w:t xml:space="preserve">Бо твоє є царство, і сила, і слава, Отця, і Сина, і Святого Духа, нині і повсякчас, і на віки </w:t>
+        <w:t>Молитвами святих отців наших, Господи Ісусе Христе Сину Божий, помилуй нас.</w:t>
+      </w:r>
+    </w:p>
+    <w:p>
+      <w:pPr>
+        <w:spacing w:line="240" w:lineRule="auto"/>
+        <w:rPr>
+          <w:rFonts w:ascii="Times New Roman" w:hAnsi="Times New Roman"/>
+          <w:sz w:val="24"/>
+          <w:lang w:val="en-US"/>
+        </w:rPr>
+      </w:pPr>
+      <w:r>
+        <w:rPr>
+          <w:rFonts w:ascii="Times New Roman" w:hAnsi="Times New Roman"/>
+          <w:i/>
+          <w:color w:val="FF0000"/>
+          <w:sz w:val="24"/>
+        </w:rPr>
+        <w:t xml:space="preserve">Вірні: </w:t>
+      </w:r>
+      <w:r>
+        <w:rPr>
+          <w:rFonts w:ascii="Times New Roman" w:hAnsi="Times New Roman"/>
+          <w:sz w:val="24"/>
+        </w:rPr>
+        <w:t>Амінь.</w:t>
+      </w:r>
+    </w:p>
+    <w:p>
+      <w:pPr>
+        <w:spacing w:line="240" w:lineRule="auto"/>
+        <w:jc w:val="center"/>
+        <w:rPr>
+          <w:rFonts w:ascii="Times New Roman" w:hAnsi="Times New Roman"/>
+          <w:b/>
+          <w:i/>
+          <w:sz w:val="24"/>
+        </w:rPr>
+      </w:pPr>
+      <w:r>
+        <w:rPr>
+          <w:rFonts w:ascii="Times New Roman" w:hAnsi="Times New Roman"/>
+          <w:b/>
+          <w:i/>
+          <w:color w:val="FF0000"/>
+          <w:sz w:val="24"/>
+        </w:rPr>
+        <w:t>Молитва на Час 6-ий</w:t>
+      </w:r>
+    </w:p>
+    <w:p>
+      <w:pPr>
+        <w:spacing w:line="240" w:lineRule="auto"/>
+        <w:rPr>
+          <w:rFonts w:ascii="Times New Roman" w:hAnsi="Times New Roman"/>
+          <w:sz w:val="24"/>
+        </w:rPr>
+      </w:pPr>
+      <w:r>
+        <w:rPr>
+          <w:rFonts w:ascii="Times New Roman" w:hAnsi="Times New Roman"/>
+          <w:sz w:val="24"/>
+        </w:rPr>
+        <w:t xml:space="preserve">Боже й Господи сил і всього творіння Сотворителю! Ти з милосердя і незрівнянної милости твоєї послав на спасіння роду нашого єдинородного Сина твого, Господа нашого, Ісуса Христа, і дорогоцінним його хрестом розписку гріхів наших розірвав і переміг начало й владу темряви. Тож, Владико чоловіколюбний, прийми від нас грішних ці вдячні і благальні молитви, і визволь нас від усякого згубного й темного гріха, і від усіх видимих і невидимих ворогів, що бажають вчинити нам зло. До страху твого прикуй тіла наші й не допусти сердець наших до слів, або помислів лукавих, але любов’ю твоєю пройми душі наші, щоб, повсякчас на тебе дивлячись і світлом твоїм керуючись, бачили тебе, неприступне й вічне світло, та щоб невпинно хвалу й подяку віддавали тобі: безначальному Отцеві з єдинородним твоїм Сином і всесвятим, і благим, і животворним твоїм Духом, нині, і повсякчас, і на віки </w:t>
       </w:r>
       <w:r>
         <w:rPr>
@@ -6700,6 +6735,13 @@
         </w:rPr>
         <w:t>віків.</w:t>
       </w:r>
+      <w:r>
+        <w:rPr>
+          <w:rFonts w:ascii="Times New Roman" w:hAnsi="Times New Roman"/>
+          <w:sz w:val="24"/>
+        </w:rPr>
+        <w:t xml:space="preserve"> </w:t>
+      </w:r>
     </w:p>
     <w:p>
       <w:pPr>
@@ -6743,441 +6785,53 @@
           <w:color w:val="FF0000"/>
           <w:sz w:val="24"/>
         </w:rPr>
-        <w:t xml:space="preserve">Кондак </w:t>
-      </w:r>
-      <w:r>
-        <w:rPr>
-          <w:rFonts w:ascii="Times New Roman" w:hAnsi="Times New Roman"/>
-          <w:i/>
-          <w:color w:val="FF0000"/>
-          <w:sz w:val="24"/>
-          <w:lang w:val="en-US"/>
-        </w:rPr>
-        <w:t>(</w:t>
-      </w:r>
-      <w:r>
-        <w:rPr>
-          <w:rFonts w:ascii="Times New Roman" w:hAnsi="Times New Roman"/>
-          <w:i/>
-          <w:color w:val="FF0000"/>
-          <w:sz w:val="24"/>
-        </w:rPr>
-        <w:t>г</w:t>
-      </w:r>
-      <w:r>
-        <w:rPr>
-          <w:rFonts w:ascii="Times New Roman" w:hAnsi="Times New Roman"/>
-          <w:i/>
-          <w:color w:val="FF0000"/>
-          <w:sz w:val="24"/>
-          <w:lang w:val="en-US"/>
-        </w:rPr>
-        <w:t>.</w:t>
-      </w:r>
-      <w:r>
-        <w:rPr>
-          <w:rFonts w:ascii="Times New Roman" w:hAnsi="Times New Roman"/>
-          <w:i/>
-          <w:color w:val="FF0000"/>
-          <w:sz w:val="24"/>
-        </w:rPr>
-        <w:t xml:space="preserve"> 8</w:t>
-      </w:r>
-      <w:r>
-        <w:rPr>
-          <w:rFonts w:ascii="Times New Roman" w:hAnsi="Times New Roman"/>
-          <w:i/>
-          <w:color w:val="FF0000"/>
-          <w:sz w:val="24"/>
-          <w:lang w:val="en-US"/>
-        </w:rPr>
-        <w:t>)</w:t>
-      </w:r>
-      <w:r>
-        <w:rPr>
-          <w:rFonts w:ascii="Times New Roman" w:hAnsi="Times New Roman"/>
-          <w:i/>
-          <w:color w:val="FF0000"/>
-          <w:sz w:val="24"/>
-        </w:rPr>
-        <w:t xml:space="preserve">: </w:t>
-      </w:r>
-      <w:r>
-        <w:rPr>
-          <w:rFonts w:ascii="Times New Roman" w:hAnsi="Times New Roman"/>
-          <w:sz w:val="24"/>
-        </w:rPr>
-        <w:t>Неописанне Слово Отче * із Тебе, Богородице, воплоченням описалося * і, осквернений образ у давнє зобразивши, * з божественною добротою з’єднало, * та, ісповідуючи спасення, ділом і словом ми це являємо.</w:t>
-      </w:r>
-    </w:p>
-    <w:p>
-      <w:pPr>
-        <w:spacing w:line="240" w:lineRule="auto"/>
-        <w:rPr>
-          <w:rFonts w:ascii="Times New Roman" w:hAnsi="Times New Roman"/>
-          <w:sz w:val="24"/>
-        </w:rPr>
-      </w:pPr>
-      <w:r>
-        <w:rPr>
-          <w:rFonts w:ascii="Times New Roman" w:hAnsi="Times New Roman"/>
-          <w:sz w:val="24"/>
-        </w:rPr>
-        <w:t xml:space="preserve">Господи, помилуй </w:t>
-      </w:r>
-      <w:r>
-        <w:rPr>
-          <w:rFonts w:ascii="Times New Roman" w:hAnsi="Times New Roman"/>
-          <w:i/>
-          <w:color w:val="FF0000"/>
-          <w:sz w:val="24"/>
-        </w:rPr>
-        <w:t>(40 р.)</w:t>
-      </w:r>
-      <w:r>
-        <w:rPr>
-          <w:rFonts w:ascii="Times New Roman" w:hAnsi="Times New Roman"/>
-          <w:sz w:val="24"/>
-        </w:rPr>
-        <w:t>.</w:t>
-      </w:r>
-    </w:p>
-    <w:p>
-      <w:pPr>
-        <w:spacing w:line="240" w:lineRule="auto"/>
-        <w:rPr>
-          <w:rFonts w:ascii="Times New Roman" w:hAnsi="Times New Roman"/>
-          <w:sz w:val="24"/>
-        </w:rPr>
-      </w:pPr>
-      <w:r>
-        <w:rPr>
-          <w:rFonts w:ascii="Times New Roman" w:hAnsi="Times New Roman"/>
-          <w:sz w:val="24"/>
-        </w:rPr>
-        <w:t xml:space="preserve">Ти, що повсякчас і кожної години на небі й на землі приймаєш поклін і славу, Боже добрий, довготерпеливий й многомилостивий, що праведних любиш, і грішних милуєш, і всіх кличеш до спасіння, заради обіцянки майбутніх благ! Прийми, Господи, в цю хвилину й наші молитви і спрямуй життя наше до твоїх заповідей. Душі наші освяти, тіла очисти, думки наші направ, розум очисти й протверези, і визволь нас від усякої скорботи, лиха й слабування. Захисти нас святими ангелами твоїми, щоб ми, їх охороною збережені й напоумлені, осягнули єдність віри та зрозуміння неприступної твоєї слави, бо ти благословенний на віки </w:t>
-      </w:r>
-      <w:r>
-        <w:rPr>
-          <w:rFonts w:ascii="Times New Roman" w:hAnsi="Times New Roman"/>
-          <w:sz w:val="24"/>
-        </w:rPr>
-        <w:t>віків.</w:t>
-      </w:r>
-      <w:r>
-        <w:rPr>
-          <w:rFonts w:ascii="Times New Roman" w:hAnsi="Times New Roman"/>
+        <w:t xml:space="preserve">Якщо беремо наступний Час, починаємо від: </w:t>
+      </w:r>
+      <w:r>
+        <w:rPr>
+          <w:rFonts w:ascii="Times New Roman" w:hAnsi="Times New Roman"/>
+          <w:sz w:val="24"/>
+        </w:rPr>
+        <w:t>Прийдіте, поклонімся</w:t>
+      </w:r>
+      <w:r>
+        <w:rPr>
+          <w:rFonts w:ascii="Times New Roman" w:hAnsi="Times New Roman"/>
+          <w:i/>
+          <w:color w:val="FF0000"/>
+          <w:sz w:val="24"/>
+        </w:rPr>
+        <w:t>; якщо ні, закінчуємо так:</w:t>
+      </w:r>
+    </w:p>
+    <w:p>
+      <w:pPr>
+        <w:spacing w:after="120"/>
+        <w:jc w:val="both"/>
+      </w:pPr>
+      <w:r>
+        <w:rPr>
+          <w:rFonts w:ascii="Times New Roman" w:hAnsi="Times New Roman"/>
+          <w:i/>
+          <w:color w:val="FF0000"/>
+          <w:sz w:val="24"/>
+        </w:rPr>
+        <w:t>Священик:</w:t>
+      </w:r>
+      <w:r>
+        <w:rPr>
+          <w:rFonts w:ascii="Times New Roman" w:hAnsi="Times New Roman"/>
+          <w:color w:val="FF0000"/>
           <w:sz w:val="24"/>
         </w:rPr>
         <w:t xml:space="preserve"> </w:t>
       </w:r>
-    </w:p>
-    <w:p>
-      <w:pPr>
-        <w:spacing w:line="240" w:lineRule="auto"/>
-        <w:rPr>
-          <w:rFonts w:ascii="Times New Roman" w:hAnsi="Times New Roman"/>
-          <w:sz w:val="24"/>
-        </w:rPr>
-      </w:pPr>
-      <w:r>
-        <w:rPr>
-          <w:rFonts w:ascii="Times New Roman" w:hAnsi="Times New Roman"/>
-          <w:i/>
-          <w:color w:val="FF0000"/>
-          <w:sz w:val="24"/>
-        </w:rPr>
-        <w:t xml:space="preserve">Вірні: </w:t>
-      </w:r>
-      <w:r>
-        <w:rPr>
-          <w:rFonts w:ascii="Times New Roman" w:hAnsi="Times New Roman"/>
-          <w:sz w:val="24"/>
-        </w:rPr>
-        <w:t>Амінь.</w:t>
-      </w:r>
-    </w:p>
-    <w:p>
-      <w:pPr>
-        <w:spacing w:line="240" w:lineRule="auto"/>
-        <w:rPr>
-          <w:rFonts w:ascii="Times New Roman" w:hAnsi="Times New Roman"/>
-          <w:sz w:val="24"/>
-        </w:rPr>
-      </w:pPr>
-      <w:r>
-        <w:rPr>
-          <w:rFonts w:ascii="Times New Roman" w:hAnsi="Times New Roman"/>
-          <w:sz w:val="24"/>
-        </w:rPr>
-        <w:t xml:space="preserve">Господи, помилуй </w:t>
-      </w:r>
-      <w:r>
-        <w:rPr>
-          <w:rFonts w:ascii="Times New Roman" w:hAnsi="Times New Roman"/>
-          <w:i/>
-          <w:color w:val="FF0000"/>
-          <w:sz w:val="24"/>
-        </w:rPr>
-        <w:t>(3 р.)</w:t>
-      </w:r>
-      <w:r>
-        <w:rPr>
-          <w:rFonts w:ascii="Times New Roman" w:hAnsi="Times New Roman"/>
-          <w:sz w:val="24"/>
-        </w:rPr>
-        <w:t>.</w:t>
-      </w:r>
-    </w:p>
-    <w:p>
-      <w:pPr>
-        <w:spacing w:line="240" w:lineRule="auto"/>
-        <w:rPr>
-          <w:rFonts w:ascii="Times New Roman" w:hAnsi="Times New Roman"/>
-          <w:sz w:val="24"/>
-        </w:rPr>
-      </w:pPr>
-      <w:r>
-        <w:rPr>
-          <w:rFonts w:ascii="Times New Roman" w:hAnsi="Times New Roman"/>
-          <w:sz w:val="24"/>
-        </w:rPr>
-        <w:t xml:space="preserve">Слава Отцю, і Сину, і Святому Духові,* і нині і повсякчас, і на віки </w:t>
-      </w:r>
-      <w:r>
-        <w:rPr>
-          <w:rFonts w:ascii="Times New Roman" w:hAnsi="Times New Roman"/>
-          <w:sz w:val="24"/>
-        </w:rPr>
-        <w:t>віків.</w:t>
-      </w:r>
-      <w:r>
-        <w:rPr>
-          <w:rFonts w:ascii="Times New Roman" w:hAnsi="Times New Roman"/>
-          <w:sz w:val="24"/>
-        </w:rPr>
-        <w:t xml:space="preserve"> Амінь.</w:t>
-      </w:r>
-    </w:p>
-    <w:p>
-      <w:pPr>
-        <w:spacing w:line="240" w:lineRule="auto"/>
-        <w:rPr>
-          <w:rFonts w:ascii="Times New Roman" w:hAnsi="Times New Roman"/>
-          <w:sz w:val="24"/>
-        </w:rPr>
-      </w:pPr>
-      <w:r>
-        <w:rPr>
-          <w:rFonts w:ascii="Times New Roman" w:hAnsi="Times New Roman"/>
-          <w:sz w:val="24"/>
-        </w:rPr>
-        <w:t>Чеснішу від херувимів і незрівнянно славнішу і від серафимів,* що без зотління Бога Слово породила,* сущу Богородицю, тебе величаємо.</w:t>
-      </w:r>
-    </w:p>
-    <w:p>
-      <w:pPr>
-        <w:spacing w:line="240" w:lineRule="auto"/>
-        <w:rPr>
-          <w:rFonts w:ascii="Times New Roman" w:hAnsi="Times New Roman"/>
-          <w:sz w:val="24"/>
-        </w:rPr>
-      </w:pPr>
-      <w:r>
-        <w:rPr>
-          <w:rFonts w:ascii="Times New Roman" w:hAnsi="Times New Roman"/>
-          <w:sz w:val="24"/>
-        </w:rPr>
-        <w:t>Іменем Господнім благослови, отче!</w:t>
-      </w:r>
-    </w:p>
-    <w:p>
-      <w:pPr>
-        <w:spacing w:line="240" w:lineRule="auto"/>
-        <w:rPr>
-          <w:rFonts w:ascii="Times New Roman" w:hAnsi="Times New Roman"/>
-          <w:sz w:val="24"/>
-        </w:rPr>
-      </w:pPr>
-      <w:r>
-        <w:rPr>
-          <w:rFonts w:ascii="Times New Roman" w:hAnsi="Times New Roman"/>
-          <w:i/>
-          <w:color w:val="FF0000"/>
-          <w:sz w:val="24"/>
-        </w:rPr>
-        <w:t xml:space="preserve">Священик: </w:t>
-      </w:r>
-      <w:r>
-        <w:rPr>
-          <w:rFonts w:ascii="Times New Roman" w:hAnsi="Times New Roman"/>
-          <w:sz w:val="24"/>
-        </w:rPr>
-        <w:t>Молитвами святих отців наших, Господи Ісусе Христе Сину Божий, помилуй нас.</w:t>
-      </w:r>
-    </w:p>
-    <w:p>
-      <w:pPr>
-        <w:spacing w:line="240" w:lineRule="auto"/>
-        <w:rPr>
-          <w:rFonts w:ascii="Times New Roman" w:hAnsi="Times New Roman"/>
-          <w:sz w:val="24"/>
-          <w:lang w:val="en-US"/>
-        </w:rPr>
-      </w:pPr>
-      <w:r>
-        <w:rPr>
-          <w:rFonts w:ascii="Times New Roman" w:hAnsi="Times New Roman"/>
-          <w:i/>
-          <w:color w:val="FF0000"/>
-          <w:sz w:val="24"/>
-        </w:rPr>
-        <w:t xml:space="preserve">Вірні: </w:t>
-      </w:r>
-      <w:r>
-        <w:rPr>
-          <w:rFonts w:ascii="Times New Roman" w:hAnsi="Times New Roman"/>
-          <w:sz w:val="24"/>
-        </w:rPr>
-        <w:t>Амінь.</w:t>
-      </w:r>
-    </w:p>
-    <w:p>
-      <w:pPr>
-        <w:spacing w:line="240" w:lineRule="auto"/>
-        <w:jc w:val="center"/>
-        <w:rPr>
-          <w:rFonts w:ascii="Times New Roman" w:hAnsi="Times New Roman"/>
-          <w:b/>
-          <w:i/>
-          <w:sz w:val="24"/>
-        </w:rPr>
-      </w:pPr>
-      <w:r>
-        <w:rPr>
-          <w:rFonts w:ascii="Times New Roman" w:hAnsi="Times New Roman"/>
-          <w:b/>
-          <w:i/>
-          <w:color w:val="FF0000"/>
-          <w:sz w:val="24"/>
-        </w:rPr>
-        <w:t>Молитва на Час 6-ий</w:t>
-      </w:r>
-    </w:p>
-    <w:p>
-      <w:pPr>
-        <w:spacing w:line="240" w:lineRule="auto"/>
-        <w:rPr>
-          <w:rFonts w:ascii="Times New Roman" w:hAnsi="Times New Roman"/>
-          <w:sz w:val="24"/>
-        </w:rPr>
-      </w:pPr>
-      <w:r>
-        <w:rPr>
-          <w:rFonts w:ascii="Times New Roman" w:hAnsi="Times New Roman"/>
-          <w:sz w:val="24"/>
-        </w:rPr>
-        <w:t xml:space="preserve">Боже й Господи сил і всього творіння Сотворителю! Ти з милосердя і незрівнянної милости твоєї послав на спасіння роду нашого єдинородного Сина твого, Господа нашого, Ісуса Христа, і дорогоцінним його хрестом розписку гріхів наших розірвав і переміг начало й владу темряви. Тож, Владико чоловіколюбний, прийми від нас грішних ці вдячні і благальні молитви, і визволь нас від усякого згубного й темного гріха, і від усіх видимих і невидимих ворогів, що бажають вчинити нам зло. До страху твого прикуй тіла наші й не допусти сердець наших до слів, або помислів лукавих, але любов’ю твоєю пройми душі наші, щоб, повсякчас на тебе дивлячись і світлом твоїм керуючись, бачили тебе, неприступне й вічне світло, та щоб невпинно хвалу й подяку віддавали тобі: безначальному Отцеві з єдинородним твоїм Сином і всесвятим, і благим, і животворним твоїм Духом, нині, і повсякчас, і на віки </w:t>
-      </w:r>
-      <w:r>
-        <w:rPr>
-          <w:rFonts w:ascii="Times New Roman" w:hAnsi="Times New Roman"/>
-          <w:sz w:val="24"/>
-        </w:rPr>
-        <w:t>віків.</w:t>
-      </w:r>
-      <w:r>
-        <w:rPr>
-          <w:rFonts w:ascii="Times New Roman" w:hAnsi="Times New Roman"/>
-          <w:sz w:val="24"/>
-        </w:rPr>
-        <w:t xml:space="preserve"> </w:t>
-      </w:r>
-    </w:p>
-    <w:p>
-      <w:pPr>
-        <w:spacing w:line="240" w:lineRule="auto"/>
-        <w:rPr>
-          <w:rFonts w:ascii="Times New Roman" w:hAnsi="Times New Roman"/>
-          <w:sz w:val="24"/>
-        </w:rPr>
-      </w:pPr>
-      <w:r>
-        <w:rPr>
-          <w:rFonts w:ascii="Times New Roman" w:hAnsi="Times New Roman"/>
-          <w:i/>
-          <w:color w:val="FF0000"/>
-          <w:sz w:val="24"/>
-        </w:rPr>
-        <w:t xml:space="preserve">Вірні: </w:t>
-      </w:r>
-      <w:r>
-        <w:rPr>
-          <w:rFonts w:ascii="Times New Roman" w:hAnsi="Times New Roman"/>
-          <w:sz w:val="24"/>
-        </w:rPr>
-        <w:t>Амінь.</w:t>
-      </w:r>
-    </w:p>
-    <w:p>
-      <w:pPr>
-        <w:spacing w:line="240" w:lineRule="auto"/>
-        <w:rPr>
-          <w:rFonts w:ascii="Times New Roman" w:hAnsi="Times New Roman"/>
-          <w:i/>
-          <w:color w:val="FF0000"/>
-          <w:sz w:val="24"/>
-        </w:rPr>
-      </w:pPr>
-      <w:r>
-        <w:rPr>
-          <w:rFonts w:ascii="Times New Roman" w:hAnsi="Times New Roman"/>
-          <w:i/>
-          <w:color w:val="FF0000"/>
-          <w:sz w:val="24"/>
-        </w:rPr>
-        <w:t xml:space="preserve">Якщо беремо наступний Час, починаємо від: </w:t>
-      </w:r>
-      <w:r>
-        <w:rPr>
-          <w:rFonts w:ascii="Times New Roman" w:hAnsi="Times New Roman"/>
-          <w:sz w:val="24"/>
-        </w:rPr>
-        <w:t>Прийдіте, поклонімся</w:t>
-      </w:r>
-      <w:r>
-        <w:rPr>
-          <w:rFonts w:ascii="Times New Roman" w:hAnsi="Times New Roman"/>
-          <w:i/>
-          <w:color w:val="FF0000"/>
-          <w:sz w:val="24"/>
-        </w:rPr>
-        <w:t>; якщо ні, закінчуємо так:</w:t>
-      </w:r>
-    </w:p>
-    <w:p>
-      <w:pPr>
-        <w:spacing w:line="240" w:lineRule="auto"/>
-        <w:rPr>
-          <w:rFonts w:ascii="Times New Roman" w:hAnsi="Times New Roman"/>
-          <w:sz w:val="24"/>
-        </w:rPr>
-      </w:pPr>
-      <w:r>
-        <w:rPr>
-          <w:rFonts w:ascii="Times New Roman" w:hAnsi="Times New Roman"/>
-          <w:i/>
-          <w:color w:val="FF0000"/>
-          <w:sz w:val="24"/>
-        </w:rPr>
-        <w:t xml:space="preserve">Священик: </w:t>
-      </w:r>
-      <w:r>
-        <w:rPr>
-          <w:rFonts w:ascii="Times New Roman" w:hAnsi="Times New Roman"/>
-          <w:sz w:val="24"/>
-        </w:rPr>
-        <w:t>Слава тобі, Христе Боже, надіє наша, слава тобі!</w:t>
+      <w:r>
+        <w:rPr>
+          <w:rFonts w:ascii="Times New Roman" w:hAnsi="Times New Roman"/>
+          <w:sz w:val="24"/>
+        </w:rPr>
+        <w:t>Слава тобі, Христе Боже, уповання наше, слава тобі!</w:t>
       </w:r>
     </w:p>
     <w:p>
@@ -7370,6 +7024,217 @@
     </w:p>
     <w:p>
       <w:pPr>
+        <w:spacing w:after="120"/>
+      </w:pPr>
+      <w:r>
+        <w:rPr>
+          <w:rFonts w:ascii="Times New Roman" w:hAnsi="Times New Roman"/>
+          <w:i/>
+          <w:color w:val="FF0000"/>
+          <w:sz w:val="24"/>
+        </w:rPr>
+        <w:t>Вірні:</w:t>
+      </w:r>
+      <w:r>
+        <w:rPr>
+          <w:rFonts w:ascii="Times New Roman" w:hAnsi="Times New Roman"/>
+          <w:color w:val="FF0000"/>
+          <w:sz w:val="24"/>
+        </w:rPr>
+        <w:t xml:space="preserve"> </w:t>
+      </w:r>
+      <w:r>
+        <w:rPr>
+          <w:rFonts w:ascii="Times New Roman" w:hAnsi="Times New Roman"/>
+          <w:sz w:val="24"/>
+        </w:rPr>
+        <w:t>Амі́нь.</w:t>
+      </w:r>
+    </w:p>
+    <w:p>
+      <w:pPr>
+        <w:spacing w:after="120"/>
+      </w:pPr>
+      <w:r>
+        <w:rPr>
+          <w:rFonts w:ascii="Times New Roman" w:hAnsi="Times New Roman"/>
+          <w:sz w:val="24"/>
+        </w:rPr>
+        <w:t>Сла́ва Тобі́, Бо́же наш, сла́ва Тобі́.</w:t>
+      </w:r>
+    </w:p>
+    <w:p>
+      <w:pPr>
+        <w:spacing w:after="120"/>
+      </w:pPr>
+      <w:r>
+        <w:rPr>
+          <w:rFonts w:ascii="Times New Roman" w:hAnsi="Times New Roman"/>
+          <w:sz w:val="24"/>
+        </w:rPr>
+        <w:t>Ца́рю небе́сний, утіши́телю, Ду́ше íстини,* що всю́ди єси́ і все наповня́єш,* скарбни́це благ і життя́ пода́телю,* прийди́, і всели́ся в нас,* і очи́сти нас від уся́кої скве́рни,* і спаси́, благи́й, ду́ші на́ші.</w:t>
+      </w:r>
+    </w:p>
+    <w:p>
+      <w:pPr>
+        <w:spacing w:after="120"/>
+        <w:jc w:val="both"/>
+      </w:pPr>
+      <w:r>
+        <w:rPr>
+          <w:rFonts w:ascii="Times New Roman" w:hAnsi="Times New Roman"/>
+          <w:sz w:val="24"/>
+        </w:rPr>
+        <w:t xml:space="preserve">Святий Боже, святий Кріпкий, святий Безсмертний, помилуй нас. </w:t>
+      </w:r>
+      <w:r>
+        <w:rPr>
+          <w:rFonts w:ascii="Times New Roman" w:hAnsi="Times New Roman"/>
+          <w:i/>
+          <w:color w:val="FF0000"/>
+          <w:sz w:val="24"/>
+        </w:rPr>
+        <w:t>(3 р.)</w:t>
+      </w:r>
+    </w:p>
+    <w:p>
+      <w:pPr>
+        <w:spacing w:line="240" w:lineRule="auto"/>
+        <w:rPr>
+          <w:rFonts w:ascii="Times New Roman" w:hAnsi="Times New Roman"/>
+          <w:sz w:val="24"/>
+        </w:rPr>
+      </w:pPr>
+      <w:r>
+        <w:rPr>
+          <w:rFonts w:ascii="Times New Roman" w:hAnsi="Times New Roman"/>
+          <w:sz w:val="24"/>
+        </w:rPr>
+        <w:t xml:space="preserve">Слава Отцю, і Сину, і Святому Духові,* і нині, і повсякчас, і на віки </w:t>
+      </w:r>
+      <w:r>
+        <w:rPr>
+          <w:rFonts w:ascii="Times New Roman" w:hAnsi="Times New Roman"/>
+          <w:sz w:val="24"/>
+        </w:rPr>
+        <w:t>віків.</w:t>
+      </w:r>
+      <w:r>
+        <w:rPr>
+          <w:rFonts w:ascii="Times New Roman" w:hAnsi="Times New Roman"/>
+          <w:sz w:val="24"/>
+        </w:rPr>
+        <w:t xml:space="preserve"> Амінь.</w:t>
+      </w:r>
+    </w:p>
+    <w:p>
+      <w:pPr>
+        <w:spacing w:line="240" w:lineRule="auto"/>
+        <w:rPr>
+          <w:rFonts w:ascii="Times New Roman" w:hAnsi="Times New Roman"/>
+          <w:sz w:val="24"/>
+        </w:rPr>
+      </w:pPr>
+      <w:r>
+        <w:rPr>
+          <w:rFonts w:ascii="Times New Roman" w:hAnsi="Times New Roman"/>
+          <w:sz w:val="24"/>
+        </w:rPr>
+        <w:t>Пресвята Тройце, помилуй нас;* Господи, очисти гріхи наші;* Владико, прости беззаконня наші;* Святий, завітай і зціли немочі наші імени твого ради.</w:t>
+      </w:r>
+    </w:p>
+    <w:p>
+      <w:pPr>
+        <w:spacing w:after="120"/>
+        <w:jc w:val="both"/>
+      </w:pPr>
+      <w:r>
+        <w:rPr>
+          <w:rFonts w:ascii="Times New Roman" w:hAnsi="Times New Roman"/>
+          <w:sz w:val="24"/>
+        </w:rPr>
+        <w:t xml:space="preserve">Господи, помилуй. </w:t>
+      </w:r>
+      <w:r>
+        <w:rPr>
+          <w:rFonts w:ascii="Times New Roman" w:hAnsi="Times New Roman"/>
+          <w:i/>
+          <w:color w:val="FF0000"/>
+          <w:sz w:val="24"/>
+        </w:rPr>
+        <w:t>(3 р.)</w:t>
+      </w:r>
+    </w:p>
+    <w:p>
+      <w:pPr>
+        <w:spacing w:line="240" w:lineRule="auto"/>
+        <w:rPr>
+          <w:rFonts w:ascii="Times New Roman" w:hAnsi="Times New Roman"/>
+          <w:sz w:val="24"/>
+        </w:rPr>
+      </w:pPr>
+      <w:r>
+        <w:rPr>
+          <w:rFonts w:ascii="Times New Roman" w:hAnsi="Times New Roman"/>
+          <w:sz w:val="24"/>
+        </w:rPr>
+        <w:t xml:space="preserve">Слава Отцю, і Сину, і Святому Духові,* і нині, і повсякчас, і на віки </w:t>
+      </w:r>
+      <w:r>
+        <w:rPr>
+          <w:rFonts w:ascii="Times New Roman" w:hAnsi="Times New Roman"/>
+          <w:sz w:val="24"/>
+        </w:rPr>
+        <w:t>віків.</w:t>
+      </w:r>
+      <w:r>
+        <w:rPr>
+          <w:rFonts w:ascii="Times New Roman" w:hAnsi="Times New Roman"/>
+          <w:sz w:val="24"/>
+        </w:rPr>
+        <w:t xml:space="preserve"> Амінь.</w:t>
+      </w:r>
+    </w:p>
+    <w:p>
+      <w:pPr>
+        <w:spacing w:line="240" w:lineRule="auto"/>
+        <w:rPr>
+          <w:rFonts w:ascii="Times New Roman" w:hAnsi="Times New Roman"/>
+          <w:sz w:val="24"/>
+        </w:rPr>
+      </w:pPr>
+      <w:r>
+        <w:rPr>
+          <w:rFonts w:ascii="Times New Roman" w:hAnsi="Times New Roman"/>
+          <w:sz w:val="24"/>
+        </w:rPr>
+        <w:t>Отче наш, що єси на небесах,* нехай святиться ім’я твоє,* нехай прийде царство твоє,* нехай буде воля твоя, як на небі, так і на землі.* Хліб наш насущний дай нам сьогодні,* і прости нам провини наші,* як і ми прощаємо винуватцям нашим,* і не введи нас у спокусу,* але визволи нас від лукавого.</w:t>
+      </w:r>
+    </w:p>
+    <w:p>
+      <w:pPr>
+        <w:spacing w:after="120"/>
+        <w:jc w:val="both"/>
+      </w:pPr>
+      <w:r>
+        <w:rPr>
+          <w:rFonts w:ascii="Times New Roman" w:hAnsi="Times New Roman"/>
+          <w:i/>
+          <w:color w:val="FF0000"/>
+          <w:sz w:val="24"/>
+        </w:rPr>
+        <w:t>Священник:</w:t>
+      </w:r>
+      <w:r>
+        <w:rPr>
+          <w:rFonts w:ascii="Times New Roman" w:hAnsi="Times New Roman"/>
+          <w:sz w:val="24"/>
+        </w:rPr>
+        <w:t xml:space="preserve"> Бо Твоє є царство, і сила, і слава, Отця, і Сина, і Святого Духа, нині, і повсякчас, і на віки віків.</w:t>
+      </w:r>
+    </w:p>
+    <w:p>
+      <w:pPr>
         <w:spacing w:line="240" w:lineRule="auto"/>
         <w:rPr>
           <w:rFonts w:ascii="Times New Roman" w:hAnsi="Times New Roman"/>
@@ -7390,48 +7255,32 @@
           <w:rFonts w:ascii="Times New Roman" w:hAnsi="Times New Roman"/>
           <w:sz w:val="24"/>
         </w:rPr>
-        <w:t>Амінь. Слава тобі, Боже наш, слава тобі.</w:t>
-      </w:r>
-    </w:p>
-    <w:p>
-      <w:pPr>
-        <w:spacing w:line="240" w:lineRule="auto"/>
-        <w:rPr>
-          <w:rFonts w:ascii="Times New Roman" w:hAnsi="Times New Roman"/>
-          <w:sz w:val="24"/>
-        </w:rPr>
-      </w:pPr>
-      <w:r>
-        <w:rPr>
-          <w:rFonts w:ascii="Times New Roman" w:hAnsi="Times New Roman"/>
-          <w:sz w:val="24"/>
-        </w:rPr>
-        <w:t>Царю небесний, утішителю, Душе істини,* що всюди єси і все наповняєш,* скарбе дібр і життя подателю,* прийди і вселися в нас,* і очисти нас від усякої скверни,* і спаси, Благий, душі наші.</w:t>
-      </w:r>
-    </w:p>
-    <w:p>
-      <w:pPr>
-        <w:spacing w:line="240" w:lineRule="auto"/>
-        <w:rPr>
-          <w:rFonts w:ascii="Times New Roman" w:hAnsi="Times New Roman"/>
-          <w:sz w:val="24"/>
-        </w:rPr>
-      </w:pPr>
-      <w:r>
-        <w:rPr>
-          <w:rFonts w:ascii="Times New Roman" w:hAnsi="Times New Roman"/>
-          <w:sz w:val="24"/>
-        </w:rPr>
-        <w:t xml:space="preserve">Святий Боже, святий Кріпкий, святий Безсмертний, помилуй нас </w:t>
-      </w:r>
-      <w:r>
-        <w:rPr>
-          <w:rFonts w:ascii="Times New Roman" w:hAnsi="Times New Roman"/>
-          <w:i/>
-          <w:color w:val="FF0000"/>
-          <w:sz w:val="24"/>
-        </w:rPr>
-        <w:t>(3 р.)</w:t>
+        <w:t xml:space="preserve">Амінь. </w:t>
+      </w:r>
+    </w:p>
+    <w:p>
+      <w:pPr>
+        <w:spacing w:line="240" w:lineRule="auto"/>
+        <w:rPr>
+          <w:rFonts w:ascii="Times New Roman" w:hAnsi="Times New Roman"/>
+          <w:sz w:val="24"/>
+        </w:rPr>
+      </w:pPr>
+      <w:r>
+        <w:rPr>
+          <w:rFonts w:ascii="Times New Roman" w:hAnsi="Times New Roman"/>
+          <w:sz w:val="24"/>
+        </w:rPr>
+        <w:t xml:space="preserve">Господи, помилуй </w:t>
+      </w:r>
+      <w:r>
+        <w:rPr>
+          <w:rFonts w:ascii="Times New Roman" w:hAnsi="Times New Roman"/>
+          <w:i/>
+          <w:color w:val="FF0000"/>
+          <w:sz w:val="24"/>
+        </w:rPr>
+        <w:t>(12 р.)</w:t>
       </w:r>
       <w:r>
         <w:rPr>
@@ -7473,263 +7322,41 @@
     </w:p>
     <w:p>
       <w:pPr>
-        <w:spacing w:line="240" w:lineRule="auto"/>
-        <w:rPr>
-          <w:rFonts w:ascii="Times New Roman" w:hAnsi="Times New Roman"/>
-          <w:sz w:val="24"/>
-        </w:rPr>
-      </w:pPr>
-      <w:r>
-        <w:rPr>
-          <w:rFonts w:ascii="Times New Roman" w:hAnsi="Times New Roman"/>
-          <w:sz w:val="24"/>
-        </w:rPr>
-        <w:t>Пресвята Тройце, помилуй нас;* Господи, очисти гріхи наші;* Владико, прости беззаконня наші;* Святий, завітай і зціли немочі наші імени твого ради.</w:t>
-      </w:r>
-    </w:p>
-    <w:p>
-      <w:pPr>
-        <w:spacing w:line="240" w:lineRule="auto"/>
-        <w:rPr>
-          <w:rFonts w:ascii="Times New Roman" w:hAnsi="Times New Roman"/>
-          <w:sz w:val="24"/>
-        </w:rPr>
-      </w:pPr>
-      <w:r>
-        <w:rPr>
-          <w:rFonts w:ascii="Times New Roman" w:hAnsi="Times New Roman"/>
-          <w:sz w:val="24"/>
-        </w:rPr>
-        <w:t xml:space="preserve">Господи, помилуй </w:t>
-      </w:r>
-      <w:r>
-        <w:rPr>
-          <w:rFonts w:ascii="Times New Roman" w:hAnsi="Times New Roman"/>
-          <w:i/>
-          <w:color w:val="FF0000"/>
-          <w:sz w:val="24"/>
-        </w:rPr>
-        <w:t>(3 р.)</w:t>
-      </w:r>
-      <w:r>
-        <w:rPr>
-          <w:rFonts w:ascii="Times New Roman" w:hAnsi="Times New Roman"/>
-          <w:sz w:val="24"/>
-        </w:rPr>
-        <w:t>.</w:t>
-      </w:r>
-    </w:p>
-    <w:p>
-      <w:pPr>
-        <w:spacing w:line="240" w:lineRule="auto"/>
-        <w:rPr>
-          <w:rFonts w:ascii="Times New Roman" w:hAnsi="Times New Roman"/>
-          <w:sz w:val="24"/>
-        </w:rPr>
-      </w:pPr>
-      <w:r>
-        <w:rPr>
-          <w:rFonts w:ascii="Times New Roman" w:hAnsi="Times New Roman"/>
-          <w:sz w:val="24"/>
-        </w:rPr>
-        <w:t xml:space="preserve">Слава Отцю, і Сину, і Святому Духові,* і нині, і повсякчас, і на віки </w:t>
-      </w:r>
-      <w:r>
-        <w:rPr>
-          <w:rFonts w:ascii="Times New Roman" w:hAnsi="Times New Roman"/>
-          <w:sz w:val="24"/>
-        </w:rPr>
-        <w:t>віків.</w:t>
-      </w:r>
-      <w:r>
-        <w:rPr>
-          <w:rFonts w:ascii="Times New Roman" w:hAnsi="Times New Roman"/>
-          <w:sz w:val="24"/>
-        </w:rPr>
-        <w:t xml:space="preserve"> Амінь.</w:t>
-      </w:r>
-    </w:p>
-    <w:p>
-      <w:pPr>
-        <w:spacing w:line="240" w:lineRule="auto"/>
-        <w:rPr>
-          <w:rFonts w:ascii="Times New Roman" w:hAnsi="Times New Roman"/>
-          <w:sz w:val="24"/>
-        </w:rPr>
-      </w:pPr>
-      <w:r>
-        <w:rPr>
-          <w:rFonts w:ascii="Times New Roman" w:hAnsi="Times New Roman"/>
-          <w:sz w:val="24"/>
-        </w:rPr>
-        <w:t>Отче наш, що єси на небесах,* нехай святиться ім’я твоє,* нехай прийде царство твоє,* нехай буде воля твоя, як на небі, так і на землі.* Хліб наш насущний дай нам сьогодні,* і прости нам провини наші,* як і ми прощаємо винуватцям нашим,* і не введи нас у спокусу,* але визволи нас від лукавого.</w:t>
-      </w:r>
-    </w:p>
-    <w:p>
-      <w:pPr>
-        <w:spacing w:line="240" w:lineRule="auto"/>
-        <w:rPr>
-          <w:rFonts w:ascii="Times New Roman" w:hAnsi="Times New Roman"/>
-          <w:sz w:val="24"/>
-        </w:rPr>
-      </w:pPr>
-      <w:r>
-        <w:rPr>
-          <w:rFonts w:ascii="Times New Roman" w:hAnsi="Times New Roman"/>
-          <w:i/>
-          <w:color w:val="FF0000"/>
-          <w:sz w:val="24"/>
-        </w:rPr>
-        <w:t xml:space="preserve">Священик: </w:t>
-      </w:r>
-      <w:r>
-        <w:rPr>
-          <w:rFonts w:ascii="Times New Roman" w:hAnsi="Times New Roman"/>
-          <w:sz w:val="24"/>
-        </w:rPr>
-        <w:t xml:space="preserve">Бо твоє є царство, і сила, і слава, Отця, і Сина, і Святого Духа, нині і повсякчас, і на віки </w:t>
-      </w:r>
-      <w:r>
-        <w:rPr>
-          <w:rFonts w:ascii="Times New Roman" w:hAnsi="Times New Roman"/>
-          <w:sz w:val="24"/>
-        </w:rPr>
-        <w:t>віків.</w:t>
-      </w:r>
-    </w:p>
-    <w:p>
-      <w:pPr>
-        <w:spacing w:line="240" w:lineRule="auto"/>
-        <w:rPr>
-          <w:rFonts w:ascii="Times New Roman" w:hAnsi="Times New Roman"/>
-          <w:sz w:val="24"/>
-        </w:rPr>
-      </w:pPr>
-      <w:r>
-        <w:rPr>
-          <w:rFonts w:ascii="Times New Roman" w:hAnsi="Times New Roman"/>
-          <w:i/>
-          <w:color w:val="FF0000"/>
-          <w:sz w:val="24"/>
-        </w:rPr>
-        <w:t xml:space="preserve">Вірні: </w:t>
-      </w:r>
-      <w:r>
-        <w:rPr>
-          <w:rFonts w:ascii="Times New Roman" w:hAnsi="Times New Roman"/>
-          <w:sz w:val="24"/>
-        </w:rPr>
-        <w:t xml:space="preserve">Амінь. </w:t>
-      </w:r>
-    </w:p>
-    <w:p>
-      <w:pPr>
-        <w:spacing w:line="240" w:lineRule="auto"/>
-        <w:rPr>
-          <w:rFonts w:ascii="Times New Roman" w:hAnsi="Times New Roman"/>
-          <w:sz w:val="24"/>
-        </w:rPr>
-      </w:pPr>
-      <w:r>
-        <w:rPr>
-          <w:rFonts w:ascii="Times New Roman" w:hAnsi="Times New Roman"/>
-          <w:sz w:val="24"/>
-        </w:rPr>
-        <w:t xml:space="preserve">Господи, помилуй </w:t>
-      </w:r>
-      <w:r>
-        <w:rPr>
-          <w:rFonts w:ascii="Times New Roman" w:hAnsi="Times New Roman"/>
-          <w:i/>
-          <w:color w:val="FF0000"/>
-          <w:sz w:val="24"/>
-        </w:rPr>
-        <w:t>(12 р.)</w:t>
-      </w:r>
-      <w:r>
-        <w:rPr>
-          <w:rFonts w:ascii="Times New Roman" w:hAnsi="Times New Roman"/>
-          <w:sz w:val="24"/>
-        </w:rPr>
-        <w:t>.</w:t>
-      </w:r>
-    </w:p>
-    <w:p>
-      <w:pPr>
-        <w:spacing w:line="240" w:lineRule="auto"/>
-        <w:rPr>
-          <w:rFonts w:ascii="Times New Roman" w:hAnsi="Times New Roman"/>
-          <w:sz w:val="24"/>
-        </w:rPr>
-      </w:pPr>
-      <w:r>
-        <w:rPr>
-          <w:rFonts w:ascii="Times New Roman" w:hAnsi="Times New Roman"/>
-          <w:sz w:val="24"/>
-        </w:rPr>
-        <w:t xml:space="preserve">Слава Отцю, і Сину, і Святому Духові,* і нині, і повсякчас, і на віки </w:t>
-      </w:r>
-      <w:r>
-        <w:rPr>
-          <w:rFonts w:ascii="Times New Roman" w:hAnsi="Times New Roman"/>
-          <w:sz w:val="24"/>
-        </w:rPr>
-        <w:t>віків.</w:t>
-      </w:r>
-      <w:r>
-        <w:rPr>
-          <w:rFonts w:ascii="Times New Roman" w:hAnsi="Times New Roman"/>
-          <w:sz w:val="24"/>
-        </w:rPr>
-        <w:t xml:space="preserve"> Амінь.</w:t>
-      </w:r>
-    </w:p>
-    <w:p>
-      <w:pPr>
-        <w:spacing w:line="240" w:lineRule="auto"/>
-        <w:rPr>
-          <w:rFonts w:ascii="Times New Roman" w:hAnsi="Times New Roman"/>
-          <w:sz w:val="24"/>
-        </w:rPr>
-      </w:pPr>
-      <w:r>
-        <w:rPr>
-          <w:rFonts w:ascii="Times New Roman" w:hAnsi="Times New Roman"/>
-          <w:sz w:val="24"/>
-        </w:rPr>
-        <w:t>Прийдіте, поклонімся* Цареві нашому Богу.</w:t>
-      </w:r>
-    </w:p>
-    <w:p>
-      <w:pPr>
-        <w:spacing w:line="240" w:lineRule="auto"/>
-        <w:rPr>
-          <w:rFonts w:ascii="Times New Roman" w:hAnsi="Times New Roman"/>
-          <w:sz w:val="24"/>
-        </w:rPr>
-      </w:pPr>
-      <w:r>
-        <w:rPr>
-          <w:rFonts w:ascii="Times New Roman" w:hAnsi="Times New Roman"/>
-          <w:sz w:val="24"/>
-        </w:rPr>
-        <w:t>Прийдіте, поклонімся* Христові, Цареві нашому Богу.</w:t>
-      </w:r>
-    </w:p>
-    <w:p>
-      <w:pPr>
-        <w:spacing w:line="240" w:lineRule="auto"/>
-        <w:rPr>
-          <w:rFonts w:ascii="Times New Roman" w:hAnsi="Times New Roman"/>
-          <w:sz w:val="24"/>
-        </w:rPr>
-      </w:pPr>
-      <w:r>
-        <w:rPr>
-          <w:rFonts w:ascii="Times New Roman" w:hAnsi="Times New Roman"/>
-          <w:sz w:val="24"/>
-        </w:rPr>
-        <w:t>Прийдіте, поклонімся і припадім* до самого Господа Ісуса Христа, Царя і Бога нашого.</w:t>
+        <w:spacing w:after="120"/>
+        <w:jc w:val="both"/>
+      </w:pPr>
+      <w:r>
+        <w:rPr>
+          <w:rFonts w:ascii="Times New Roman" w:hAnsi="Times New Roman"/>
+          <w:sz w:val="24"/>
+        </w:rPr>
+        <w:t>Прийді́те, поклоні́мся* царе́ві на́шому – Бо́гу.</w:t>
+      </w:r>
+    </w:p>
+    <w:p>
+      <w:pPr>
+        <w:spacing w:after="120"/>
+        <w:jc w:val="both"/>
+      </w:pPr>
+      <w:r>
+        <w:rPr>
+          <w:rFonts w:ascii="Times New Roman" w:hAnsi="Times New Roman"/>
+          <w:sz w:val="24"/>
+        </w:rPr>
+        <w:t>Прийді́те, поклоні́мся* Христо́ві, царе́ві на́шому – Бо́гу.</w:t>
+      </w:r>
+    </w:p>
+    <w:p>
+      <w:pPr>
+        <w:spacing w:after="120"/>
+        <w:jc w:val="both"/>
+      </w:pPr>
+      <w:r>
+        <w:rPr>
+          <w:rFonts w:ascii="Times New Roman" w:hAnsi="Times New Roman"/>
+          <w:sz w:val="24"/>
+        </w:rPr>
+        <w:t>Прийді́те, поклоні́мся і припаді́м* до само́го Го́спода Ісу́са Христа́ – царя́ і Бо́га на́шого.</w:t>
       </w:r>
     </w:p>
     <w:p>
@@ -8580,6 +8207,552 @@
     </w:p>
     <w:p>
       <w:pPr>
+        <w:spacing w:after="120"/>
+        <w:jc w:val="both"/>
+      </w:pPr>
+      <w:r>
+        <w:rPr>
+          <w:rFonts w:ascii="Times New Roman" w:hAnsi="Times New Roman"/>
+          <w:sz w:val="24"/>
+        </w:rPr>
+        <w:t xml:space="preserve">Господи, помилуй. </w:t>
+      </w:r>
+      <w:r>
+        <w:rPr>
+          <w:rFonts w:ascii="Times New Roman" w:hAnsi="Times New Roman"/>
+          <w:i/>
+          <w:color w:val="FF0000"/>
+          <w:sz w:val="24"/>
+        </w:rPr>
+        <w:t>(3 р.)</w:t>
+      </w:r>
+    </w:p>
+    <w:p>
+      <w:pPr>
+        <w:rPr>
+          <w:rFonts w:ascii="Times New Roman" w:hAnsi="Times New Roman"/>
+          <w:sz w:val="24"/>
+          <w:szCs w:val="24"/>
+        </w:rPr>
+      </w:pPr>
+      <w:r>
+        <w:rPr>
+          <w:rFonts w:ascii="Times New Roman" w:hAnsi="Times New Roman"/>
+          <w:i/>
+          <w:color w:val="FF0000"/>
+          <w:sz w:val="24"/>
+        </w:rPr>
+        <w:t>Тропар (г. 5):</w:t>
+      </w:r>
+      <w:r>
+        <w:rPr>
+          <w:rFonts w:ascii="Times New Roman" w:hAnsi="Times New Roman"/>
+          <w:sz w:val="24"/>
+          <w:szCs w:val="24"/>
+        </w:rPr>
+        <w:t xml:space="preserve"> Собезначальне Слово Отцю і Духові, * від Діви роджене на спасення наше, * оспіваймо, вірні, і поклонімся, * бо благоволив плоттю зійти на хрест * і смерть перетерпіти, і воскресити умерлих * славним воскресенням своїм.</w:t>
+      </w:r>
+    </w:p>
+    <w:p>
+      <w:pPr>
+        <w:spacing w:line="240" w:lineRule="auto"/>
+        <w:rPr>
+          <w:rFonts w:ascii="Times New Roman" w:hAnsi="Times New Roman"/>
+          <w:sz w:val="24"/>
+        </w:rPr>
+      </w:pPr>
+      <w:r>
+        <w:rPr>
+          <w:rFonts w:ascii="Times New Roman" w:hAnsi="Times New Roman"/>
+          <w:sz w:val="24"/>
+        </w:rPr>
+        <w:t>Слава Отцю, і Сину, і Святому Духові.</w:t>
+      </w:r>
+    </w:p>
+    <w:p>
+      <w:pPr>
+        <w:spacing w:line="240" w:lineRule="auto"/>
+        <w:rPr>
+          <w:rFonts w:ascii="Times New Roman" w:hAnsi="Times New Roman"/>
+          <w:i/>
+          <w:color w:val="FF0000"/>
+          <w:sz w:val="24"/>
+        </w:rPr>
+      </w:pPr>
+      <w:r>
+        <w:rPr>
+          <w:rFonts w:ascii="Times New Roman" w:hAnsi="Times New Roman"/>
+          <w:i/>
+          <w:color w:val="FF0000"/>
+          <w:sz w:val="24"/>
+        </w:rPr>
+        <w:t>Тропар</w:t>
+      </w:r>
+      <w:r>
+        <w:rPr>
+          <w:rFonts w:ascii="Times New Roman" w:hAnsi="Times New Roman"/>
+          <w:i/>
+          <w:color w:val="FF0000"/>
+          <w:sz w:val="24"/>
+        </w:rPr>
+        <w:t xml:space="preserve"> </w:t>
+      </w:r>
+      <w:r>
+        <w:rPr>
+          <w:rFonts w:ascii="Times New Roman" w:hAnsi="Times New Roman"/>
+          <w:i/>
+          <w:color w:val="FF0000"/>
+          <w:sz w:val="24"/>
+          <w:lang w:val="en-US"/>
+        </w:rPr>
+        <w:t>(</w:t>
+      </w:r>
+      <w:r>
+        <w:rPr>
+          <w:rFonts w:ascii="Times New Roman" w:hAnsi="Times New Roman"/>
+          <w:i/>
+          <w:color w:val="FF0000"/>
+          <w:sz w:val="24"/>
+        </w:rPr>
+        <w:t>г</w:t>
+      </w:r>
+      <w:r>
+        <w:rPr>
+          <w:rFonts w:ascii="Times New Roman" w:hAnsi="Times New Roman"/>
+          <w:i/>
+          <w:color w:val="FF0000"/>
+          <w:sz w:val="24"/>
+          <w:lang w:val="en-US"/>
+        </w:rPr>
+        <w:t>.</w:t>
+      </w:r>
+      <w:r>
+        <w:rPr>
+          <w:rFonts w:ascii="Times New Roman" w:hAnsi="Times New Roman"/>
+          <w:i/>
+          <w:color w:val="FF0000"/>
+          <w:sz w:val="24"/>
+        </w:rPr>
+        <w:t xml:space="preserve"> 2</w:t>
+      </w:r>
+      <w:r>
+        <w:rPr>
+          <w:rFonts w:ascii="Times New Roman" w:hAnsi="Times New Roman"/>
+          <w:i/>
+          <w:color w:val="FF0000"/>
+          <w:sz w:val="24"/>
+          <w:lang w:val="en-US"/>
+        </w:rPr>
+        <w:t>)</w:t>
+      </w:r>
+      <w:r>
+        <w:rPr>
+          <w:rFonts w:ascii="Times New Roman" w:hAnsi="Times New Roman"/>
+          <w:i/>
+          <w:color w:val="FF0000"/>
+          <w:sz w:val="24"/>
+        </w:rPr>
+        <w:t xml:space="preserve">: </w:t>
+      </w:r>
+      <w:r>
+        <w:rPr>
+          <w:rFonts w:ascii="Times New Roman" w:hAnsi="Times New Roman"/>
+          <w:sz w:val="24"/>
+        </w:rPr>
+        <w:t>Пречистому образові Твоєму поклоняємося, благий, * просячи прощення прогрішень наших, Христе Боже, * бо волею благоволив єси плоттю зійти на хрест, * щоб ізбавити тих, що їх створив єси, від неволі ворожої. * Тому благодарственно кличемо Тобі: * Ти радістю сповнив усе, Спасе наш, прийшовши спасти світ.</w:t>
+      </w:r>
+    </w:p>
+    <w:p>
+      <w:pPr>
+        <w:spacing w:line="240" w:lineRule="auto"/>
+        <w:rPr>
+          <w:rFonts w:ascii="Times New Roman" w:hAnsi="Times New Roman"/>
+          <w:b/>
+          <w:sz w:val="24"/>
+        </w:rPr>
+      </w:pPr>
+      <w:r>
+        <w:rPr>
+          <w:rFonts w:ascii="Times New Roman" w:hAnsi="Times New Roman"/>
+          <w:sz w:val="24"/>
+        </w:rPr>
+        <w:t xml:space="preserve">І нині, і повсякчас, і на віки </w:t>
+      </w:r>
+      <w:r>
+        <w:rPr>
+          <w:rFonts w:ascii="Times New Roman" w:hAnsi="Times New Roman"/>
+          <w:sz w:val="24"/>
+        </w:rPr>
+        <w:t>віків.</w:t>
+      </w:r>
+      <w:r>
+        <w:rPr>
+          <w:rFonts w:ascii="Times New Roman" w:hAnsi="Times New Roman"/>
+          <w:sz w:val="24"/>
+        </w:rPr>
+        <w:t xml:space="preserve"> Амінь.</w:t>
+      </w:r>
+      <w:r>
+        <w:rPr>
+          <w:rFonts w:ascii="Times New Roman" w:hAnsi="Times New Roman"/>
+          <w:b/>
+          <w:sz w:val="24"/>
+        </w:rPr>
+        <w:t xml:space="preserve"> </w:t>
+      </w:r>
+    </w:p>
+    <w:p>
+      <w:pPr>
+        <w:spacing w:line="240" w:lineRule="auto"/>
+        <w:rPr>
+          <w:rFonts w:ascii="Times New Roman" w:hAnsi="Times New Roman"/>
+          <w:sz w:val="24"/>
+        </w:rPr>
+      </w:pPr>
+      <w:r>
+        <w:rPr>
+          <w:rFonts w:ascii="Times New Roman" w:hAnsi="Times New Roman"/>
+          <w:sz w:val="24"/>
+        </w:rPr>
+        <w:t>Ти, Милосердний, що задля нас народився з Діви,* витерпів розп'яття і смертю смерть подолав,* і, як Бог, появив воскресіння,* не погорди тими, що їх ти створив рукою своєю.* Покажи, Милостивий, своє чоловіколюбство,* прийми Богородицю, що тебе породила і молиться за нас,* і спаси, Спасе наш, людей зневірених.</w:t>
+      </w:r>
+    </w:p>
+    <w:p>
+      <w:pPr>
+        <w:spacing w:line="240" w:lineRule="auto"/>
+        <w:jc w:val="center"/>
+        <w:rPr>
+          <w:rFonts w:ascii="Times New Roman" w:hAnsi="Times New Roman"/>
+          <w:i/>
+          <w:color w:val="FF0000"/>
+          <w:sz w:val="24"/>
+        </w:rPr>
+      </w:pPr>
+      <w:r>
+        <w:rPr>
+          <w:rFonts w:ascii="Times New Roman" w:hAnsi="Times New Roman"/>
+          <w:i/>
+          <w:color w:val="FF0000"/>
+          <w:sz w:val="24"/>
+        </w:rPr>
+        <w:t>*****</w:t>
+      </w:r>
+    </w:p>
+    <w:p>
+      <w:pPr>
+        <w:spacing w:line="240" w:lineRule="auto"/>
+        <w:rPr>
+          <w:rFonts w:ascii="Times New Roman" w:hAnsi="Times New Roman"/>
+          <w:sz w:val="24"/>
+        </w:rPr>
+      </w:pPr>
+      <w:r>
+        <w:rPr>
+          <w:rFonts w:ascii="Times New Roman" w:hAnsi="Times New Roman"/>
+          <w:sz w:val="24"/>
+        </w:rPr>
+        <w:t xml:space="preserve">Не залиши нас до кінця, ради імени твого святого,* не зруйнуй заповіту твого* й не віддаляй милости твоєї від нас задля улюбленого тобою Авраама,* і задля Ісаака, раба твого,* та Ізраїля святого твого. </w:t>
+      </w:r>
+      <w:r>
+        <w:rPr>
+          <w:rFonts w:ascii="Times New Roman" w:hAnsi="Times New Roman"/>
+          <w:i/>
+          <w:color w:val="FF0000"/>
+          <w:sz w:val="24"/>
+        </w:rPr>
+        <w:t>(Дан. 3:34-35)</w:t>
+      </w:r>
+    </w:p>
+    <w:p>
+      <w:pPr>
+        <w:spacing w:line="240" w:lineRule="auto"/>
+        <w:jc w:val="center"/>
+        <w:rPr>
+          <w:rFonts w:ascii="Times New Roman" w:hAnsi="Times New Roman"/>
+          <w:i/>
+          <w:color w:val="FF0000"/>
+          <w:sz w:val="24"/>
+        </w:rPr>
+      </w:pPr>
+      <w:r>
+        <w:rPr>
+          <w:rFonts w:ascii="Times New Roman" w:hAnsi="Times New Roman"/>
+          <w:i/>
+          <w:color w:val="FF0000"/>
+          <w:sz w:val="24"/>
+        </w:rPr>
+        <w:t>*****</w:t>
+      </w:r>
+    </w:p>
+    <w:p>
+      <w:pPr>
+        <w:spacing w:after="120"/>
+        <w:jc w:val="both"/>
+      </w:pPr>
+      <w:r>
+        <w:rPr>
+          <w:rFonts w:ascii="Times New Roman" w:hAnsi="Times New Roman"/>
+          <w:sz w:val="24"/>
+        </w:rPr>
+        <w:t xml:space="preserve">Святий Боже, святий Кріпкий, святий Безсмертний, помилуй нас. </w:t>
+      </w:r>
+      <w:r>
+        <w:rPr>
+          <w:rFonts w:ascii="Times New Roman" w:hAnsi="Times New Roman"/>
+          <w:i/>
+          <w:color w:val="FF0000"/>
+          <w:sz w:val="24"/>
+        </w:rPr>
+        <w:t>(3 р.)</w:t>
+      </w:r>
+    </w:p>
+    <w:p>
+      <w:pPr>
+        <w:spacing w:line="240" w:lineRule="auto"/>
+        <w:rPr>
+          <w:rFonts w:ascii="Times New Roman" w:hAnsi="Times New Roman"/>
+          <w:sz w:val="24"/>
+        </w:rPr>
+      </w:pPr>
+      <w:r>
+        <w:rPr>
+          <w:rFonts w:ascii="Times New Roman" w:hAnsi="Times New Roman"/>
+          <w:sz w:val="24"/>
+        </w:rPr>
+        <w:t xml:space="preserve">Слава Отцю, і Сину, і Святому Духові,* і нині, і повсякчас, і на віки </w:t>
+      </w:r>
+      <w:r>
+        <w:rPr>
+          <w:rFonts w:ascii="Times New Roman" w:hAnsi="Times New Roman"/>
+          <w:sz w:val="24"/>
+        </w:rPr>
+        <w:t>віків.</w:t>
+      </w:r>
+      <w:r>
+        <w:rPr>
+          <w:rFonts w:ascii="Times New Roman" w:hAnsi="Times New Roman"/>
+          <w:sz w:val="24"/>
+        </w:rPr>
+        <w:t xml:space="preserve"> Амінь.</w:t>
+      </w:r>
+    </w:p>
+    <w:p>
+      <w:pPr>
+        <w:spacing w:line="240" w:lineRule="auto"/>
+        <w:rPr>
+          <w:rFonts w:ascii="Times New Roman" w:hAnsi="Times New Roman"/>
+          <w:sz w:val="24"/>
+        </w:rPr>
+      </w:pPr>
+      <w:r>
+        <w:rPr>
+          <w:rFonts w:ascii="Times New Roman" w:hAnsi="Times New Roman"/>
+          <w:sz w:val="24"/>
+        </w:rPr>
+        <w:t>Пресвята Тройце, помилуй нас;* Господи, очисти гріхи наші;* Владико, прости беззаконня наші;* Святий, завітай і зціли немочі наші імени твого ради.</w:t>
+      </w:r>
+    </w:p>
+    <w:p>
+      <w:pPr>
+        <w:spacing w:after="120"/>
+        <w:jc w:val="both"/>
+      </w:pPr>
+      <w:r>
+        <w:rPr>
+          <w:rFonts w:ascii="Times New Roman" w:hAnsi="Times New Roman"/>
+          <w:sz w:val="24"/>
+        </w:rPr>
+        <w:t xml:space="preserve">Господи, помилуй. </w:t>
+      </w:r>
+      <w:r>
+        <w:rPr>
+          <w:rFonts w:ascii="Times New Roman" w:hAnsi="Times New Roman"/>
+          <w:i/>
+          <w:color w:val="FF0000"/>
+          <w:sz w:val="24"/>
+        </w:rPr>
+        <w:t>(3 р.)</w:t>
+      </w:r>
+    </w:p>
+    <w:p>
+      <w:pPr>
+        <w:spacing w:line="240" w:lineRule="auto"/>
+        <w:rPr>
+          <w:rFonts w:ascii="Times New Roman" w:hAnsi="Times New Roman"/>
+          <w:sz w:val="24"/>
+        </w:rPr>
+      </w:pPr>
+      <w:r>
+        <w:rPr>
+          <w:rFonts w:ascii="Times New Roman" w:hAnsi="Times New Roman"/>
+          <w:sz w:val="24"/>
+        </w:rPr>
+        <w:t xml:space="preserve">Слава Отцю, і Сину, і Святому Духові,* і нині, і повсякчас, і на віки </w:t>
+      </w:r>
+      <w:r>
+        <w:rPr>
+          <w:rFonts w:ascii="Times New Roman" w:hAnsi="Times New Roman"/>
+          <w:sz w:val="24"/>
+        </w:rPr>
+        <w:t>віків.</w:t>
+      </w:r>
+      <w:r>
+        <w:rPr>
+          <w:rFonts w:ascii="Times New Roman" w:hAnsi="Times New Roman"/>
+          <w:sz w:val="24"/>
+        </w:rPr>
+        <w:t xml:space="preserve"> Амінь.</w:t>
+      </w:r>
+    </w:p>
+    <w:p>
+      <w:pPr>
+        <w:spacing w:line="240" w:lineRule="auto"/>
+        <w:rPr>
+          <w:rFonts w:ascii="Times New Roman" w:hAnsi="Times New Roman"/>
+          <w:sz w:val="24"/>
+        </w:rPr>
+      </w:pPr>
+      <w:r>
+        <w:rPr>
+          <w:rFonts w:ascii="Times New Roman" w:hAnsi="Times New Roman"/>
+          <w:sz w:val="24"/>
+        </w:rPr>
+        <w:t>Отче наш, що єси на небесах,* нехай святиться ім’я твоє,* нехай прийде царство твоє,* нехай буде воля твоя, як на небі, так і на землі.* Хліб наш насущний дай нам сьогодні,* і прости нам провини наші,* як і ми прощаємо винуватцям нашим,* і не введи нас у спокусу,* але визволи нас від лукавого.</w:t>
+      </w:r>
+    </w:p>
+    <w:p>
+      <w:pPr>
+        <w:spacing w:after="120"/>
+        <w:jc w:val="both"/>
+      </w:pPr>
+      <w:r>
+        <w:rPr>
+          <w:rFonts w:ascii="Times New Roman" w:hAnsi="Times New Roman"/>
+          <w:i/>
+          <w:color w:val="FF0000"/>
+          <w:sz w:val="24"/>
+        </w:rPr>
+        <w:t>Священник:</w:t>
+      </w:r>
+      <w:r>
+        <w:rPr>
+          <w:rFonts w:ascii="Times New Roman" w:hAnsi="Times New Roman"/>
+          <w:sz w:val="24"/>
+        </w:rPr>
+        <w:t xml:space="preserve"> Бо Твоє є царство, і сила, і слава, Отця, і Сина, і Святого Духа, нині, і повсякчас, і на віки віків.</w:t>
+      </w:r>
+    </w:p>
+    <w:p>
+      <w:pPr>
+        <w:spacing w:line="240" w:lineRule="auto"/>
+        <w:rPr>
+          <w:rFonts w:ascii="Times New Roman" w:hAnsi="Times New Roman"/>
+          <w:sz w:val="24"/>
+        </w:rPr>
+      </w:pPr>
+      <w:r>
+        <w:rPr>
+          <w:rFonts w:ascii="Times New Roman" w:hAnsi="Times New Roman"/>
+          <w:i/>
+          <w:color w:val="FF0000"/>
+          <w:sz w:val="24"/>
+        </w:rPr>
+        <w:t xml:space="preserve">Вірні: </w:t>
+      </w:r>
+      <w:r>
+        <w:rPr>
+          <w:rFonts w:ascii="Times New Roman" w:hAnsi="Times New Roman"/>
+          <w:sz w:val="24"/>
+        </w:rPr>
+        <w:t>Амінь.</w:t>
+      </w:r>
+    </w:p>
+    <w:p>
+      <w:pPr>
+        <w:spacing w:line="240" w:lineRule="auto"/>
+        <w:rPr>
+          <w:rFonts w:ascii="Times New Roman" w:hAnsi="Times New Roman"/>
+          <w:i/>
+          <w:color w:val="FF0000"/>
+          <w:sz w:val="24"/>
+        </w:rPr>
+      </w:pPr>
+      <w:r>
+        <w:rPr>
+          <w:rFonts w:ascii="Times New Roman" w:hAnsi="Times New Roman"/>
+          <w:i/>
+          <w:color w:val="FF0000"/>
+          <w:sz w:val="24"/>
+        </w:rPr>
+        <w:t xml:space="preserve">Кондак </w:t>
+      </w:r>
+      <w:r>
+        <w:rPr>
+          <w:rFonts w:ascii="Times New Roman" w:hAnsi="Times New Roman"/>
+          <w:i/>
+          <w:color w:val="FF0000"/>
+          <w:sz w:val="24"/>
+          <w:lang w:val="en-US"/>
+        </w:rPr>
+        <w:t>(</w:t>
+      </w:r>
+      <w:r>
+        <w:rPr>
+          <w:rFonts w:ascii="Times New Roman" w:hAnsi="Times New Roman"/>
+          <w:i/>
+          <w:color w:val="FF0000"/>
+          <w:sz w:val="24"/>
+        </w:rPr>
+        <w:t>г</w:t>
+      </w:r>
+      <w:r>
+        <w:rPr>
+          <w:rFonts w:ascii="Times New Roman" w:hAnsi="Times New Roman"/>
+          <w:i/>
+          <w:color w:val="FF0000"/>
+          <w:sz w:val="24"/>
+          <w:lang w:val="en-US"/>
+        </w:rPr>
+        <w:t>.</w:t>
+      </w:r>
+      <w:r>
+        <w:rPr>
+          <w:rFonts w:ascii="Times New Roman" w:hAnsi="Times New Roman"/>
+          <w:i/>
+          <w:color w:val="FF0000"/>
+          <w:sz w:val="24"/>
+        </w:rPr>
+        <w:t xml:space="preserve"> 8</w:t>
+      </w:r>
+      <w:r>
+        <w:rPr>
+          <w:rFonts w:ascii="Times New Roman" w:hAnsi="Times New Roman"/>
+          <w:i/>
+          <w:color w:val="FF0000"/>
+          <w:sz w:val="24"/>
+          <w:lang w:val="en-US"/>
+        </w:rPr>
+        <w:t>)</w:t>
+      </w:r>
+      <w:r>
+        <w:rPr>
+          <w:rFonts w:ascii="Times New Roman" w:hAnsi="Times New Roman"/>
+          <w:i/>
+          <w:color w:val="FF0000"/>
+          <w:sz w:val="24"/>
+        </w:rPr>
+        <w:t xml:space="preserve">: </w:t>
+      </w:r>
+      <w:r>
+        <w:rPr>
+          <w:rFonts w:ascii="Times New Roman" w:hAnsi="Times New Roman"/>
+          <w:sz w:val="24"/>
+        </w:rPr>
+        <w:t>Неописанне Слово Отче * із Тебе, Богородице, воплоченням описалося * і, осквернений образ у давнє зобразивши, * з божественною добротою з’єднало, * та, ісповідуючи спасення, ділом і словом ми це являємо.</w:t>
+      </w:r>
+    </w:p>
+    <w:p>
+      <w:pPr>
         <w:spacing w:line="240" w:lineRule="auto"/>
         <w:rPr>
           <w:rFonts w:ascii="Times New Roman" w:hAnsi="Times New Roman"/>
@@ -8600,902 +8773,310 @@
           <w:color w:val="FF0000"/>
           <w:sz w:val="24"/>
         </w:rPr>
+        <w:t>(40 р.)</w:t>
+      </w:r>
+      <w:r>
+        <w:rPr>
+          <w:rFonts w:ascii="Times New Roman" w:hAnsi="Times New Roman"/>
+          <w:sz w:val="24"/>
+        </w:rPr>
+        <w:t>.</w:t>
+      </w:r>
+    </w:p>
+    <w:p>
+      <w:pPr>
+        <w:spacing w:line="240" w:lineRule="auto"/>
+        <w:rPr>
+          <w:rFonts w:ascii="Times New Roman" w:hAnsi="Times New Roman"/>
+          <w:sz w:val="24"/>
+        </w:rPr>
+      </w:pPr>
+      <w:r>
+        <w:rPr>
+          <w:rFonts w:ascii="Times New Roman" w:hAnsi="Times New Roman"/>
+          <w:sz w:val="24"/>
+        </w:rPr>
+        <w:t xml:space="preserve">Ти, що повсякчас і кожної години на небі й на землі приймаєш поклін і славу, Боже добрий, довготерпеливий й многомилостивий, що праведних любиш, і грішних милуєш, і всіх кличеш до спасіння, заради обіцянки майбутніх благ! Прийми, Господи, в цю хвилину й наші молитви і спрямуй життя наше до твоїх заповідей. Душі наші освяти, тіла очисти, думки наші направ, розум очисти й протверези, і визволь нас від усякої скорботи, лиха й слабування. Захисти нас святими ангелами твоїми, щоб ми, їх охороною збережені й напоумлені, осягнули єдність віри та зрозуміння неприступної твоєї слави, бо ти благословенний на віки </w:t>
+      </w:r>
+      <w:r>
+        <w:rPr>
+          <w:rFonts w:ascii="Times New Roman" w:hAnsi="Times New Roman"/>
+          <w:sz w:val="24"/>
+        </w:rPr>
+        <w:t>віків.</w:t>
+      </w:r>
+      <w:r>
+        <w:rPr>
+          <w:rFonts w:ascii="Times New Roman" w:hAnsi="Times New Roman"/>
+          <w:sz w:val="24"/>
+        </w:rPr>
+        <w:t xml:space="preserve"> </w:t>
+      </w:r>
+    </w:p>
+    <w:p>
+      <w:pPr>
+        <w:spacing w:line="240" w:lineRule="auto"/>
+        <w:rPr>
+          <w:rFonts w:ascii="Times New Roman" w:hAnsi="Times New Roman"/>
+          <w:sz w:val="24"/>
+        </w:rPr>
+      </w:pPr>
+      <w:r>
+        <w:rPr>
+          <w:rFonts w:ascii="Times New Roman" w:hAnsi="Times New Roman"/>
+          <w:i/>
+          <w:color w:val="FF0000"/>
+          <w:sz w:val="24"/>
+        </w:rPr>
+        <w:t xml:space="preserve">Вірні: </w:t>
+      </w:r>
+      <w:r>
+        <w:rPr>
+          <w:rFonts w:ascii="Times New Roman" w:hAnsi="Times New Roman"/>
+          <w:sz w:val="24"/>
+        </w:rPr>
+        <w:t>Амінь.</w:t>
+      </w:r>
+    </w:p>
+    <w:p>
+      <w:pPr>
+        <w:spacing w:after="120"/>
+        <w:jc w:val="both"/>
+      </w:pPr>
+      <w:r>
+        <w:rPr>
+          <w:rFonts w:ascii="Times New Roman" w:hAnsi="Times New Roman"/>
+          <w:sz w:val="24"/>
+        </w:rPr>
+        <w:t xml:space="preserve">Господи, помилуй. </w:t>
+      </w:r>
+      <w:r>
+        <w:rPr>
+          <w:rFonts w:ascii="Times New Roman" w:hAnsi="Times New Roman"/>
+          <w:i/>
+          <w:color w:val="FF0000"/>
+          <w:sz w:val="24"/>
+        </w:rPr>
         <w:t>(3 р.)</w:t>
       </w:r>
-      <w:r>
-        <w:rPr>
-          <w:rFonts w:ascii="Times New Roman" w:hAnsi="Times New Roman"/>
-          <w:sz w:val="24"/>
-        </w:rPr>
-        <w:t>.</w:t>
-      </w:r>
-    </w:p>
-    <w:p>
-      <w:pPr>
-        <w:rPr>
-          <w:rFonts w:ascii="Times New Roman" w:hAnsi="Times New Roman"/>
-          <w:sz w:val="24"/>
-          <w:szCs w:val="24"/>
-        </w:rPr>
-      </w:pPr>
-      <w:r>
-        <w:rPr>
-          <w:rFonts w:ascii="Times New Roman" w:hAnsi="Times New Roman"/>
-          <w:i/>
-          <w:color w:val="FF0000"/>
-          <w:sz w:val="24"/>
-        </w:rPr>
-        <w:t>Тропар (г. 5):</w:t>
-      </w:r>
-      <w:r>
-        <w:rPr>
-          <w:rFonts w:ascii="Times New Roman" w:hAnsi="Times New Roman"/>
-          <w:sz w:val="24"/>
-          <w:szCs w:val="24"/>
-        </w:rPr>
-        <w:t xml:space="preserve"> Собезначальне Слово Отцю і Духові, * від Діви роджене на спасення наше, * оспіваймо, вірні, і поклонімся, * бо благоволив плоттю зійти на хрест * і смерть перетерпіти, і воскресити умерлих * славним воскресенням своїм.</w:t>
-      </w:r>
-    </w:p>
-    <w:p>
-      <w:pPr>
-        <w:spacing w:line="240" w:lineRule="auto"/>
-        <w:rPr>
-          <w:rFonts w:ascii="Times New Roman" w:hAnsi="Times New Roman"/>
-          <w:sz w:val="24"/>
-        </w:rPr>
-      </w:pPr>
-      <w:r>
-        <w:rPr>
-          <w:rFonts w:ascii="Times New Roman" w:hAnsi="Times New Roman"/>
-          <w:sz w:val="24"/>
-        </w:rPr>
-        <w:t>Слава Отцю, і Сину, і Святому Духові.</w:t>
-      </w:r>
-    </w:p>
-    <w:p>
-      <w:pPr>
-        <w:spacing w:line="240" w:lineRule="auto"/>
-        <w:rPr>
-          <w:rFonts w:ascii="Times New Roman" w:hAnsi="Times New Roman"/>
-          <w:i/>
-          <w:color w:val="FF0000"/>
-          <w:sz w:val="24"/>
-        </w:rPr>
-      </w:pPr>
-      <w:r>
-        <w:rPr>
-          <w:rFonts w:ascii="Times New Roman" w:hAnsi="Times New Roman"/>
-          <w:i/>
-          <w:color w:val="FF0000"/>
-          <w:sz w:val="24"/>
-        </w:rPr>
-        <w:t>Тропар</w:t>
-      </w:r>
-      <w:r>
-        <w:rPr>
-          <w:rFonts w:ascii="Times New Roman" w:hAnsi="Times New Roman"/>
-          <w:i/>
-          <w:color w:val="FF0000"/>
+    </w:p>
+    <w:p>
+      <w:pPr>
+        <w:spacing w:line="240" w:lineRule="auto"/>
+        <w:rPr>
+          <w:rFonts w:ascii="Times New Roman" w:hAnsi="Times New Roman"/>
+          <w:sz w:val="24"/>
+        </w:rPr>
+      </w:pPr>
+      <w:r>
+        <w:rPr>
+          <w:rFonts w:ascii="Times New Roman" w:hAnsi="Times New Roman"/>
+          <w:sz w:val="24"/>
+        </w:rPr>
+        <w:t xml:space="preserve">Слава Отцю, і Сину, і Святому Духові,* і нині, і повсякчас, і на віки </w:t>
+      </w:r>
+      <w:r>
+        <w:rPr>
+          <w:rFonts w:ascii="Times New Roman" w:hAnsi="Times New Roman"/>
+          <w:sz w:val="24"/>
+        </w:rPr>
+        <w:t>віків.</w:t>
+      </w:r>
+      <w:r>
+        <w:rPr>
+          <w:rFonts w:ascii="Times New Roman" w:hAnsi="Times New Roman"/>
+          <w:sz w:val="24"/>
+        </w:rPr>
+        <w:t xml:space="preserve"> Амінь.</w:t>
+      </w:r>
+    </w:p>
+    <w:p>
+      <w:pPr>
+        <w:spacing w:line="240" w:lineRule="auto"/>
+        <w:rPr>
+          <w:rFonts w:ascii="Times New Roman" w:hAnsi="Times New Roman"/>
+          <w:sz w:val="24"/>
+        </w:rPr>
+      </w:pPr>
+      <w:r>
+        <w:rPr>
+          <w:rFonts w:ascii="Times New Roman" w:hAnsi="Times New Roman"/>
+          <w:sz w:val="24"/>
+        </w:rPr>
+        <w:t>Чеснішу від херувимів і незрівнянно славнішу і від серафимів,* що без зотління Бога Слово породила,* сущу Богородицю, тебе величаємо.</w:t>
+      </w:r>
+    </w:p>
+    <w:p>
+      <w:pPr>
+        <w:spacing w:line="240" w:lineRule="auto"/>
+        <w:rPr>
+          <w:rFonts w:ascii="Times New Roman" w:hAnsi="Times New Roman"/>
+          <w:sz w:val="24"/>
+        </w:rPr>
+      </w:pPr>
+      <w:r>
+        <w:rPr>
+          <w:rFonts w:ascii="Times New Roman" w:hAnsi="Times New Roman"/>
+          <w:sz w:val="24"/>
+        </w:rPr>
+        <w:t>Іменем Господнім благослови, отче!</w:t>
+      </w:r>
+    </w:p>
+    <w:p>
+      <w:pPr>
+        <w:spacing w:line="240" w:lineRule="auto"/>
+        <w:rPr>
+          <w:rFonts w:ascii="Times New Roman" w:hAnsi="Times New Roman"/>
+          <w:sz w:val="24"/>
+        </w:rPr>
+      </w:pPr>
+      <w:r>
+        <w:rPr>
+          <w:rFonts w:ascii="Times New Roman" w:hAnsi="Times New Roman"/>
+          <w:i/>
+          <w:color w:val="FF0000"/>
+          <w:sz w:val="24"/>
+        </w:rPr>
+        <w:t xml:space="preserve">Священик: </w:t>
+      </w:r>
+      <w:r>
+        <w:rPr>
+          <w:rFonts w:ascii="Times New Roman" w:hAnsi="Times New Roman"/>
+          <w:sz w:val="24"/>
+        </w:rPr>
+        <w:t>Боже, змилуйся над нами і благослови нас; світлом лиця твого осяй нас і помилуй нас.</w:t>
+      </w:r>
+    </w:p>
+    <w:p>
+      <w:pPr>
+        <w:spacing w:line="240" w:lineRule="auto"/>
+        <w:rPr>
+          <w:rFonts w:ascii="Times New Roman" w:hAnsi="Times New Roman"/>
+          <w:sz w:val="24"/>
+        </w:rPr>
+      </w:pPr>
+      <w:r>
+        <w:rPr>
+          <w:rFonts w:ascii="Times New Roman" w:hAnsi="Times New Roman"/>
+          <w:i/>
+          <w:color w:val="FF0000"/>
+          <w:sz w:val="24"/>
+        </w:rPr>
+        <w:t xml:space="preserve">Вірні: </w:t>
+      </w:r>
+      <w:r>
+        <w:rPr>
+          <w:rFonts w:ascii="Times New Roman" w:hAnsi="Times New Roman"/>
+          <w:sz w:val="24"/>
+        </w:rPr>
+        <w:t>Амінь.</w:t>
+      </w:r>
+    </w:p>
+    <w:p>
+      <w:pPr>
+        <w:spacing w:line="240" w:lineRule="auto"/>
+        <w:jc w:val="center"/>
+        <w:rPr>
+          <w:rFonts w:ascii="Times New Roman" w:hAnsi="Times New Roman"/>
+          <w:b/>
+          <w:i/>
+          <w:sz w:val="24"/>
+        </w:rPr>
+      </w:pPr>
+      <w:r>
+        <w:rPr>
+          <w:rFonts w:ascii="Times New Roman" w:hAnsi="Times New Roman"/>
+          <w:b/>
+          <w:i/>
+          <w:color w:val="FF0000"/>
+          <w:sz w:val="24"/>
+        </w:rPr>
+        <w:t>Молитва на Час 9-ий</w:t>
+      </w:r>
+    </w:p>
+    <w:p>
+      <w:pPr>
+        <w:spacing w:line="240" w:lineRule="auto"/>
+        <w:rPr>
+          <w:rFonts w:ascii="Times New Roman" w:hAnsi="Times New Roman"/>
+          <w:sz w:val="24"/>
+        </w:rPr>
+      </w:pPr>
+      <w:r>
+        <w:rPr>
+          <w:rFonts w:ascii="Times New Roman" w:hAnsi="Times New Roman"/>
+          <w:sz w:val="24"/>
+        </w:rPr>
+        <w:t xml:space="preserve">Владико Господи, Ісусе Христе, Боже наш! Ти довго терпиш наші провини і привів нас аж до цієї години, в яку ти на животворнім дереві висячи, благорозумному розбійникові до раю відчинив вхід і смертю смерть знищив. Очисти нас грішних і недостойних слуг твоїх, бо нагрішили ми й беззаконня натворили, що вже не достойні звести очей наших і поглянути на височінь небесну, бо ми знехтували дорогу правди твоєї і ходили, куди вело нас серце наше! Тож молимо твоє безмірне милосердя: Пожалій нас, Боже, з безмежної милости своєї і спаси нас задля імени твого святого, бо змарнували ми в суєті дні наші. Визволи нас із руки супротивника і прости нам гріхи наші. Умертви тілесні пристрасті наші, щоб відкинувши стару людину, ми в нову зодягнулися, і жили для тебе, Владики нашого і Доброчинця, і так, ідучи за твоїми веліннями, досягли вічного спокою, де для всіх праведних радісна оселя. Бо ти правдиво істинна веселість і радість для тих, які люблять тебе, Христе Боже наш, і тобі славу віддаємо з предвічним твоїм Отцем, і пресвятим, і благим, і животворним твоїм Духом, нині і повсякчас, і на віки </w:t>
+      </w:r>
+      <w:r>
+        <w:rPr>
+          <w:rFonts w:ascii="Times New Roman" w:hAnsi="Times New Roman"/>
+          <w:sz w:val="24"/>
+        </w:rPr>
+        <w:t>віків.</w:t>
+      </w:r>
+      <w:r>
+        <w:rPr>
+          <w:rFonts w:ascii="Times New Roman" w:hAnsi="Times New Roman"/>
           <w:sz w:val="24"/>
         </w:rPr>
         <w:t xml:space="preserve"> </w:t>
       </w:r>
-      <w:r>
-        <w:rPr>
-          <w:rFonts w:ascii="Times New Roman" w:hAnsi="Times New Roman"/>
-          <w:i/>
-          <w:color w:val="FF0000"/>
-          <w:sz w:val="24"/>
-          <w:lang w:val="en-US"/>
-        </w:rPr>
-        <w:t>(</w:t>
-      </w:r>
-      <w:r>
-        <w:rPr>
-          <w:rFonts w:ascii="Times New Roman" w:hAnsi="Times New Roman"/>
-          <w:i/>
-          <w:color w:val="FF0000"/>
-          <w:sz w:val="24"/>
-        </w:rPr>
-        <w:t>г</w:t>
-      </w:r>
-      <w:r>
-        <w:rPr>
-          <w:rFonts w:ascii="Times New Roman" w:hAnsi="Times New Roman"/>
-          <w:i/>
-          <w:color w:val="FF0000"/>
-          <w:sz w:val="24"/>
-          <w:lang w:val="en-US"/>
-        </w:rPr>
-        <w:t>.</w:t>
-      </w:r>
-      <w:r>
-        <w:rPr>
-          <w:rFonts w:ascii="Times New Roman" w:hAnsi="Times New Roman"/>
-          <w:i/>
-          <w:color w:val="FF0000"/>
-          <w:sz w:val="24"/>
-        </w:rPr>
-        <w:t xml:space="preserve"> 2</w:t>
-      </w:r>
-      <w:r>
-        <w:rPr>
-          <w:rFonts w:ascii="Times New Roman" w:hAnsi="Times New Roman"/>
-          <w:i/>
-          <w:color w:val="FF0000"/>
-          <w:sz w:val="24"/>
-          <w:lang w:val="en-US"/>
-        </w:rPr>
-        <w:t>)</w:t>
-      </w:r>
-      <w:r>
-        <w:rPr>
-          <w:rFonts w:ascii="Times New Roman" w:hAnsi="Times New Roman"/>
-          <w:i/>
-          <w:color w:val="FF0000"/>
-          <w:sz w:val="24"/>
-        </w:rPr>
-        <w:t xml:space="preserve">: </w:t>
-      </w:r>
-      <w:r>
-        <w:rPr>
-          <w:rFonts w:ascii="Times New Roman" w:hAnsi="Times New Roman"/>
-          <w:sz w:val="24"/>
-        </w:rPr>
-        <w:t>Пречистому образові Твоєму поклоняємося, благий, * просячи прощення прогрішень наших, Христе Боже, * бо волею благоволив єси плоттю зійти на хрест, * щоб ізбавити тих, що їх створив єси, від неволі ворожої. * Тому благодарственно кличемо Тобі: * Ти радістю сповнив усе, Спасе наш, прийшовши спасти світ.</w:t>
-      </w:r>
-    </w:p>
-    <w:p>
-      <w:pPr>
-        <w:spacing w:line="240" w:lineRule="auto"/>
-        <w:rPr>
-          <w:rFonts w:ascii="Times New Roman" w:hAnsi="Times New Roman"/>
-          <w:b/>
-          <w:sz w:val="24"/>
-        </w:rPr>
-      </w:pPr>
-      <w:r>
-        <w:rPr>
-          <w:rFonts w:ascii="Times New Roman" w:hAnsi="Times New Roman"/>
-          <w:sz w:val="24"/>
-        </w:rPr>
-        <w:t xml:space="preserve">І нині, і повсякчас, і на віки </w:t>
-      </w:r>
-      <w:r>
-        <w:rPr>
-          <w:rFonts w:ascii="Times New Roman" w:hAnsi="Times New Roman"/>
-          <w:sz w:val="24"/>
-        </w:rPr>
-        <w:t>віків.</w:t>
-      </w:r>
-      <w:r>
-        <w:rPr>
-          <w:rFonts w:ascii="Times New Roman" w:hAnsi="Times New Roman"/>
-          <w:sz w:val="24"/>
-        </w:rPr>
-        <w:t xml:space="preserve"> Амінь.</w:t>
-      </w:r>
-      <w:r>
-        <w:rPr>
-          <w:rFonts w:ascii="Times New Roman" w:hAnsi="Times New Roman"/>
-          <w:b/>
+    </w:p>
+    <w:p>
+      <w:pPr>
+        <w:spacing w:line="240" w:lineRule="auto"/>
+        <w:rPr>
+          <w:rFonts w:ascii="Times New Roman" w:hAnsi="Times New Roman"/>
+          <w:sz w:val="24"/>
+        </w:rPr>
+      </w:pPr>
+      <w:r>
+        <w:rPr>
+          <w:rFonts w:ascii="Times New Roman" w:hAnsi="Times New Roman"/>
+          <w:i/>
+          <w:color w:val="FF0000"/>
+          <w:sz w:val="24"/>
+        </w:rPr>
+        <w:t xml:space="preserve">Вірні: </w:t>
+      </w:r>
+      <w:r>
+        <w:rPr>
+          <w:rFonts w:ascii="Times New Roman" w:hAnsi="Times New Roman"/>
+          <w:sz w:val="24"/>
+        </w:rPr>
+        <w:t>Амінь.</w:t>
+      </w:r>
+    </w:p>
+    <w:p>
+      <w:pPr>
+        <w:spacing w:after="120"/>
+        <w:jc w:val="both"/>
+      </w:pPr>
+      <w:r>
+        <w:rPr>
+          <w:rFonts w:ascii="Times New Roman" w:hAnsi="Times New Roman"/>
+          <w:i/>
+          <w:color w:val="FF0000"/>
+          <w:sz w:val="24"/>
+        </w:rPr>
+        <w:t>Священик:</w:t>
+      </w:r>
+      <w:r>
+        <w:rPr>
+          <w:rFonts w:ascii="Times New Roman" w:hAnsi="Times New Roman"/>
+          <w:color w:val="FF0000"/>
           <w:sz w:val="24"/>
         </w:rPr>
         <w:t xml:space="preserve"> </w:t>
       </w:r>
-    </w:p>
-    <w:p>
-      <w:pPr>
-        <w:spacing w:line="240" w:lineRule="auto"/>
-        <w:rPr>
-          <w:rFonts w:ascii="Times New Roman" w:hAnsi="Times New Roman"/>
-          <w:sz w:val="24"/>
-        </w:rPr>
-      </w:pPr>
-      <w:r>
-        <w:rPr>
-          <w:rFonts w:ascii="Times New Roman" w:hAnsi="Times New Roman"/>
-          <w:sz w:val="24"/>
-        </w:rPr>
-        <w:t>Ти, Милосердний, що задля нас народився з Діви,* витерпів розп'яття і смертю смерть подолав,* і, як Бог, появив воскресіння,* не погорди тими, що їх ти створив рукою своєю.* Покажи, Милостивий, своє чоловіколюбство,* прийми Богородицю, що тебе породила і молиться за нас,* і спаси, Спасе наш, людей зневірених.</w:t>
-      </w:r>
-    </w:p>
-    <w:p>
-      <w:pPr>
-        <w:spacing w:line="240" w:lineRule="auto"/>
-        <w:jc w:val="center"/>
-        <w:rPr>
-          <w:rFonts w:ascii="Times New Roman" w:hAnsi="Times New Roman"/>
-          <w:i/>
-          <w:color w:val="FF0000"/>
-          <w:sz w:val="24"/>
-        </w:rPr>
-      </w:pPr>
-      <w:r>
-        <w:rPr>
-          <w:rFonts w:ascii="Times New Roman" w:hAnsi="Times New Roman"/>
-          <w:i/>
-          <w:color w:val="FF0000"/>
-          <w:sz w:val="24"/>
-        </w:rPr>
-        <w:t>*****</w:t>
-      </w:r>
-    </w:p>
-    <w:p>
-      <w:pPr>
-        <w:spacing w:line="240" w:lineRule="auto"/>
-        <w:rPr>
-          <w:rFonts w:ascii="Times New Roman" w:hAnsi="Times New Roman"/>
-          <w:sz w:val="24"/>
-        </w:rPr>
-      </w:pPr>
-      <w:r>
-        <w:rPr>
-          <w:rFonts w:ascii="Times New Roman" w:hAnsi="Times New Roman"/>
-          <w:sz w:val="24"/>
-        </w:rPr>
-        <w:t xml:space="preserve">Не залиши нас до кінця, ради імени твого святого,* не зруйнуй заповіту твого* й не віддаляй милости твоєї від нас задля улюбленого тобою Авраама,* і задля Ісаака, раба твого,* та Ізраїля святого твого. </w:t>
-      </w:r>
-      <w:r>
-        <w:rPr>
-          <w:rFonts w:ascii="Times New Roman" w:hAnsi="Times New Roman"/>
-          <w:i/>
-          <w:color w:val="FF0000"/>
-          <w:sz w:val="24"/>
-        </w:rPr>
-        <w:t>(Дан. 3:34-35)</w:t>
-      </w:r>
-    </w:p>
-    <w:p>
-      <w:pPr>
-        <w:spacing w:line="240" w:lineRule="auto"/>
-        <w:jc w:val="center"/>
-        <w:rPr>
-          <w:rFonts w:ascii="Times New Roman" w:hAnsi="Times New Roman"/>
-          <w:i/>
-          <w:color w:val="FF0000"/>
-          <w:sz w:val="24"/>
-        </w:rPr>
-      </w:pPr>
-      <w:r>
-        <w:rPr>
-          <w:rFonts w:ascii="Times New Roman" w:hAnsi="Times New Roman"/>
-          <w:i/>
-          <w:color w:val="FF0000"/>
-          <w:sz w:val="24"/>
-        </w:rPr>
-        <w:t>*****</w:t>
-      </w:r>
-    </w:p>
-    <w:p>
-      <w:pPr>
-        <w:spacing w:line="240" w:lineRule="auto"/>
-        <w:rPr>
-          <w:rFonts w:ascii="Times New Roman" w:hAnsi="Times New Roman"/>
-          <w:sz w:val="24"/>
-        </w:rPr>
-      </w:pPr>
-      <w:r>
-        <w:rPr>
-          <w:rFonts w:ascii="Times New Roman" w:hAnsi="Times New Roman"/>
-          <w:sz w:val="24"/>
-        </w:rPr>
-        <w:t xml:space="preserve">Святий Боже, святий Кріпкий, святий Безсмертний, помилуй нас </w:t>
-      </w:r>
-      <w:r>
-        <w:rPr>
-          <w:rFonts w:ascii="Times New Roman" w:hAnsi="Times New Roman"/>
-          <w:i/>
-          <w:color w:val="FF0000"/>
-          <w:sz w:val="24"/>
-        </w:rPr>
-        <w:t>(3 р.)</w:t>
-      </w:r>
-      <w:r>
-        <w:rPr>
-          <w:rFonts w:ascii="Times New Roman" w:hAnsi="Times New Roman"/>
-          <w:sz w:val="24"/>
-        </w:rPr>
-        <w:t>.</w:t>
-      </w:r>
-    </w:p>
-    <w:p>
-      <w:pPr>
-        <w:spacing w:line="240" w:lineRule="auto"/>
-        <w:rPr>
-          <w:rFonts w:ascii="Times New Roman" w:hAnsi="Times New Roman"/>
-          <w:sz w:val="24"/>
-        </w:rPr>
-      </w:pPr>
-      <w:r>
-        <w:rPr>
-          <w:rFonts w:ascii="Times New Roman" w:hAnsi="Times New Roman"/>
-          <w:sz w:val="24"/>
-        </w:rPr>
-        <w:t xml:space="preserve">Слава Отцю, і Сину, і Святому Духові,* і нині, і повсякчас, і на віки </w:t>
-      </w:r>
-      <w:r>
-        <w:rPr>
-          <w:rFonts w:ascii="Times New Roman" w:hAnsi="Times New Roman"/>
-          <w:sz w:val="24"/>
-        </w:rPr>
-        <w:t>віків.</w:t>
-      </w:r>
-      <w:r>
-        <w:rPr>
-          <w:rFonts w:ascii="Times New Roman" w:hAnsi="Times New Roman"/>
-          <w:sz w:val="24"/>
-        </w:rPr>
-        <w:t xml:space="preserve"> Амінь.</w:t>
-      </w:r>
-    </w:p>
-    <w:p>
-      <w:pPr>
-        <w:spacing w:line="240" w:lineRule="auto"/>
-        <w:rPr>
-          <w:rFonts w:ascii="Times New Roman" w:hAnsi="Times New Roman"/>
-          <w:sz w:val="24"/>
-        </w:rPr>
-      </w:pPr>
-      <w:r>
-        <w:rPr>
-          <w:rFonts w:ascii="Times New Roman" w:hAnsi="Times New Roman"/>
-          <w:sz w:val="24"/>
-        </w:rPr>
-        <w:t>Пресвята Тройце, помилуй нас;* Господи, очисти гріхи наші;* Владико, прости беззаконня наші;* Святий, завітай і зціли немочі наші імени твого ради.</w:t>
-      </w:r>
-    </w:p>
-    <w:p>
-      <w:pPr>
-        <w:spacing w:line="240" w:lineRule="auto"/>
-        <w:rPr>
-          <w:rFonts w:ascii="Times New Roman" w:hAnsi="Times New Roman"/>
-          <w:sz w:val="24"/>
-        </w:rPr>
-      </w:pPr>
-      <w:r>
-        <w:rPr>
-          <w:rFonts w:ascii="Times New Roman" w:hAnsi="Times New Roman"/>
-          <w:sz w:val="24"/>
-        </w:rPr>
-        <w:t xml:space="preserve">Господи, помилуй </w:t>
-      </w:r>
-      <w:r>
-        <w:rPr>
-          <w:rFonts w:ascii="Times New Roman" w:hAnsi="Times New Roman"/>
-          <w:i/>
-          <w:color w:val="FF0000"/>
-          <w:sz w:val="24"/>
-        </w:rPr>
-        <w:t>(3 р.)</w:t>
-      </w:r>
-      <w:r>
-        <w:rPr>
-          <w:rFonts w:ascii="Times New Roman" w:hAnsi="Times New Roman"/>
-          <w:sz w:val="24"/>
-        </w:rPr>
-        <w:t>.</w:t>
-      </w:r>
-    </w:p>
-    <w:p>
-      <w:pPr>
-        <w:spacing w:line="240" w:lineRule="auto"/>
-        <w:rPr>
-          <w:rFonts w:ascii="Times New Roman" w:hAnsi="Times New Roman"/>
-          <w:sz w:val="24"/>
-        </w:rPr>
-      </w:pPr>
-      <w:r>
-        <w:rPr>
-          <w:rFonts w:ascii="Times New Roman" w:hAnsi="Times New Roman"/>
-          <w:sz w:val="24"/>
-        </w:rPr>
-        <w:t xml:space="preserve">Слава Отцю, і Сину, і Святому Духові,* і нині, і повсякчас, і на віки </w:t>
-      </w:r>
-      <w:r>
-        <w:rPr>
-          <w:rFonts w:ascii="Times New Roman" w:hAnsi="Times New Roman"/>
-          <w:sz w:val="24"/>
-        </w:rPr>
-        <w:t>віків.</w:t>
-      </w:r>
-      <w:r>
-        <w:rPr>
-          <w:rFonts w:ascii="Times New Roman" w:hAnsi="Times New Roman"/>
-          <w:sz w:val="24"/>
-        </w:rPr>
-        <w:t xml:space="preserve"> Амінь.</w:t>
-      </w:r>
-    </w:p>
-    <w:p>
-      <w:pPr>
-        <w:spacing w:line="240" w:lineRule="auto"/>
-        <w:rPr>
-          <w:rFonts w:ascii="Times New Roman" w:hAnsi="Times New Roman"/>
-          <w:sz w:val="24"/>
-        </w:rPr>
-      </w:pPr>
-      <w:r>
-        <w:rPr>
-          <w:rFonts w:ascii="Times New Roman" w:hAnsi="Times New Roman"/>
-          <w:sz w:val="24"/>
-        </w:rPr>
-        <w:t>Отче наш, що єси на небесах,* нехай святиться ім’я твоє,* нехай прийде царство твоє,* нехай буде воля твоя, як на небі, так і на землі.* Хліб наш насущний дай нам сьогодні,* і прости нам провини наші,* як і ми прощаємо винуватцям нашим,* і не введи нас у спокусу,* але визволи нас від лукавого.</w:t>
-      </w:r>
-    </w:p>
-    <w:p>
-      <w:pPr>
-        <w:spacing w:line="240" w:lineRule="auto"/>
-        <w:rPr>
-          <w:rFonts w:ascii="Times New Roman" w:hAnsi="Times New Roman"/>
-          <w:sz w:val="24"/>
-        </w:rPr>
-      </w:pPr>
-      <w:r>
-        <w:rPr>
-          <w:rFonts w:ascii="Times New Roman" w:hAnsi="Times New Roman"/>
-          <w:i/>
-          <w:color w:val="FF0000"/>
-          <w:sz w:val="24"/>
-        </w:rPr>
-        <w:lastRenderedPageBreak/>
-        <w:t xml:space="preserve">Священик: </w:t>
-      </w:r>
-      <w:r>
-        <w:rPr>
-          <w:rFonts w:ascii="Times New Roman" w:hAnsi="Times New Roman"/>
-          <w:sz w:val="24"/>
-        </w:rPr>
-        <w:t xml:space="preserve">Бо твоє є царство, і сила, і слава, Отця, і Сина, і Святого Духа, нині і повсякчас, і на віки </w:t>
-      </w:r>
-      <w:r>
-        <w:rPr>
-          <w:rFonts w:ascii="Times New Roman" w:hAnsi="Times New Roman"/>
-          <w:sz w:val="24"/>
-        </w:rPr>
-        <w:t>віків.</w:t>
-      </w:r>
-    </w:p>
-    <w:p>
-      <w:pPr>
-        <w:spacing w:line="240" w:lineRule="auto"/>
-        <w:rPr>
-          <w:rFonts w:ascii="Times New Roman" w:hAnsi="Times New Roman"/>
-          <w:sz w:val="24"/>
-        </w:rPr>
-      </w:pPr>
-      <w:r>
-        <w:rPr>
-          <w:rFonts w:ascii="Times New Roman" w:hAnsi="Times New Roman"/>
-          <w:i/>
-          <w:color w:val="FF0000"/>
-          <w:sz w:val="24"/>
-        </w:rPr>
-        <w:t xml:space="preserve">Вірні: </w:t>
-      </w:r>
-      <w:r>
-        <w:rPr>
-          <w:rFonts w:ascii="Times New Roman" w:hAnsi="Times New Roman"/>
-          <w:sz w:val="24"/>
-        </w:rPr>
-        <w:t>Амінь.</w:t>
-      </w:r>
-    </w:p>
-    <w:p>
-      <w:pPr>
-        <w:spacing w:line="240" w:lineRule="auto"/>
-        <w:rPr>
-          <w:rFonts w:ascii="Times New Roman" w:hAnsi="Times New Roman"/>
-          <w:i/>
-          <w:color w:val="FF0000"/>
-          <w:sz w:val="24"/>
-        </w:rPr>
-      </w:pPr>
-      <w:r>
-        <w:rPr>
-          <w:rFonts w:ascii="Times New Roman" w:hAnsi="Times New Roman"/>
-          <w:i/>
-          <w:color w:val="FF0000"/>
-          <w:sz w:val="24"/>
-        </w:rPr>
-        <w:t xml:space="preserve">Кондак </w:t>
-      </w:r>
-      <w:r>
-        <w:rPr>
-          <w:rFonts w:ascii="Times New Roman" w:hAnsi="Times New Roman"/>
-          <w:i/>
-          <w:color w:val="FF0000"/>
-          <w:sz w:val="24"/>
-          <w:lang w:val="en-US"/>
-        </w:rPr>
-        <w:t>(</w:t>
-      </w:r>
-      <w:r>
-        <w:rPr>
-          <w:rFonts w:ascii="Times New Roman" w:hAnsi="Times New Roman"/>
-          <w:i/>
-          <w:color w:val="FF0000"/>
-          <w:sz w:val="24"/>
-        </w:rPr>
-        <w:t>г</w:t>
-      </w:r>
-      <w:r>
-        <w:rPr>
-          <w:rFonts w:ascii="Times New Roman" w:hAnsi="Times New Roman"/>
-          <w:i/>
-          <w:color w:val="FF0000"/>
-          <w:sz w:val="24"/>
-          <w:lang w:val="en-US"/>
-        </w:rPr>
-        <w:t>.</w:t>
-      </w:r>
-      <w:r>
-        <w:rPr>
-          <w:rFonts w:ascii="Times New Roman" w:hAnsi="Times New Roman"/>
-          <w:i/>
-          <w:color w:val="FF0000"/>
-          <w:sz w:val="24"/>
-        </w:rPr>
-        <w:t xml:space="preserve"> 8</w:t>
-      </w:r>
-      <w:r>
-        <w:rPr>
-          <w:rFonts w:ascii="Times New Roman" w:hAnsi="Times New Roman"/>
-          <w:i/>
-          <w:color w:val="FF0000"/>
-          <w:sz w:val="24"/>
-          <w:lang w:val="en-US"/>
-        </w:rPr>
-        <w:t>)</w:t>
-      </w:r>
-      <w:r>
-        <w:rPr>
-          <w:rFonts w:ascii="Times New Roman" w:hAnsi="Times New Roman"/>
-          <w:i/>
-          <w:color w:val="FF0000"/>
-          <w:sz w:val="24"/>
-        </w:rPr>
-        <w:t xml:space="preserve">: </w:t>
-      </w:r>
-      <w:r>
-        <w:rPr>
-          <w:rFonts w:ascii="Times New Roman" w:hAnsi="Times New Roman"/>
-          <w:sz w:val="24"/>
-        </w:rPr>
-        <w:t>Неописанне Слово Отче * із Тебе, Богородице, воплоченням описалося * і, осквернений образ у давнє зобразивши, * з божественною добротою з’єднало, * та, ісповідуючи спасення, ділом і словом ми це являємо.</w:t>
-      </w:r>
-    </w:p>
-    <w:p>
-      <w:pPr>
-        <w:spacing w:line="240" w:lineRule="auto"/>
-        <w:rPr>
-          <w:rFonts w:ascii="Times New Roman" w:hAnsi="Times New Roman"/>
-          <w:sz w:val="24"/>
-        </w:rPr>
-      </w:pPr>
-      <w:r>
-        <w:rPr>
-          <w:rFonts w:ascii="Times New Roman" w:hAnsi="Times New Roman"/>
-          <w:sz w:val="24"/>
-        </w:rPr>
-        <w:t xml:space="preserve">Господи, помилуй </w:t>
-      </w:r>
-      <w:r>
-        <w:rPr>
-          <w:rFonts w:ascii="Times New Roman" w:hAnsi="Times New Roman"/>
-          <w:i/>
-          <w:color w:val="FF0000"/>
-          <w:sz w:val="24"/>
-        </w:rPr>
-        <w:t>(40 р.)</w:t>
-      </w:r>
-      <w:r>
-        <w:rPr>
-          <w:rFonts w:ascii="Times New Roman" w:hAnsi="Times New Roman"/>
-          <w:sz w:val="24"/>
-        </w:rPr>
-        <w:t>.</w:t>
-      </w:r>
-    </w:p>
-    <w:p>
-      <w:pPr>
-        <w:spacing w:line="240" w:lineRule="auto"/>
-        <w:rPr>
-          <w:rFonts w:ascii="Times New Roman" w:hAnsi="Times New Roman"/>
-          <w:sz w:val="24"/>
-        </w:rPr>
-      </w:pPr>
-      <w:r>
-        <w:rPr>
-          <w:rFonts w:ascii="Times New Roman" w:hAnsi="Times New Roman"/>
-          <w:sz w:val="24"/>
-        </w:rPr>
-        <w:t xml:space="preserve">Ти, що повсякчас і кожної години на небі й на землі приймаєш поклін і славу, Боже добрий, довготерпеливий й многомилостивий, що праведних любиш, і грішних милуєш, і всіх кличеш до спасіння, заради обіцянки майбутніх благ! Прийми, Господи, в цю хвилину й наші молитви і спрямуй життя наше до твоїх заповідей. Душі наші освяти, тіла очисти, думки наші направ, розум очисти й протверези, і визволь нас від усякої скорботи, лиха й слабування. Захисти нас святими ангелами твоїми, щоб ми, їх охороною збережені й напоумлені, осягнули єдність віри та зрозуміння неприступної твоєї слави, бо ти благословенний на віки </w:t>
-      </w:r>
-      <w:r>
-        <w:rPr>
-          <w:rFonts w:ascii="Times New Roman" w:hAnsi="Times New Roman"/>
-          <w:sz w:val="24"/>
-        </w:rPr>
-        <w:t>віків.</w:t>
-      </w:r>
-      <w:r>
-        <w:rPr>
-          <w:rFonts w:ascii="Times New Roman" w:hAnsi="Times New Roman"/>
-          <w:sz w:val="24"/>
-        </w:rPr>
-        <w:t xml:space="preserve"> </w:t>
-      </w:r>
-    </w:p>
-    <w:p>
-      <w:pPr>
-        <w:spacing w:line="240" w:lineRule="auto"/>
-        <w:rPr>
-          <w:rFonts w:ascii="Times New Roman" w:hAnsi="Times New Roman"/>
-          <w:sz w:val="24"/>
-        </w:rPr>
-      </w:pPr>
-      <w:r>
-        <w:rPr>
-          <w:rFonts w:ascii="Times New Roman" w:hAnsi="Times New Roman"/>
-          <w:i/>
-          <w:color w:val="FF0000"/>
-          <w:sz w:val="24"/>
-        </w:rPr>
-        <w:t xml:space="preserve">Вірні: </w:t>
-      </w:r>
-      <w:r>
-        <w:rPr>
-          <w:rFonts w:ascii="Times New Roman" w:hAnsi="Times New Roman"/>
-          <w:sz w:val="24"/>
-        </w:rPr>
-        <w:t>Амінь.</w:t>
-      </w:r>
-    </w:p>
-    <w:p>
-      <w:pPr>
-        <w:spacing w:line="240" w:lineRule="auto"/>
-        <w:rPr>
-          <w:rFonts w:ascii="Times New Roman" w:hAnsi="Times New Roman"/>
-          <w:sz w:val="24"/>
-        </w:rPr>
-      </w:pPr>
-      <w:r>
-        <w:rPr>
-          <w:rFonts w:ascii="Times New Roman" w:hAnsi="Times New Roman"/>
-          <w:sz w:val="24"/>
-        </w:rPr>
-        <w:t xml:space="preserve">Господи, помилуй </w:t>
-      </w:r>
-      <w:r>
-        <w:rPr>
-          <w:rFonts w:ascii="Times New Roman" w:hAnsi="Times New Roman"/>
-          <w:i/>
-          <w:color w:val="FF0000"/>
-          <w:sz w:val="24"/>
-        </w:rPr>
-        <w:t>(3 р.)</w:t>
-      </w:r>
-      <w:r>
-        <w:rPr>
-          <w:rFonts w:ascii="Times New Roman" w:hAnsi="Times New Roman"/>
-          <w:sz w:val="24"/>
-        </w:rPr>
-        <w:t>.</w:t>
-      </w:r>
-    </w:p>
-    <w:p>
-      <w:pPr>
-        <w:spacing w:line="240" w:lineRule="auto"/>
-        <w:rPr>
-          <w:rFonts w:ascii="Times New Roman" w:hAnsi="Times New Roman"/>
-          <w:sz w:val="24"/>
-        </w:rPr>
-      </w:pPr>
-      <w:r>
-        <w:rPr>
-          <w:rFonts w:ascii="Times New Roman" w:hAnsi="Times New Roman"/>
-          <w:sz w:val="24"/>
-        </w:rPr>
-        <w:t xml:space="preserve">Слава Отцю, і Сину, і Святому Духові,* і нині, і повсякчас, і на віки </w:t>
-      </w:r>
-      <w:r>
-        <w:rPr>
-          <w:rFonts w:ascii="Times New Roman" w:hAnsi="Times New Roman"/>
-          <w:sz w:val="24"/>
-        </w:rPr>
-        <w:t>віків.</w:t>
-      </w:r>
-      <w:r>
-        <w:rPr>
-          <w:rFonts w:ascii="Times New Roman" w:hAnsi="Times New Roman"/>
-          <w:sz w:val="24"/>
-        </w:rPr>
-        <w:t xml:space="preserve"> Амінь.</w:t>
-      </w:r>
-    </w:p>
-    <w:p>
-      <w:pPr>
-        <w:spacing w:line="240" w:lineRule="auto"/>
-        <w:rPr>
-          <w:rFonts w:ascii="Times New Roman" w:hAnsi="Times New Roman"/>
-          <w:sz w:val="24"/>
-        </w:rPr>
-      </w:pPr>
-      <w:r>
-        <w:rPr>
-          <w:rFonts w:ascii="Times New Roman" w:hAnsi="Times New Roman"/>
-          <w:sz w:val="24"/>
-        </w:rPr>
-        <w:t>Чеснішу від херувимів і незрівнянно славнішу і від серафимів,* що без зотління Бога Слово породила,* сущу Богородицю, тебе величаємо.</w:t>
-      </w:r>
-    </w:p>
-    <w:p>
-      <w:pPr>
-        <w:spacing w:line="240" w:lineRule="auto"/>
-        <w:rPr>
-          <w:rFonts w:ascii="Times New Roman" w:hAnsi="Times New Roman"/>
-          <w:sz w:val="24"/>
-        </w:rPr>
-      </w:pPr>
-      <w:r>
-        <w:rPr>
-          <w:rFonts w:ascii="Times New Roman" w:hAnsi="Times New Roman"/>
-          <w:sz w:val="24"/>
-        </w:rPr>
-        <w:t>Іменем Господнім благослови, отче!</w:t>
-      </w:r>
-    </w:p>
-    <w:p>
-      <w:pPr>
-        <w:spacing w:line="240" w:lineRule="auto"/>
-        <w:rPr>
-          <w:rFonts w:ascii="Times New Roman" w:hAnsi="Times New Roman"/>
-          <w:sz w:val="24"/>
-        </w:rPr>
-      </w:pPr>
-      <w:r>
-        <w:rPr>
-          <w:rFonts w:ascii="Times New Roman" w:hAnsi="Times New Roman"/>
-          <w:i/>
-          <w:color w:val="FF0000"/>
-          <w:sz w:val="24"/>
-        </w:rPr>
-        <w:t xml:space="preserve">Священик: </w:t>
-      </w:r>
-      <w:r>
-        <w:rPr>
-          <w:rFonts w:ascii="Times New Roman" w:hAnsi="Times New Roman"/>
-          <w:sz w:val="24"/>
-        </w:rPr>
-        <w:t>Боже, змилуйся над нами і благослови нас; світлом лиця твого осяй нас і помилуй нас.</w:t>
-      </w:r>
-    </w:p>
-    <w:p>
-      <w:pPr>
-        <w:spacing w:line="240" w:lineRule="auto"/>
-        <w:rPr>
-          <w:rFonts w:ascii="Times New Roman" w:hAnsi="Times New Roman"/>
-          <w:sz w:val="24"/>
-        </w:rPr>
-      </w:pPr>
-      <w:r>
-        <w:rPr>
-          <w:rFonts w:ascii="Times New Roman" w:hAnsi="Times New Roman"/>
-          <w:i/>
-          <w:color w:val="FF0000"/>
-          <w:sz w:val="24"/>
-        </w:rPr>
-        <w:t xml:space="preserve">Вірні: </w:t>
-      </w:r>
-      <w:r>
-        <w:rPr>
-          <w:rFonts w:ascii="Times New Roman" w:hAnsi="Times New Roman"/>
-          <w:sz w:val="24"/>
-        </w:rPr>
-        <w:t>Амінь.</w:t>
-      </w:r>
-    </w:p>
-    <w:p>
-      <w:pPr>
-        <w:spacing w:line="240" w:lineRule="auto"/>
-        <w:jc w:val="center"/>
-        <w:rPr>
-          <w:rFonts w:ascii="Times New Roman" w:hAnsi="Times New Roman"/>
-          <w:b/>
-          <w:i/>
-          <w:sz w:val="24"/>
-        </w:rPr>
-      </w:pPr>
-      <w:r>
-        <w:rPr>
-          <w:rFonts w:ascii="Times New Roman" w:hAnsi="Times New Roman"/>
-          <w:b/>
-          <w:i/>
-          <w:color w:val="FF0000"/>
-          <w:sz w:val="24"/>
-        </w:rPr>
-        <w:t>Молитва на Час 9-ий</w:t>
-      </w:r>
-    </w:p>
-    <w:p>
-      <w:pPr>
-        <w:spacing w:line="240" w:lineRule="auto"/>
-        <w:rPr>
-          <w:rFonts w:ascii="Times New Roman" w:hAnsi="Times New Roman"/>
-          <w:sz w:val="24"/>
-        </w:rPr>
-      </w:pPr>
-      <w:r>
-        <w:rPr>
-          <w:rFonts w:ascii="Times New Roman" w:hAnsi="Times New Roman"/>
-          <w:sz w:val="24"/>
-        </w:rPr>
-        <w:t xml:space="preserve">Владико Господи, Ісусе Христе, Боже наш! Ти довго терпиш наші провини і привів нас аж до цієї години, в яку ти на животворнім дереві висячи, благорозумному розбійникові до раю відчинив вхід і смертю смерть знищив. Очисти нас грішних і недостойних слуг твоїх, бо нагрішили ми й беззаконня натворили, що вже не достойні звести очей наших і поглянути на височінь небесну, бо ми знехтували дорогу правди твоєї і ходили, куди вело нас серце наше! Тож молимо твоє безмірне милосердя: Пожалій нас, Боже, з безмежної милости своєї і спаси нас задля імени твого святого, бо змарнували ми в суєті дні наші. Визволи нас із руки супротивника і прости нам гріхи наші. Умертви тілесні пристрасті наші, щоб відкинувши стару людину, ми в нову зодягнулися, і жили для тебе, Владики нашого і Доброчинця, і так, ідучи за твоїми веліннями, досягли вічного спокою, де для всіх праведних радісна оселя. Бо ти правдиво істинна веселість і радість для тих, які люблять тебе, Христе Боже наш, і тобі славу віддаємо з предвічним твоїм Отцем, і пресвятим, і благим, і животворним твоїм Духом, нині і повсякчас, і на віки </w:t>
-      </w:r>
-      <w:r>
-        <w:rPr>
-          <w:rFonts w:ascii="Times New Roman" w:hAnsi="Times New Roman"/>
-          <w:sz w:val="24"/>
-        </w:rPr>
-        <w:t>віків.</w:t>
-      </w:r>
-      <w:r>
-        <w:rPr>
-          <w:rFonts w:ascii="Times New Roman" w:hAnsi="Times New Roman"/>
-          <w:sz w:val="24"/>
-        </w:rPr>
-        <w:t xml:space="preserve"> </w:t>
-      </w:r>
-    </w:p>
-    <w:p>
-      <w:pPr>
-        <w:spacing w:line="240" w:lineRule="auto"/>
-        <w:rPr>
-          <w:rFonts w:ascii="Times New Roman" w:hAnsi="Times New Roman"/>
-          <w:sz w:val="24"/>
-        </w:rPr>
-      </w:pPr>
-      <w:r>
-        <w:rPr>
-          <w:rFonts w:ascii="Times New Roman" w:hAnsi="Times New Roman"/>
-          <w:i/>
-          <w:color w:val="FF0000"/>
-          <w:sz w:val="24"/>
-        </w:rPr>
-        <w:t xml:space="preserve">Вірні: </w:t>
-      </w:r>
-      <w:r>
-        <w:rPr>
-          <w:rFonts w:ascii="Times New Roman" w:hAnsi="Times New Roman"/>
-          <w:sz w:val="24"/>
-        </w:rPr>
-        <w:t>Амінь.</w:t>
-      </w:r>
-    </w:p>
-    <w:p>
-      <w:pPr>
-        <w:spacing w:line="240" w:lineRule="auto"/>
-        <w:rPr>
-          <w:rFonts w:ascii="Times New Roman" w:hAnsi="Times New Roman"/>
-          <w:sz w:val="24"/>
-        </w:rPr>
-      </w:pPr>
-      <w:r>
-        <w:rPr>
-          <w:rFonts w:ascii="Times New Roman" w:hAnsi="Times New Roman"/>
-          <w:i/>
-          <w:color w:val="FF0000"/>
-          <w:sz w:val="24"/>
-        </w:rPr>
-        <w:t xml:space="preserve">Священик: </w:t>
-      </w:r>
-      <w:r>
-        <w:rPr>
-          <w:rFonts w:ascii="Times New Roman" w:hAnsi="Times New Roman"/>
-          <w:sz w:val="24"/>
-        </w:rPr>
-        <w:t>Слава тобі, Христе Боже, надіє наша, слава тобі!</w:t>
+      <w:r>
+        <w:rPr>
+          <w:rFonts w:ascii="Times New Roman" w:hAnsi="Times New Roman"/>
+          <w:sz w:val="24"/>
+        </w:rPr>
+        <w:t>Слава тобі, Христе Боже, уповання наше, слава тобі!</w:t>
       </w:r>
     </w:p>
     <w:p>
